--- a/reports/progress/Bao_cao_giua_ky_LabelAware.docx
+++ b/reports/progress/Bao_cao_giua_ky_LabelAware.docx
@@ -1416,7 +1416,7 @@
         </w:rPr>
       </w:pPr>
       <w:r>
-        <w:t>Đề tài nghiên cứu cách chọn ví dụ có nhãn (demonstrations) cho mô hình ngôn ngữ lớn (LLM) khi phân loại HTTP request thành sáu lớp: Normal, SQL Injection, Path Traversal, Code Injection, HTTP Response Splitting và OS Command Injection, theo hướng chỉ suy luận, không huấn luyện mô hình. Phương pháp đề xuất lấy top-N ứng viên giống request nhất rồi cộng điểm cho ứng viên có nhãn trùng với một dự đoán sơ bộ (prior) lấy từ LLM zero-shot hoặc kNN. Trên dữ liệu SR-BH 2020 (907.815 bản ghi, còn 466.267 request duy nhất sau tiền xử lý), nhóm đã chia tập theo nhóm request gần trùng, không có request nào trùng giữa các tập, và cài đặt toàn bộ hệ thống với 55 bài kiểm thử tự động. Kết quả giữa kỳ trên 200 request validation cho thấy 23,0% request có ví dụ giống nhất mang nhãn khác, riêng lớp Normal là 45,5%. kNN vote không dùng LLM đạt Macro-F1 0,800, còn LLM zero-shot (gpt-oss-20b) đạt 0,835. Xếp hạng lại theo prior kNN nâng tỷ lệ ví dụ cùng nhãn từ 0,726 lên 0,809, nhưng làm 16,5% request không còn ví dụ đúng lớp nào khi prior sai. Các pipeline có ví dụ đang được chạy trong giới hạn quota API miễn phí và sẽ hoàn thành ở cuối kỳ.</w:t>
+        <w:t>Đề tài nghiên cứu cách chọn ví dụ có nhãn (demonstrations) cho mô hình ngôn ngữ lớn (LLM) khi phân loại HTTP request thành sáu lớp: Normal, SQL Injection, Path Traversal, Code Injection, HTTP Response Splitting và OS Command Injection, theo hướng chỉ suy luận, không huấn luyện mô hình. Phương pháp đề xuất lấy top-N ứng viên giống request nhất rồi cộng điểm cho ứng viên có nhãn trùng với một dự đoán sơ bộ (prior) lấy từ LLM zero-shot hoặc kNN. Trên dữ liệu SR-BH 2020 (907.815 bản ghi, còn 466.267 request duy nhất sau tiền xử lý), nhóm đã chia tập theo nhóm request gần trùng, không có request nào trùng giữa các tập, và cài đặt toàn bộ hệ thống với 55 bài kiểm thử tự động. Kết quả giữa kỳ trên 200 request validation cho thấy 23,0% request có ví dụ giống nhất mang nhãn khác, riêng lớp Normal là 45,5%. kNN vote không dùng LLM đạt Macro-F1 0,800, còn LLM zero-shot (gpt-oss-20b) đạt 0,835. Xếp hạng lại theo prior kNN nâng tỷ lệ ví dụ cùng nhãn từ 0,726 lên 0,809, nhưng làm 16,5% request không còn ví dụ đúng lớp nào khi prior sai. Kết quả tạm trên 149 request cho thấy đưa 4 ví dụ giống nhất vào prompt (B) giúp LLM tốt hơn zero-shot một cách có ý nghĩa thống kê. Các pipeline còn lại đang được chạy trong giới hạn quota API miễn phí.</w:t>
       </w:r>
     </w:p>
     <w:p>
@@ -1494,7 +1494,7 @@
         <w:pStyle w:val="Nidungvnbn"/>
       </w:pPr>
       <w:r>
-        <w:t>This project studies how to select labeled demonstrations for a large language model (LLM) that classifies HTTP requests into six classes without any training. The proposed method retrieves the top-N most similar labeled requests and boosts candidates whose label matches a preliminary prediction (prior) from zero-shot LLM inference or kNN voting. On the SR-BH 2020 dataset (907,815 records; 466,267 unique requests after preprocessing) the data were split by groups of near-duplicate requests with no overlap between splits, and the full system was implemented with 55 automated tests. On 200 validation requests, 23.0% of queries have a nearest neighbour with a different label (45.5% for Normal). kNN voting without an LLM reaches a macro-F1 of 0.800, and zero-shot gpt-oss-20b reaches 0.835. Prior-based reranking raises the share of same-label demonstrations from 0.726 to 0.809, but leaves 16.5% of queries without any correct-class example when the prior is wrong. Few-shot pipelines are being run within the free API quota for the final report.</w:t>
+        <w:t>This project studies how to select labeled demonstrations for a large language model (LLM) that classifies HTTP requests into six classes without any training. The proposed method retrieves the top-N most similar labeled requests and boosts candidates whose label matches a preliminary prediction (prior) from zero-shot LLM inference or kNN voting. On the SR-BH 2020 dataset (907,815 records; 466,267 unique requests after preprocessing) the data were split by groups of near-duplicate requests with no overlap between splits, and the full system was implemented with 55 automated tests. On 200 validation requests, 23.0% of queries have a nearest neighbour with a different label (45.5% for Normal). kNN voting without an LLM reaches a macro-F1 of 0.800, and zero-shot gpt-oss-20b reaches 0.835. Prior-based reranking raises the share of same-label demonstrations from 0.726 to 0.809, but leaves 16.5% of queries without any correct-class example when the prior is wrong. Interim results on 149 requests show that adding the 4 most similar examples (B) significantly improves over zero-shot; the remaining pipelines are being run within the free API quota.</w:t>
       </w:r>
     </w:p>
     <w:p>
@@ -1574,7 +1574,7 @@
         </w:rPr>
         <w:fldChar w:fldCharType="separate"/>
       </w:r>
-      <w:hyperlink w:anchor="_Toc243342256" w:history="1">
+      <w:hyperlink w:anchor="_Toc243390842" w:history="1">
         <w:r>
           <w:rPr>
             <w:rStyle w:val="Hyperlink"/>
@@ -1601,7 +1601,7 @@
             <w:noProof/>
             <w:webHidden/>
           </w:rPr>
-          <w:instrText xml:space="preserve"> PAGEREF _Toc243342256 \h </w:instrText>
+          <w:instrText xml:space="preserve"> PAGEREF _Toc243390842 \h </w:instrText>
         </w:r>
         <w:r>
           <w:rPr>
@@ -1645,7 +1645,7 @@
           <w14:ligatures w14:val="standardContextual"/>
         </w:rPr>
       </w:pPr>
-      <w:hyperlink w:anchor="_Toc243342257" w:history="1">
+      <w:hyperlink w:anchor="_Toc243390843" w:history="1">
         <w:r>
           <w:rPr>
             <w:rStyle w:val="Hyperlink"/>
@@ -1672,7 +1672,7 @@
             <w:noProof/>
             <w:webHidden/>
           </w:rPr>
-          <w:instrText xml:space="preserve"> PAGEREF _Toc243342257 \h </w:instrText>
+          <w:instrText xml:space="preserve"> PAGEREF _Toc243390843 \h </w:instrText>
         </w:r>
         <w:r>
           <w:rPr>
@@ -1716,7 +1716,7 @@
           <w14:ligatures w14:val="standardContextual"/>
         </w:rPr>
       </w:pPr>
-      <w:hyperlink w:anchor="_Toc243342258" w:history="1">
+      <w:hyperlink w:anchor="_Toc243390844" w:history="1">
         <w:r>
           <w:rPr>
             <w:rStyle w:val="Hyperlink"/>
@@ -1743,7 +1743,7 @@
             <w:noProof/>
             <w:webHidden/>
           </w:rPr>
-          <w:instrText xml:space="preserve"> PAGEREF _Toc243342258 \h </w:instrText>
+          <w:instrText xml:space="preserve"> PAGEREF _Toc243390844 \h </w:instrText>
         </w:r>
         <w:r>
           <w:rPr>
@@ -1787,7 +1787,7 @@
           <w14:ligatures w14:val="standardContextual"/>
         </w:rPr>
       </w:pPr>
-      <w:hyperlink w:anchor="_Toc243342259" w:history="1">
+      <w:hyperlink w:anchor="_Toc243390845" w:history="1">
         <w:r>
           <w:rPr>
             <w:rStyle w:val="Hyperlink"/>
@@ -1814,7 +1814,7 @@
             <w:noProof/>
             <w:webHidden/>
           </w:rPr>
-          <w:instrText xml:space="preserve"> PAGEREF _Toc243342259 \h </w:instrText>
+          <w:instrText xml:space="preserve"> PAGEREF _Toc243390845 \h </w:instrText>
         </w:r>
         <w:r>
           <w:rPr>
@@ -1857,7 +1857,7 @@
           <w14:ligatures w14:val="standardContextual"/>
         </w:rPr>
       </w:pPr>
-      <w:hyperlink w:anchor="_Toc243342260" w:history="1">
+      <w:hyperlink w:anchor="_Toc243390846" w:history="1">
         <w:r>
           <w:rPr>
             <w:rStyle w:val="Hyperlink"/>
@@ -1884,7 +1884,7 @@
             <w:noProof/>
             <w:webHidden/>
           </w:rPr>
-          <w:instrText xml:space="preserve"> PAGEREF _Toc243342260 \h </w:instrText>
+          <w:instrText xml:space="preserve"> PAGEREF _Toc243390846 \h </w:instrText>
         </w:r>
         <w:r>
           <w:rPr>
@@ -1927,7 +1927,7 @@
           <w14:ligatures w14:val="standardContextual"/>
         </w:rPr>
       </w:pPr>
-      <w:hyperlink w:anchor="_Toc243342261" w:history="1">
+      <w:hyperlink w:anchor="_Toc243390847" w:history="1">
         <w:r>
           <w:rPr>
             <w:rStyle w:val="Hyperlink"/>
@@ -1954,7 +1954,7 @@
             <w:noProof/>
             <w:webHidden/>
           </w:rPr>
-          <w:instrText xml:space="preserve"> PAGEREF _Toc243342261 \h </w:instrText>
+          <w:instrText xml:space="preserve"> PAGEREF _Toc243390847 \h </w:instrText>
         </w:r>
         <w:r>
           <w:rPr>
@@ -1997,7 +1997,7 @@
           <w14:ligatures w14:val="standardContextual"/>
         </w:rPr>
       </w:pPr>
-      <w:hyperlink w:anchor="_Toc243342262" w:history="1">
+      <w:hyperlink w:anchor="_Toc243390848" w:history="1">
         <w:r>
           <w:rPr>
             <w:rStyle w:val="Hyperlink"/>
@@ -2024,7 +2024,7 @@
             <w:noProof/>
             <w:webHidden/>
           </w:rPr>
-          <w:instrText xml:space="preserve"> PAGEREF _Toc243342262 \h </w:instrText>
+          <w:instrText xml:space="preserve"> PAGEREF _Toc243390848 \h </w:instrText>
         </w:r>
         <w:r>
           <w:rPr>
@@ -2067,7 +2067,7 @@
           <w14:ligatures w14:val="standardContextual"/>
         </w:rPr>
       </w:pPr>
-      <w:hyperlink w:anchor="_Toc243342263" w:history="1">
+      <w:hyperlink w:anchor="_Toc243390849" w:history="1">
         <w:r>
           <w:rPr>
             <w:rStyle w:val="Hyperlink"/>
@@ -2094,7 +2094,7 @@
             <w:noProof/>
             <w:webHidden/>
           </w:rPr>
-          <w:instrText xml:space="preserve"> PAGEREF _Toc243342263 \h </w:instrText>
+          <w:instrText xml:space="preserve"> PAGEREF _Toc243390849 \h </w:instrText>
         </w:r>
         <w:r>
           <w:rPr>
@@ -2138,7 +2138,7 @@
           <w14:ligatures w14:val="standardContextual"/>
         </w:rPr>
       </w:pPr>
-      <w:hyperlink w:anchor="_Toc243342264" w:history="1">
+      <w:hyperlink w:anchor="_Toc243390850" w:history="1">
         <w:r>
           <w:rPr>
             <w:rStyle w:val="Hyperlink"/>
@@ -2165,7 +2165,7 @@
             <w:noProof/>
             <w:webHidden/>
           </w:rPr>
-          <w:instrText xml:space="preserve"> PAGEREF _Toc243342264 \h </w:instrText>
+          <w:instrText xml:space="preserve"> PAGEREF _Toc243390850 \h </w:instrText>
         </w:r>
         <w:r>
           <w:rPr>
@@ -2208,7 +2208,7 @@
           <w14:ligatures w14:val="standardContextual"/>
         </w:rPr>
       </w:pPr>
-      <w:hyperlink w:anchor="_Toc243342265" w:history="1">
+      <w:hyperlink w:anchor="_Toc243390851" w:history="1">
         <w:r>
           <w:rPr>
             <w:rStyle w:val="Hyperlink"/>
@@ -2235,7 +2235,7 @@
             <w:noProof/>
             <w:webHidden/>
           </w:rPr>
-          <w:instrText xml:space="preserve"> PAGEREF _Toc243342265 \h </w:instrText>
+          <w:instrText xml:space="preserve"> PAGEREF _Toc243390851 \h </w:instrText>
         </w:r>
         <w:r>
           <w:rPr>
@@ -2278,7 +2278,7 @@
           <w14:ligatures w14:val="standardContextual"/>
         </w:rPr>
       </w:pPr>
-      <w:hyperlink w:anchor="_Toc243342266" w:history="1">
+      <w:hyperlink w:anchor="_Toc243390852" w:history="1">
         <w:r>
           <w:rPr>
             <w:rStyle w:val="Hyperlink"/>
@@ -2305,7 +2305,7 @@
             <w:noProof/>
             <w:webHidden/>
           </w:rPr>
-          <w:instrText xml:space="preserve"> PAGEREF _Toc243342266 \h </w:instrText>
+          <w:instrText xml:space="preserve"> PAGEREF _Toc243390852 \h </w:instrText>
         </w:r>
         <w:r>
           <w:rPr>
@@ -2348,7 +2348,7 @@
           <w14:ligatures w14:val="standardContextual"/>
         </w:rPr>
       </w:pPr>
-      <w:hyperlink w:anchor="_Toc243342267" w:history="1">
+      <w:hyperlink w:anchor="_Toc243390853" w:history="1">
         <w:r>
           <w:rPr>
             <w:rStyle w:val="Hyperlink"/>
@@ -2375,7 +2375,7 @@
             <w:noProof/>
             <w:webHidden/>
           </w:rPr>
-          <w:instrText xml:space="preserve"> PAGEREF _Toc243342267 \h </w:instrText>
+          <w:instrText xml:space="preserve"> PAGEREF _Toc243390853 \h </w:instrText>
         </w:r>
         <w:r>
           <w:rPr>
@@ -2418,7 +2418,7 @@
           <w14:ligatures w14:val="standardContextual"/>
         </w:rPr>
       </w:pPr>
-      <w:hyperlink w:anchor="_Toc243342268" w:history="1">
+      <w:hyperlink w:anchor="_Toc243390854" w:history="1">
         <w:r>
           <w:rPr>
             <w:rStyle w:val="Hyperlink"/>
@@ -2445,7 +2445,7 @@
             <w:noProof/>
             <w:webHidden/>
           </w:rPr>
-          <w:instrText xml:space="preserve"> PAGEREF _Toc243342268 \h </w:instrText>
+          <w:instrText xml:space="preserve"> PAGEREF _Toc243390854 \h </w:instrText>
         </w:r>
         <w:r>
           <w:rPr>
@@ -2488,7 +2488,7 @@
           <w14:ligatures w14:val="standardContextual"/>
         </w:rPr>
       </w:pPr>
-      <w:hyperlink w:anchor="_Toc243342269" w:history="1">
+      <w:hyperlink w:anchor="_Toc243390855" w:history="1">
         <w:r>
           <w:rPr>
             <w:rStyle w:val="Hyperlink"/>
@@ -2515,7 +2515,7 @@
             <w:noProof/>
             <w:webHidden/>
           </w:rPr>
-          <w:instrText xml:space="preserve"> PAGEREF _Toc243342269 \h </w:instrText>
+          <w:instrText xml:space="preserve"> PAGEREF _Toc243390855 \h </w:instrText>
         </w:r>
         <w:r>
           <w:rPr>
@@ -2559,7 +2559,7 @@
           <w14:ligatures w14:val="standardContextual"/>
         </w:rPr>
       </w:pPr>
-      <w:hyperlink w:anchor="_Toc243342270" w:history="1">
+      <w:hyperlink w:anchor="_Toc243390856" w:history="1">
         <w:r>
           <w:rPr>
             <w:rStyle w:val="Hyperlink"/>
@@ -2586,7 +2586,7 @@
             <w:noProof/>
             <w:webHidden/>
           </w:rPr>
-          <w:instrText xml:space="preserve"> PAGEREF _Toc243342270 \h </w:instrText>
+          <w:instrText xml:space="preserve"> PAGEREF _Toc243390856 \h </w:instrText>
         </w:r>
         <w:r>
           <w:rPr>
@@ -2629,7 +2629,7 @@
           <w14:ligatures w14:val="standardContextual"/>
         </w:rPr>
       </w:pPr>
-      <w:hyperlink w:anchor="_Toc243342271" w:history="1">
+      <w:hyperlink w:anchor="_Toc243390857" w:history="1">
         <w:r>
           <w:rPr>
             <w:rStyle w:val="Hyperlink"/>
@@ -2656,7 +2656,7 @@
             <w:noProof/>
             <w:webHidden/>
           </w:rPr>
-          <w:instrText xml:space="preserve"> PAGEREF _Toc243342271 \h </w:instrText>
+          <w:instrText xml:space="preserve"> PAGEREF _Toc243390857 \h </w:instrText>
         </w:r>
         <w:r>
           <w:rPr>
@@ -2699,7 +2699,7 @@
           <w14:ligatures w14:val="standardContextual"/>
         </w:rPr>
       </w:pPr>
-      <w:hyperlink w:anchor="_Toc243342272" w:history="1">
+      <w:hyperlink w:anchor="_Toc243390858" w:history="1">
         <w:r>
           <w:rPr>
             <w:rStyle w:val="Hyperlink"/>
@@ -2726,7 +2726,7 @@
             <w:noProof/>
             <w:webHidden/>
           </w:rPr>
-          <w:instrText xml:space="preserve"> PAGEREF _Toc243342272 \h </w:instrText>
+          <w:instrText xml:space="preserve"> PAGEREF _Toc243390858 \h </w:instrText>
         </w:r>
         <w:r>
           <w:rPr>
@@ -2769,7 +2769,7 @@
           <w14:ligatures w14:val="standardContextual"/>
         </w:rPr>
       </w:pPr>
-      <w:hyperlink w:anchor="_Toc243342273" w:history="1">
+      <w:hyperlink w:anchor="_Toc243390859" w:history="1">
         <w:r>
           <w:rPr>
             <w:rStyle w:val="Hyperlink"/>
@@ -2796,7 +2796,7 @@
             <w:noProof/>
             <w:webHidden/>
           </w:rPr>
-          <w:instrText xml:space="preserve"> PAGEREF _Toc243342273 \h </w:instrText>
+          <w:instrText xml:space="preserve"> PAGEREF _Toc243390859 \h </w:instrText>
         </w:r>
         <w:r>
           <w:rPr>
@@ -2839,7 +2839,7 @@
           <w14:ligatures w14:val="standardContextual"/>
         </w:rPr>
       </w:pPr>
-      <w:hyperlink w:anchor="_Toc243342274" w:history="1">
+      <w:hyperlink w:anchor="_Toc243390860" w:history="1">
         <w:r>
           <w:rPr>
             <w:rStyle w:val="Hyperlink"/>
@@ -2866,7 +2866,7 @@
             <w:noProof/>
             <w:webHidden/>
           </w:rPr>
-          <w:instrText xml:space="preserve"> PAGEREF _Toc243342274 \h </w:instrText>
+          <w:instrText xml:space="preserve"> PAGEREF _Toc243390860 \h </w:instrText>
         </w:r>
         <w:r>
           <w:rPr>
@@ -2910,7 +2910,7 @@
           <w14:ligatures w14:val="standardContextual"/>
         </w:rPr>
       </w:pPr>
-      <w:hyperlink w:anchor="_Toc243342275" w:history="1">
+      <w:hyperlink w:anchor="_Toc243390861" w:history="1">
         <w:r>
           <w:rPr>
             <w:rStyle w:val="Hyperlink"/>
@@ -2937,7 +2937,7 @@
             <w:noProof/>
             <w:webHidden/>
           </w:rPr>
-          <w:instrText xml:space="preserve"> PAGEREF _Toc243342275 \h </w:instrText>
+          <w:instrText xml:space="preserve"> PAGEREF _Toc243390861 \h </w:instrText>
         </w:r>
         <w:r>
           <w:rPr>
@@ -2980,7 +2980,7 @@
           <w14:ligatures w14:val="standardContextual"/>
         </w:rPr>
       </w:pPr>
-      <w:hyperlink w:anchor="_Toc243342276" w:history="1">
+      <w:hyperlink w:anchor="_Toc243390862" w:history="1">
         <w:r>
           <w:rPr>
             <w:rStyle w:val="Hyperlink"/>
@@ -3007,7 +3007,7 @@
             <w:noProof/>
             <w:webHidden/>
           </w:rPr>
-          <w:instrText xml:space="preserve"> PAGEREF _Toc243342276 \h </w:instrText>
+          <w:instrText xml:space="preserve"> PAGEREF _Toc243390862 \h </w:instrText>
         </w:r>
         <w:r>
           <w:rPr>
@@ -3050,7 +3050,7 @@
           <w14:ligatures w14:val="standardContextual"/>
         </w:rPr>
       </w:pPr>
-      <w:hyperlink w:anchor="_Toc243342277" w:history="1">
+      <w:hyperlink w:anchor="_Toc243390863" w:history="1">
         <w:r>
           <w:rPr>
             <w:rStyle w:val="Hyperlink"/>
@@ -3077,7 +3077,7 @@
             <w:noProof/>
             <w:webHidden/>
           </w:rPr>
-          <w:instrText xml:space="preserve"> PAGEREF _Toc243342277 \h </w:instrText>
+          <w:instrText xml:space="preserve"> PAGEREF _Toc243390863 \h </w:instrText>
         </w:r>
         <w:r>
           <w:rPr>
@@ -3120,7 +3120,7 @@
           <w14:ligatures w14:val="standardContextual"/>
         </w:rPr>
       </w:pPr>
-      <w:hyperlink w:anchor="_Toc243342278" w:history="1">
+      <w:hyperlink w:anchor="_Toc243390864" w:history="1">
         <w:r>
           <w:rPr>
             <w:rStyle w:val="Hyperlink"/>
@@ -3147,7 +3147,7 @@
             <w:noProof/>
             <w:webHidden/>
           </w:rPr>
-          <w:instrText xml:space="preserve"> PAGEREF _Toc243342278 \h </w:instrText>
+          <w:instrText xml:space="preserve"> PAGEREF _Toc243390864 \h </w:instrText>
         </w:r>
         <w:r>
           <w:rPr>
@@ -3190,7 +3190,7 @@
           <w14:ligatures w14:val="standardContextual"/>
         </w:rPr>
       </w:pPr>
-      <w:hyperlink w:anchor="_Toc243342279" w:history="1">
+      <w:hyperlink w:anchor="_Toc243390865" w:history="1">
         <w:r>
           <w:rPr>
             <w:rStyle w:val="Hyperlink"/>
@@ -3217,7 +3217,7 @@
             <w:noProof/>
             <w:webHidden/>
           </w:rPr>
-          <w:instrText xml:space="preserve"> PAGEREF _Toc243342279 \h </w:instrText>
+          <w:instrText xml:space="preserve"> PAGEREF _Toc243390865 \h </w:instrText>
         </w:r>
         <w:r>
           <w:rPr>
@@ -3260,7 +3260,7 @@
           <w14:ligatures w14:val="standardContextual"/>
         </w:rPr>
       </w:pPr>
-      <w:hyperlink w:anchor="_Toc243342280" w:history="1">
+      <w:hyperlink w:anchor="_Toc243390866" w:history="1">
         <w:r>
           <w:rPr>
             <w:rStyle w:val="Hyperlink"/>
@@ -3287,7 +3287,7 @@
             <w:noProof/>
             <w:webHidden/>
           </w:rPr>
-          <w:instrText xml:space="preserve"> PAGEREF _Toc243342280 \h </w:instrText>
+          <w:instrText xml:space="preserve"> PAGEREF _Toc243390866 \h </w:instrText>
         </w:r>
         <w:r>
           <w:rPr>
@@ -3330,7 +3330,7 @@
           <w14:ligatures w14:val="standardContextual"/>
         </w:rPr>
       </w:pPr>
-      <w:hyperlink w:anchor="_Toc243342281" w:history="1">
+      <w:hyperlink w:anchor="_Toc243390867" w:history="1">
         <w:r>
           <w:rPr>
             <w:rStyle w:val="Hyperlink"/>
@@ -3357,7 +3357,7 @@
             <w:noProof/>
             <w:webHidden/>
           </w:rPr>
-          <w:instrText xml:space="preserve"> PAGEREF _Toc243342281 \h </w:instrText>
+          <w:instrText xml:space="preserve"> PAGEREF _Toc243390867 \h </w:instrText>
         </w:r>
         <w:r>
           <w:rPr>
@@ -3401,7 +3401,7 @@
           <w14:ligatures w14:val="standardContextual"/>
         </w:rPr>
       </w:pPr>
-      <w:hyperlink w:anchor="_Toc243342282" w:history="1">
+      <w:hyperlink w:anchor="_Toc243390868" w:history="1">
         <w:r>
           <w:rPr>
             <w:rStyle w:val="Hyperlink"/>
@@ -3428,7 +3428,7 @@
             <w:noProof/>
             <w:webHidden/>
           </w:rPr>
-          <w:instrText xml:space="preserve"> PAGEREF _Toc243342282 \h </w:instrText>
+          <w:instrText xml:space="preserve"> PAGEREF _Toc243390868 \h </w:instrText>
         </w:r>
         <w:r>
           <w:rPr>
@@ -3471,7 +3471,7 @@
           <w14:ligatures w14:val="standardContextual"/>
         </w:rPr>
       </w:pPr>
-      <w:hyperlink w:anchor="_Toc243342283" w:history="1">
+      <w:hyperlink w:anchor="_Toc243390869" w:history="1">
         <w:r>
           <w:rPr>
             <w:rStyle w:val="Hyperlink"/>
@@ -3498,7 +3498,7 @@
             <w:noProof/>
             <w:webHidden/>
           </w:rPr>
-          <w:instrText xml:space="preserve"> PAGEREF _Toc243342283 \h </w:instrText>
+          <w:instrText xml:space="preserve"> PAGEREF _Toc243390869 \h </w:instrText>
         </w:r>
         <w:r>
           <w:rPr>
@@ -3541,7 +3541,7 @@
           <w14:ligatures w14:val="standardContextual"/>
         </w:rPr>
       </w:pPr>
-      <w:hyperlink w:anchor="_Toc243342284" w:history="1">
+      <w:hyperlink w:anchor="_Toc243390870" w:history="1">
         <w:r>
           <w:rPr>
             <w:rStyle w:val="Hyperlink"/>
@@ -3568,7 +3568,7 @@
             <w:noProof/>
             <w:webHidden/>
           </w:rPr>
-          <w:instrText xml:space="preserve"> PAGEREF _Toc243342284 \h </w:instrText>
+          <w:instrText xml:space="preserve"> PAGEREF _Toc243390870 \h </w:instrText>
         </w:r>
         <w:r>
           <w:rPr>
@@ -3611,7 +3611,7 @@
           <w14:ligatures w14:val="standardContextual"/>
         </w:rPr>
       </w:pPr>
-      <w:hyperlink w:anchor="_Toc243342285" w:history="1">
+      <w:hyperlink w:anchor="_Toc243390871" w:history="1">
         <w:r>
           <w:rPr>
             <w:rStyle w:val="Hyperlink"/>
@@ -3638,7 +3638,7 @@
             <w:noProof/>
             <w:webHidden/>
           </w:rPr>
-          <w:instrText xml:space="preserve"> PAGEREF _Toc243342285 \h </w:instrText>
+          <w:instrText xml:space="preserve"> PAGEREF _Toc243390871 \h </w:instrText>
         </w:r>
         <w:r>
           <w:rPr>
@@ -3682,7 +3682,7 @@
           <w14:ligatures w14:val="standardContextual"/>
         </w:rPr>
       </w:pPr>
-      <w:hyperlink w:anchor="_Toc243342286" w:history="1">
+      <w:hyperlink w:anchor="_Toc243390872" w:history="1">
         <w:r>
           <w:rPr>
             <w:rStyle w:val="Hyperlink"/>
@@ -3709,7 +3709,7 @@
             <w:noProof/>
             <w:webHidden/>
           </w:rPr>
-          <w:instrText xml:space="preserve"> PAGEREF _Toc243342286 \h </w:instrText>
+          <w:instrText xml:space="preserve"> PAGEREF _Toc243390872 \h </w:instrText>
         </w:r>
         <w:r>
           <w:rPr>
@@ -3752,7 +3752,7 @@
           <w14:ligatures w14:val="standardContextual"/>
         </w:rPr>
       </w:pPr>
-      <w:hyperlink w:anchor="_Toc243342287" w:history="1">
+      <w:hyperlink w:anchor="_Toc243390873" w:history="1">
         <w:r>
           <w:rPr>
             <w:rStyle w:val="Hyperlink"/>
@@ -3779,7 +3779,7 @@
             <w:noProof/>
             <w:webHidden/>
           </w:rPr>
-          <w:instrText xml:space="preserve"> PAGEREF _Toc243342287 \h </w:instrText>
+          <w:instrText xml:space="preserve"> PAGEREF _Toc243390873 \h </w:instrText>
         </w:r>
         <w:r>
           <w:rPr>
@@ -3822,7 +3822,7 @@
           <w14:ligatures w14:val="standardContextual"/>
         </w:rPr>
       </w:pPr>
-      <w:hyperlink w:anchor="_Toc243342288" w:history="1">
+      <w:hyperlink w:anchor="_Toc243390874" w:history="1">
         <w:r>
           <w:rPr>
             <w:rStyle w:val="Hyperlink"/>
@@ -3849,7 +3849,7 @@
             <w:noProof/>
             <w:webHidden/>
           </w:rPr>
-          <w:instrText xml:space="preserve"> PAGEREF _Toc243342288 \h </w:instrText>
+          <w:instrText xml:space="preserve"> PAGEREF _Toc243390874 \h </w:instrText>
         </w:r>
         <w:r>
           <w:rPr>
@@ -3892,7 +3892,7 @@
           <w14:ligatures w14:val="standardContextual"/>
         </w:rPr>
       </w:pPr>
-      <w:hyperlink w:anchor="_Toc243342289" w:history="1">
+      <w:hyperlink w:anchor="_Toc243390875" w:history="1">
         <w:r>
           <w:rPr>
             <w:rStyle w:val="Hyperlink"/>
@@ -3919,7 +3919,7 @@
             <w:noProof/>
             <w:webHidden/>
           </w:rPr>
-          <w:instrText xml:space="preserve"> PAGEREF _Toc243342289 \h </w:instrText>
+          <w:instrText xml:space="preserve"> PAGEREF _Toc243390875 \h </w:instrText>
         </w:r>
         <w:r>
           <w:rPr>
@@ -3962,7 +3962,7 @@
           <w14:ligatures w14:val="standardContextual"/>
         </w:rPr>
       </w:pPr>
-      <w:hyperlink w:anchor="_Toc243342290" w:history="1">
+      <w:hyperlink w:anchor="_Toc243390876" w:history="1">
         <w:r>
           <w:rPr>
             <w:rStyle w:val="Hyperlink"/>
@@ -3989,7 +3989,7 @@
             <w:noProof/>
             <w:webHidden/>
           </w:rPr>
-          <w:instrText xml:space="preserve"> PAGEREF _Toc243342290 \h </w:instrText>
+          <w:instrText xml:space="preserve"> PAGEREF _Toc243390876 \h </w:instrText>
         </w:r>
         <w:r>
           <w:rPr>
@@ -4032,13 +4032,13 @@
           <w14:ligatures w14:val="standardContextual"/>
         </w:rPr>
       </w:pPr>
-      <w:hyperlink w:anchor="_Toc243342291" w:history="1">
+      <w:hyperlink w:anchor="_Toc243390877" w:history="1">
         <w:r>
           <w:rPr>
             <w:rStyle w:val="Hyperlink"/>
             <w:noProof/>
           </w:rPr>
-          <w:t>6.5 Giới hạn quota và điều chỉnh quy mô thí nghiệm</w:t>
+          <w:t>6.5 Kết quả tạm của B và BAL</w:t>
         </w:r>
         <w:r>
           <w:rPr>
@@ -4059,7 +4059,7 @@
             <w:noProof/>
             <w:webHidden/>
           </w:rPr>
-          <w:instrText xml:space="preserve"> PAGEREF _Toc243342291 \h </w:instrText>
+          <w:instrText xml:space="preserve"> PAGEREF _Toc243390877 \h </w:instrText>
         </w:r>
         <w:r>
           <w:rPr>
@@ -4080,6 +4080,76 @@
             <w:webHidden/>
           </w:rPr>
           <w:t>19</w:t>
+        </w:r>
+        <w:r>
+          <w:rPr>
+            <w:noProof/>
+            <w:webHidden/>
+          </w:rPr>
+          <w:fldChar w:fldCharType="end"/>
+        </w:r>
+      </w:hyperlink>
+    </w:p>
+    <w:p>
+      <w:pPr>
+        <w:pStyle w:val="TOC2"/>
+        <w:rPr>
+          <w:rFonts w:asciiTheme="minorHAnsi" w:eastAsiaTheme="minorEastAsia" w:hAnsiTheme="minorHAnsi"/>
+          <w:noProof/>
+          <w:kern w:val="2"/>
+          <w:sz w:val="24"/>
+          <w:lang w:val="en-GB" w:eastAsia="en-GB"/>
+          <w14:ligatures w14:val="standardContextual"/>
+        </w:rPr>
+      </w:pPr>
+      <w:hyperlink w:anchor="_Toc243390878" w:history="1">
+        <w:r>
+          <w:rPr>
+            <w:rStyle w:val="Hyperlink"/>
+            <w:noProof/>
+          </w:rPr>
+          <w:t>6.6 Giới hạn quota và điều chỉnh quy mô thí nghiệm</w:t>
+        </w:r>
+        <w:r>
+          <w:rPr>
+            <w:noProof/>
+            <w:webHidden/>
+          </w:rPr>
+          <w:tab/>
+        </w:r>
+        <w:r>
+          <w:rPr>
+            <w:noProof/>
+            <w:webHidden/>
+          </w:rPr>
+          <w:fldChar w:fldCharType="begin"/>
+        </w:r>
+        <w:r>
+          <w:rPr>
+            <w:noProof/>
+            <w:webHidden/>
+          </w:rPr>
+          <w:instrText xml:space="preserve"> PAGEREF _Toc243390878 \h </w:instrText>
+        </w:r>
+        <w:r>
+          <w:rPr>
+            <w:noProof/>
+            <w:webHidden/>
+          </w:rPr>
+        </w:r>
+        <w:r>
+          <w:rPr>
+            <w:noProof/>
+            <w:webHidden/>
+          </w:rPr>
+          <w:fldChar w:fldCharType="separate"/>
+        </w:r>
+        <w:r>
+          <w:rPr>
+            <w:noProof/>
+            <w:webHidden/>
+          </w:rPr>
+          <w:t>20</w:t>
         </w:r>
         <w:r>
           <w:rPr>
@@ -4103,7 +4173,7 @@
           <w14:ligatures w14:val="standardContextual"/>
         </w:rPr>
       </w:pPr>
-      <w:hyperlink w:anchor="_Toc243342292" w:history="1">
+      <w:hyperlink w:anchor="_Toc243390879" w:history="1">
         <w:r>
           <w:rPr>
             <w:rStyle w:val="Hyperlink"/>
@@ -4130,7 +4200,7 @@
             <w:noProof/>
             <w:webHidden/>
           </w:rPr>
-          <w:instrText xml:space="preserve"> PAGEREF _Toc243342292 \h </w:instrText>
+          <w:instrText xml:space="preserve"> PAGEREF _Toc243390879 \h </w:instrText>
         </w:r>
         <w:r>
           <w:rPr>
@@ -4150,7 +4220,7 @@
             <w:noProof/>
             <w:webHidden/>
           </w:rPr>
-          <w:t>21</w:t>
+          <w:t>22</w:t>
         </w:r>
         <w:r>
           <w:rPr>
@@ -4173,7 +4243,7 @@
           <w14:ligatures w14:val="standardContextual"/>
         </w:rPr>
       </w:pPr>
-      <w:hyperlink w:anchor="_Toc243342293" w:history="1">
+      <w:hyperlink w:anchor="_Toc243390880" w:history="1">
         <w:r>
           <w:rPr>
             <w:rStyle w:val="Hyperlink"/>
@@ -4200,7 +4270,7 @@
             <w:noProof/>
             <w:webHidden/>
           </w:rPr>
-          <w:instrText xml:space="preserve"> PAGEREF _Toc243342293 \h </w:instrText>
+          <w:instrText xml:space="preserve"> PAGEREF _Toc243390880 \h </w:instrText>
         </w:r>
         <w:r>
           <w:rPr>
@@ -4220,7 +4290,7 @@
             <w:noProof/>
             <w:webHidden/>
           </w:rPr>
-          <w:t>21</w:t>
+          <w:t>22</w:t>
         </w:r>
         <w:r>
           <w:rPr>
@@ -4243,7 +4313,7 @@
           <w14:ligatures w14:val="standardContextual"/>
         </w:rPr>
       </w:pPr>
-      <w:hyperlink w:anchor="_Toc243342294" w:history="1">
+      <w:hyperlink w:anchor="_Toc243390881" w:history="1">
         <w:r>
           <w:rPr>
             <w:rStyle w:val="Hyperlink"/>
@@ -4270,7 +4340,7 @@
             <w:noProof/>
             <w:webHidden/>
           </w:rPr>
-          <w:instrText xml:space="preserve"> PAGEREF _Toc243342294 \h </w:instrText>
+          <w:instrText xml:space="preserve"> PAGEREF _Toc243390881 \h </w:instrText>
         </w:r>
         <w:r>
           <w:rPr>
@@ -4290,7 +4360,7 @@
             <w:noProof/>
             <w:webHidden/>
           </w:rPr>
-          <w:t>21</w:t>
+          <w:t>22</w:t>
         </w:r>
         <w:r>
           <w:rPr>
@@ -4313,7 +4383,7 @@
           <w14:ligatures w14:val="standardContextual"/>
         </w:rPr>
       </w:pPr>
-      <w:hyperlink w:anchor="_Toc243342295" w:history="1">
+      <w:hyperlink w:anchor="_Toc243390882" w:history="1">
         <w:r>
           <w:rPr>
             <w:rStyle w:val="Hyperlink"/>
@@ -4340,7 +4410,7 @@
             <w:noProof/>
             <w:webHidden/>
           </w:rPr>
-          <w:instrText xml:space="preserve"> PAGEREF _Toc243342295 \h </w:instrText>
+          <w:instrText xml:space="preserve"> PAGEREF _Toc243390882 \h </w:instrText>
         </w:r>
         <w:r>
           <w:rPr>
@@ -4360,7 +4430,7 @@
             <w:noProof/>
             <w:webHidden/>
           </w:rPr>
-          <w:t>22</w:t>
+          <w:t>23</w:t>
         </w:r>
         <w:r>
           <w:rPr>
@@ -4384,7 +4454,7 @@
           <w14:ligatures w14:val="standardContextual"/>
         </w:rPr>
       </w:pPr>
-      <w:hyperlink w:anchor="_Toc243342296" w:history="1">
+      <w:hyperlink w:anchor="_Toc243390883" w:history="1">
         <w:r>
           <w:rPr>
             <w:rStyle w:val="Hyperlink"/>
@@ -4411,7 +4481,7 @@
             <w:noProof/>
             <w:webHidden/>
           </w:rPr>
-          <w:instrText xml:space="preserve"> PAGEREF _Toc243342296 \h </w:instrText>
+          <w:instrText xml:space="preserve"> PAGEREF _Toc243390883 \h </w:instrText>
         </w:r>
         <w:r>
           <w:rPr>
@@ -4431,7 +4501,7 @@
             <w:noProof/>
             <w:webHidden/>
           </w:rPr>
-          <w:t>23</w:t>
+          <w:t>24</w:t>
         </w:r>
         <w:r>
           <w:rPr>
@@ -4455,7 +4525,7 @@
           <w14:ligatures w14:val="standardContextual"/>
         </w:rPr>
       </w:pPr>
-      <w:hyperlink w:anchor="_Toc243342297" w:history="1">
+      <w:hyperlink w:anchor="_Toc243390884" w:history="1">
         <w:r>
           <w:rPr>
             <w:rStyle w:val="Hyperlink"/>
@@ -4482,7 +4552,7 @@
             <w:noProof/>
             <w:webHidden/>
           </w:rPr>
-          <w:instrText xml:space="preserve"> PAGEREF _Toc243342297 \h </w:instrText>
+          <w:instrText xml:space="preserve"> PAGEREF _Toc243390884 \h </w:instrText>
         </w:r>
         <w:r>
           <w:rPr>
@@ -4502,7 +4572,7 @@
             <w:noProof/>
             <w:webHidden/>
           </w:rPr>
-          <w:t>24</w:t>
+          <w:t>25</w:t>
         </w:r>
         <w:r>
           <w:rPr>
@@ -4526,7 +4596,7 @@
           <w14:ligatures w14:val="standardContextual"/>
         </w:rPr>
       </w:pPr>
-      <w:hyperlink w:anchor="_Toc243342298" w:history="1">
+      <w:hyperlink w:anchor="_Toc243390885" w:history="1">
         <w:r>
           <w:rPr>
             <w:rStyle w:val="Hyperlink"/>
@@ -4553,7 +4623,7 @@
             <w:noProof/>
             <w:webHidden/>
           </w:rPr>
-          <w:instrText xml:space="preserve"> PAGEREF _Toc243342298 \h </w:instrText>
+          <w:instrText xml:space="preserve"> PAGEREF _Toc243390885 \h </w:instrText>
         </w:r>
         <w:r>
           <w:rPr>
@@ -4573,7 +4643,7 @@
             <w:noProof/>
             <w:webHidden/>
           </w:rPr>
-          <w:t>25</w:t>
+          <w:t>26</w:t>
         </w:r>
         <w:r>
           <w:rPr>
@@ -4610,7 +4680,7 @@
           <w:szCs w:val="26"/>
         </w:rPr>
       </w:pPr>
-      <w:bookmarkStart w:id="2" w:name="_Toc243342256"/>
+      <w:bookmarkStart w:id="2" w:name="_Toc243390842"/>
       <w:r>
         <w:lastRenderedPageBreak/>
         <w:t>DANH MỤC HÌNH VẼ</w:t>
@@ -4650,7 +4720,7 @@
         </w:rPr>
         <w:fldChar w:fldCharType="separate"/>
       </w:r>
-      <w:hyperlink w:anchor="_Toc243342299" w:history="1">
+      <w:hyperlink w:anchor="_Toc243390886" w:history="1">
         <w:r>
           <w:rPr>
             <w:rStyle w:val="Hyperlink"/>
@@ -4677,7 +4747,7 @@
             <w:noProof/>
             <w:webHidden/>
           </w:rPr>
-          <w:instrText xml:space="preserve"> PAGEREF _Toc243342299 \h </w:instrText>
+          <w:instrText xml:space="preserve"> PAGEREF _Toc243390886 \h </w:instrText>
         </w:r>
         <w:r>
           <w:rPr>
@@ -4723,7 +4793,7 @@
           <w14:ligatures w14:val="standardContextual"/>
         </w:rPr>
       </w:pPr>
-      <w:hyperlink w:anchor="_Toc243342300" w:history="1">
+      <w:hyperlink w:anchor="_Toc243390887" w:history="1">
         <w:r>
           <w:rPr>
             <w:rStyle w:val="Hyperlink"/>
@@ -4750,7 +4820,7 @@
             <w:noProof/>
             <w:webHidden/>
           </w:rPr>
-          <w:instrText xml:space="preserve"> PAGEREF _Toc243342300 \h </w:instrText>
+          <w:instrText xml:space="preserve"> PAGEREF _Toc243390887 \h </w:instrText>
         </w:r>
         <w:r>
           <w:rPr>
@@ -4796,7 +4866,7 @@
           <w14:ligatures w14:val="standardContextual"/>
         </w:rPr>
       </w:pPr>
-      <w:hyperlink w:anchor="_Toc243342301" w:history="1">
+      <w:hyperlink w:anchor="_Toc243390888" w:history="1">
         <w:r>
           <w:rPr>
             <w:rStyle w:val="Hyperlink"/>
@@ -4823,7 +4893,7 @@
             <w:noProof/>
             <w:webHidden/>
           </w:rPr>
-          <w:instrText xml:space="preserve"> PAGEREF _Toc243342301 \h </w:instrText>
+          <w:instrText xml:space="preserve"> PAGEREF _Toc243390888 \h </w:instrText>
         </w:r>
         <w:r>
           <w:rPr>
@@ -4869,7 +4939,7 @@
           <w14:ligatures w14:val="standardContextual"/>
         </w:rPr>
       </w:pPr>
-      <w:hyperlink w:anchor="_Toc243342302" w:history="1">
+      <w:hyperlink w:anchor="_Toc243390889" w:history="1">
         <w:r>
           <w:rPr>
             <w:rStyle w:val="Hyperlink"/>
@@ -4896,7 +4966,7 @@
             <w:noProof/>
             <w:webHidden/>
           </w:rPr>
-          <w:instrText xml:space="preserve"> PAGEREF _Toc243342302 \h </w:instrText>
+          <w:instrText xml:space="preserve"> PAGEREF _Toc243390889 \h </w:instrText>
         </w:r>
         <w:r>
           <w:rPr>
@@ -4942,7 +5012,7 @@
           <w14:ligatures w14:val="standardContextual"/>
         </w:rPr>
       </w:pPr>
-      <w:hyperlink w:anchor="_Toc243342303" w:history="1">
+      <w:hyperlink w:anchor="_Toc243390890" w:history="1">
         <w:r>
           <w:rPr>
             <w:rStyle w:val="Hyperlink"/>
@@ -4969,7 +5039,7 @@
             <w:noProof/>
             <w:webHidden/>
           </w:rPr>
-          <w:instrText xml:space="preserve"> PAGEREF _Toc243342303 \h </w:instrText>
+          <w:instrText xml:space="preserve"> PAGEREF _Toc243390890 \h </w:instrText>
         </w:r>
         <w:r>
           <w:rPr>
@@ -5015,7 +5085,7 @@
           <w14:ligatures w14:val="standardContextual"/>
         </w:rPr>
       </w:pPr>
-      <w:hyperlink w:anchor="_Toc243342304" w:history="1">
+      <w:hyperlink w:anchor="_Toc243390891" w:history="1">
         <w:r>
           <w:rPr>
             <w:rStyle w:val="Hyperlink"/>
@@ -5042,7 +5112,7 @@
             <w:noProof/>
             <w:webHidden/>
           </w:rPr>
-          <w:instrText xml:space="preserve"> PAGEREF _Toc243342304 \h </w:instrText>
+          <w:instrText xml:space="preserve"> PAGEREF _Toc243390891 \h </w:instrText>
         </w:r>
         <w:r>
           <w:rPr>
@@ -5102,7 +5172,7 @@
           <w:lang w:val="en-US"/>
         </w:rPr>
       </w:pPr>
-      <w:bookmarkStart w:id="3" w:name="_Toc243342257"/>
+      <w:bookmarkStart w:id="3" w:name="_Toc243390843"/>
       <w:r>
         <w:lastRenderedPageBreak/>
         <w:t xml:space="preserve">DANH MỤC </w:t>
@@ -5148,7 +5218,7 @@
         </w:rPr>
         <w:fldChar w:fldCharType="separate"/>
       </w:r>
-      <w:hyperlink w:anchor="_Toc243342305" w:history="1">
+      <w:hyperlink w:anchor="_Toc243390892" w:history="1">
         <w:r>
           <w:rPr>
             <w:rStyle w:val="Hyperlink"/>
@@ -5175,7 +5245,7 @@
             <w:noProof/>
             <w:webHidden/>
           </w:rPr>
-          <w:instrText xml:space="preserve"> PAGEREF _Toc243342305 \h </w:instrText>
+          <w:instrText xml:space="preserve"> PAGEREF _Toc243390892 \h </w:instrText>
         </w:r>
         <w:r>
           <w:rPr>
@@ -5221,7 +5291,7 @@
           <w14:ligatures w14:val="standardContextual"/>
         </w:rPr>
       </w:pPr>
-      <w:hyperlink w:anchor="_Toc243342306" w:history="1">
+      <w:hyperlink w:anchor="_Toc243390893" w:history="1">
         <w:r>
           <w:rPr>
             <w:rStyle w:val="Hyperlink"/>
@@ -5248,7 +5318,7 @@
             <w:noProof/>
             <w:webHidden/>
           </w:rPr>
-          <w:instrText xml:space="preserve"> PAGEREF _Toc243342306 \h </w:instrText>
+          <w:instrText xml:space="preserve"> PAGEREF _Toc243390893 \h </w:instrText>
         </w:r>
         <w:r>
           <w:rPr>
@@ -5294,7 +5364,7 @@
           <w14:ligatures w14:val="standardContextual"/>
         </w:rPr>
       </w:pPr>
-      <w:hyperlink w:anchor="_Toc243342307" w:history="1">
+      <w:hyperlink w:anchor="_Toc243390894" w:history="1">
         <w:r>
           <w:rPr>
             <w:rStyle w:val="Hyperlink"/>
@@ -5321,7 +5391,7 @@
             <w:noProof/>
             <w:webHidden/>
           </w:rPr>
-          <w:instrText xml:space="preserve"> PAGEREF _Toc243342307 \h </w:instrText>
+          <w:instrText xml:space="preserve"> PAGEREF _Toc243390894 \h </w:instrText>
         </w:r>
         <w:r>
           <w:rPr>
@@ -5367,7 +5437,7 @@
           <w14:ligatures w14:val="standardContextual"/>
         </w:rPr>
       </w:pPr>
-      <w:hyperlink w:anchor="_Toc243342308" w:history="1">
+      <w:hyperlink w:anchor="_Toc243390895" w:history="1">
         <w:r>
           <w:rPr>
             <w:rStyle w:val="Hyperlink"/>
@@ -5394,7 +5464,7 @@
             <w:noProof/>
             <w:webHidden/>
           </w:rPr>
-          <w:instrText xml:space="preserve"> PAGEREF _Toc243342308 \h </w:instrText>
+          <w:instrText xml:space="preserve"> PAGEREF _Toc243390895 \h </w:instrText>
         </w:r>
         <w:r>
           <w:rPr>
@@ -5440,7 +5510,7 @@
           <w14:ligatures w14:val="standardContextual"/>
         </w:rPr>
       </w:pPr>
-      <w:hyperlink w:anchor="_Toc243342309" w:history="1">
+      <w:hyperlink w:anchor="_Toc243390896" w:history="1">
         <w:r>
           <w:rPr>
             <w:rStyle w:val="Hyperlink"/>
@@ -5467,7 +5537,7 @@
             <w:noProof/>
             <w:webHidden/>
           </w:rPr>
-          <w:instrText xml:space="preserve"> PAGEREF _Toc243342309 \h </w:instrText>
+          <w:instrText xml:space="preserve"> PAGEREF _Toc243390896 \h </w:instrText>
         </w:r>
         <w:r>
           <w:rPr>
@@ -5513,7 +5583,7 @@
           <w14:ligatures w14:val="standardContextual"/>
         </w:rPr>
       </w:pPr>
-      <w:hyperlink w:anchor="_Toc243342310" w:history="1">
+      <w:hyperlink w:anchor="_Toc243390897" w:history="1">
         <w:r>
           <w:rPr>
             <w:rStyle w:val="Hyperlink"/>
@@ -5540,7 +5610,7 @@
             <w:noProof/>
             <w:webHidden/>
           </w:rPr>
-          <w:instrText xml:space="preserve"> PAGEREF _Toc243342310 \h </w:instrText>
+          <w:instrText xml:space="preserve"> PAGEREF _Toc243390897 \h </w:instrText>
         </w:r>
         <w:r>
           <w:rPr>
@@ -5586,7 +5656,7 @@
           <w14:ligatures w14:val="standardContextual"/>
         </w:rPr>
       </w:pPr>
-      <w:hyperlink w:anchor="_Toc243342311" w:history="1">
+      <w:hyperlink w:anchor="_Toc243390898" w:history="1">
         <w:r>
           <w:rPr>
             <w:rStyle w:val="Hyperlink"/>
@@ -5613,7 +5683,7 @@
             <w:noProof/>
             <w:webHidden/>
           </w:rPr>
-          <w:instrText xml:space="preserve"> PAGEREF _Toc243342311 \h </w:instrText>
+          <w:instrText xml:space="preserve"> PAGEREF _Toc243390898 \h </w:instrText>
         </w:r>
         <w:r>
           <w:rPr>
@@ -5659,7 +5729,7 @@
           <w14:ligatures w14:val="standardContextual"/>
         </w:rPr>
       </w:pPr>
-      <w:hyperlink w:anchor="_Toc243342312" w:history="1">
+      <w:hyperlink w:anchor="_Toc243390899" w:history="1">
         <w:r>
           <w:rPr>
             <w:rStyle w:val="Hyperlink"/>
@@ -5686,7 +5756,7 @@
             <w:noProof/>
             <w:webHidden/>
           </w:rPr>
-          <w:instrText xml:space="preserve"> PAGEREF _Toc243342312 \h </w:instrText>
+          <w:instrText xml:space="preserve"> PAGEREF _Toc243390899 \h </w:instrText>
         </w:r>
         <w:r>
           <w:rPr>
@@ -5732,7 +5802,7 @@
           <w14:ligatures w14:val="standardContextual"/>
         </w:rPr>
       </w:pPr>
-      <w:hyperlink w:anchor="_Toc243342313" w:history="1">
+      <w:hyperlink w:anchor="_Toc243390900" w:history="1">
         <w:r>
           <w:rPr>
             <w:rStyle w:val="Hyperlink"/>
@@ -5759,7 +5829,7 @@
             <w:noProof/>
             <w:webHidden/>
           </w:rPr>
-          <w:instrText xml:space="preserve"> PAGEREF _Toc243342313 \h </w:instrText>
+          <w:instrText xml:space="preserve"> PAGEREF _Toc243390900 \h </w:instrText>
         </w:r>
         <w:r>
           <w:rPr>
@@ -5805,7 +5875,7 @@
           <w14:ligatures w14:val="standardContextual"/>
         </w:rPr>
       </w:pPr>
-      <w:hyperlink w:anchor="_Toc243342314" w:history="1">
+      <w:hyperlink w:anchor="_Toc243390901" w:history="1">
         <w:r>
           <w:rPr>
             <w:rStyle w:val="Hyperlink"/>
@@ -5832,7 +5902,7 @@
             <w:noProof/>
             <w:webHidden/>
           </w:rPr>
-          <w:instrText xml:space="preserve"> PAGEREF _Toc243342314 \h </w:instrText>
+          <w:instrText xml:space="preserve"> PAGEREF _Toc243390901 \h </w:instrText>
         </w:r>
         <w:r>
           <w:rPr>
@@ -5878,7 +5948,7 @@
           <w14:ligatures w14:val="standardContextual"/>
         </w:rPr>
       </w:pPr>
-      <w:hyperlink w:anchor="_Toc243342315" w:history="1">
+      <w:hyperlink w:anchor="_Toc243390902" w:history="1">
         <w:r>
           <w:rPr>
             <w:rStyle w:val="Hyperlink"/>
@@ -5905,7 +5975,7 @@
             <w:noProof/>
             <w:webHidden/>
           </w:rPr>
-          <w:instrText xml:space="preserve"> PAGEREF _Toc243342315 \h </w:instrText>
+          <w:instrText xml:space="preserve"> PAGEREF _Toc243390902 \h </w:instrText>
         </w:r>
         <w:r>
           <w:rPr>
@@ -5951,7 +6021,7 @@
           <w14:ligatures w14:val="standardContextual"/>
         </w:rPr>
       </w:pPr>
-      <w:hyperlink w:anchor="_Toc243342316" w:history="1">
+      <w:hyperlink w:anchor="_Toc243390903" w:history="1">
         <w:r>
           <w:rPr>
             <w:rStyle w:val="Hyperlink"/>
@@ -5978,7 +6048,7 @@
             <w:noProof/>
             <w:webHidden/>
           </w:rPr>
-          <w:instrText xml:space="preserve"> PAGEREF _Toc243342316 \h </w:instrText>
+          <w:instrText xml:space="preserve"> PAGEREF _Toc243390903 \h </w:instrText>
         </w:r>
         <w:r>
           <w:rPr>
@@ -6024,7 +6094,7 @@
           <w14:ligatures w14:val="standardContextual"/>
         </w:rPr>
       </w:pPr>
-      <w:hyperlink w:anchor="_Toc243342317" w:history="1">
+      <w:hyperlink w:anchor="_Toc243390904" w:history="1">
         <w:r>
           <w:rPr>
             <w:rStyle w:val="Hyperlink"/>
@@ -6051,7 +6121,7 @@
             <w:noProof/>
             <w:webHidden/>
           </w:rPr>
-          <w:instrText xml:space="preserve"> PAGEREF _Toc243342317 \h </w:instrText>
+          <w:instrText xml:space="preserve"> PAGEREF _Toc243390904 \h </w:instrText>
         </w:r>
         <w:r>
           <w:rPr>
@@ -6097,13 +6167,13 @@
           <w14:ligatures w14:val="standardContextual"/>
         </w:rPr>
       </w:pPr>
-      <w:hyperlink w:anchor="_Toc243342318" w:history="1">
+      <w:hyperlink w:anchor="_Toc243390905" w:history="1">
         <w:r>
           <w:rPr>
             <w:rStyle w:val="Hyperlink"/>
             <w:noProof/>
           </w:rPr>
-          <w:t>Bảng 7.1: Kế hoạch đến khi nộp báo cáo cuối kỳ</w:t>
+          <w:t>Bảng 6.5: Kết quả tạm trên 149 request validation chung</w:t>
         </w:r>
         <w:r>
           <w:rPr>
@@ -6124,7 +6194,7 @@
             <w:noProof/>
             <w:webHidden/>
           </w:rPr>
-          <w:instrText xml:space="preserve"> PAGEREF _Toc243342318 \h </w:instrText>
+          <w:instrText xml:space="preserve"> PAGEREF _Toc243390905 \h </w:instrText>
         </w:r>
         <w:r>
           <w:rPr>
@@ -6144,7 +6214,7 @@
             <w:noProof/>
             <w:webHidden/>
           </w:rPr>
-          <w:t>22</w:t>
+          <w:t>19</w:t>
         </w:r>
         <w:r>
           <w:rPr>
@@ -6170,12 +6240,158 @@
           <w14:ligatures w14:val="standardContextual"/>
         </w:rPr>
       </w:pPr>
-      <w:hyperlink w:anchor="_Toc243342319" w:history="1">
+      <w:hyperlink w:anchor="_Toc243390906" w:history="1">
         <w:r>
           <w:rPr>
             <w:rStyle w:val="Hyperlink"/>
             <w:noProof/>
           </w:rPr>
+          <w:t>Bảng 6.6: Chênh lệch Macro-F1 từng cặp (kết quả tạm)</w:t>
+        </w:r>
+        <w:r>
+          <w:rPr>
+            <w:noProof/>
+            <w:webHidden/>
+          </w:rPr>
+          <w:tab/>
+        </w:r>
+        <w:r>
+          <w:rPr>
+            <w:noProof/>
+            <w:webHidden/>
+          </w:rPr>
+          <w:fldChar w:fldCharType="begin"/>
+        </w:r>
+        <w:r>
+          <w:rPr>
+            <w:noProof/>
+            <w:webHidden/>
+          </w:rPr>
+          <w:instrText xml:space="preserve"> PAGEREF _Toc243390906 \h </w:instrText>
+        </w:r>
+        <w:r>
+          <w:rPr>
+            <w:noProof/>
+            <w:webHidden/>
+          </w:rPr>
+        </w:r>
+        <w:r>
+          <w:rPr>
+            <w:noProof/>
+            <w:webHidden/>
+          </w:rPr>
+          <w:fldChar w:fldCharType="separate"/>
+        </w:r>
+        <w:r>
+          <w:rPr>
+            <w:noProof/>
+            <w:webHidden/>
+          </w:rPr>
+          <w:t>20</w:t>
+        </w:r>
+        <w:r>
+          <w:rPr>
+            <w:noProof/>
+            <w:webHidden/>
+          </w:rPr>
+          <w:fldChar w:fldCharType="end"/>
+        </w:r>
+      </w:hyperlink>
+    </w:p>
+    <w:p>
+      <w:pPr>
+        <w:pStyle w:val="TableofFigures"/>
+        <w:tabs>
+          <w:tab w:val="right" w:leader="dot" w:pos="8777"/>
+        </w:tabs>
+        <w:rPr>
+          <w:rFonts w:asciiTheme="minorHAnsi" w:eastAsiaTheme="minorEastAsia" w:hAnsiTheme="minorHAnsi"/>
+          <w:noProof/>
+          <w:kern w:val="2"/>
+          <w:sz w:val="24"/>
+          <w:lang w:val="en-GB" w:eastAsia="en-GB"/>
+          <w14:ligatures w14:val="standardContextual"/>
+        </w:rPr>
+      </w:pPr>
+      <w:hyperlink w:anchor="_Toc243390907" w:history="1">
+        <w:r>
+          <w:rPr>
+            <w:rStyle w:val="Hyperlink"/>
+            <w:noProof/>
+          </w:rPr>
+          <w:t>Bảng 7.1: Kế hoạch đến khi nộp báo cáo cuối kỳ</w:t>
+        </w:r>
+        <w:r>
+          <w:rPr>
+            <w:noProof/>
+            <w:webHidden/>
+          </w:rPr>
+          <w:tab/>
+        </w:r>
+        <w:r>
+          <w:rPr>
+            <w:noProof/>
+            <w:webHidden/>
+          </w:rPr>
+          <w:fldChar w:fldCharType="begin"/>
+        </w:r>
+        <w:r>
+          <w:rPr>
+            <w:noProof/>
+            <w:webHidden/>
+          </w:rPr>
+          <w:instrText xml:space="preserve"> PAGEREF _Toc243390907 \h </w:instrText>
+        </w:r>
+        <w:r>
+          <w:rPr>
+            <w:noProof/>
+            <w:webHidden/>
+          </w:rPr>
+        </w:r>
+        <w:r>
+          <w:rPr>
+            <w:noProof/>
+            <w:webHidden/>
+          </w:rPr>
+          <w:fldChar w:fldCharType="separate"/>
+        </w:r>
+        <w:r>
+          <w:rPr>
+            <w:noProof/>
+            <w:webHidden/>
+          </w:rPr>
+          <w:t>23</w:t>
+        </w:r>
+        <w:r>
+          <w:rPr>
+            <w:noProof/>
+            <w:webHidden/>
+          </w:rPr>
+          <w:fldChar w:fldCharType="end"/>
+        </w:r>
+      </w:hyperlink>
+    </w:p>
+    <w:p>
+      <w:pPr>
+        <w:pStyle w:val="TableofFigures"/>
+        <w:tabs>
+          <w:tab w:val="right" w:leader="dot" w:pos="8777"/>
+        </w:tabs>
+        <w:rPr>
+          <w:rFonts w:asciiTheme="minorHAnsi" w:eastAsiaTheme="minorEastAsia" w:hAnsiTheme="minorHAnsi"/>
+          <w:noProof/>
+          <w:kern w:val="2"/>
+          <w:sz w:val="24"/>
+          <w:lang w:val="en-GB" w:eastAsia="en-GB"/>
+          <w14:ligatures w14:val="standardContextual"/>
+        </w:rPr>
+      </w:pPr>
+      <w:hyperlink w:anchor="_Toc243390908" w:history="1">
+        <w:r>
+          <w:rPr>
+            <w:rStyle w:val="Hyperlink"/>
+            <w:noProof/>
+          </w:rPr>
           <w:t>Bảng A.1: Phân công và mức độ hoàn thành</w:t>
         </w:r>
         <w:r>
@@ -6197,7 +6413,7 @@
             <w:noProof/>
             <w:webHidden/>
           </w:rPr>
-          <w:instrText xml:space="preserve"> PAGEREF _Toc243342319 \h </w:instrText>
+          <w:instrText xml:space="preserve"> PAGEREF _Toc243390908 \h </w:instrText>
         </w:r>
         <w:r>
           <w:rPr>
@@ -6217,7 +6433,7 @@
             <w:noProof/>
             <w:webHidden/>
           </w:rPr>
-          <w:t>24</w:t>
+          <w:t>25</w:t>
         </w:r>
         <w:r>
           <w:rPr>
@@ -6255,7 +6471,7 @@
         </w:numPr>
         <w:jc w:val="center"/>
       </w:pPr>
-      <w:bookmarkStart w:id="4" w:name="_Toc243342258"/>
+      <w:bookmarkStart w:id="4" w:name="_Toc243390844"/>
       <w:r>
         <w:lastRenderedPageBreak/>
         <w:t>DANH MỤC CÁC CHỮ VIẾT TẮT</w:t>
@@ -6919,7 +7135,7 @@
         <w:pStyle w:val="Heading1"/>
         <w:keepNext/>
       </w:pPr>
-      <w:bookmarkStart w:id="5" w:name="_Toc243342259"/>
+      <w:bookmarkStart w:id="5" w:name="_Toc243390845"/>
       <w:r>
         <w:lastRenderedPageBreak/>
         <w:t>M</w:t>
@@ -6943,7 +7159,7 @@
         <w:pStyle w:val="Heading2"/>
         <w:keepNext/>
       </w:pPr>
-      <w:bookmarkStart w:id="6" w:name="_Toc243342260"/>
+      <w:bookmarkStart w:id="6" w:name="_Toc243390846"/>
       <w:r>
         <w:t>Đ</w:t>
       </w:r>
@@ -7690,7 +7906,7 @@
         </w:rPr>
         <w:lastRenderedPageBreak/>
         <w:drawing>
-          <wp:inline distT="0" distB="0" distL="0" distR="0" wp14:anchorId="7D27F1C7" wp14:editId="00736C89">
+          <wp:inline distT="0" distB="0" distL="0" distR="0" wp14:anchorId="64A80F6A" wp14:editId="1E644BAC">
             <wp:extent cx="5580000" cy="3043636"/>
             <wp:effectExtent l="0" t="0" r="0" b="0"/>
             <wp:docPr id="41" name="Picture 41"/>
@@ -7730,7 +7946,7 @@
       <w:pPr>
         <w:pStyle w:val="Caption"/>
       </w:pPr>
-      <w:bookmarkStart w:id="7" w:name="_Toc243342299"/>
+      <w:bookmarkStart w:id="7" w:name="_Toc243390886"/>
       <w:r>
         <w:t xml:space="preserve">Hình </w:t>
       </w:r>
@@ -7807,7 +8023,7 @@
         <w:pStyle w:val="Heading2"/>
         <w:keepNext/>
       </w:pPr>
-      <w:bookmarkStart w:id="8" w:name="_Toc243342261"/>
+      <w:bookmarkStart w:id="8" w:name="_Toc243390847"/>
       <w:r>
         <w:t>M</w:t>
       </w:r>
@@ -7970,7 +8186,7 @@
         <w:pStyle w:val="Caption"/>
         <w:keepNext/>
       </w:pPr>
-      <w:bookmarkStart w:id="9" w:name="_Toc243342305"/>
+      <w:bookmarkStart w:id="9" w:name="_Toc243390892"/>
       <w:r>
         <w:t>B</w:t>
       </w:r>
@@ -8571,7 +8787,43 @@
               <w:rPr>
                 <w:sz w:val="22"/>
               </w:rPr>
-              <w:t>A0 xong; B, BAL, C đang ch</w:t>
+              <w:t>A0 xong; B, BAL có k</w:t>
+            </w:r>
+            <w:r>
+              <w:rPr>
+                <w:sz w:val="22"/>
+              </w:rPr>
+              <w:t>ế</w:t>
+            </w:r>
+            <w:r>
+              <w:rPr>
+                <w:sz w:val="22"/>
+              </w:rPr>
+              <w:t>t qu</w:t>
+            </w:r>
+            <w:r>
+              <w:rPr>
+                <w:sz w:val="22"/>
+              </w:rPr>
+              <w:t>ả</w:t>
+            </w:r>
+            <w:r>
+              <w:rPr>
+                <w:sz w:val="22"/>
+              </w:rPr>
+              <w:t xml:space="preserve"> t</w:t>
+            </w:r>
+            <w:r>
+              <w:rPr>
+                <w:sz w:val="22"/>
+              </w:rPr>
+              <w:t>ạ</w:t>
+            </w:r>
+            <w:r>
+              <w:rPr>
+                <w:sz w:val="22"/>
+              </w:rPr>
+              <w:t>m; C đang ch</w:t>
             </w:r>
             <w:r>
               <w:rPr>
@@ -8768,7 +9020,7 @@
         <w:pStyle w:val="Heading2"/>
         <w:keepNext/>
       </w:pPr>
-      <w:bookmarkStart w:id="10" w:name="_Toc243342262"/>
+      <w:bookmarkStart w:id="10" w:name="_Toc243390848"/>
       <w:r>
         <w:t>Ph</w:t>
       </w:r>
@@ -9201,7 +9453,7 @@
         <w:pStyle w:val="Heading2"/>
         <w:keepNext/>
       </w:pPr>
-      <w:bookmarkStart w:id="11" w:name="_Toc243342263"/>
+      <w:bookmarkStart w:id="11" w:name="_Toc243390849"/>
       <w:r>
         <w:t>B</w:t>
       </w:r>
@@ -9365,7 +9617,7 @@
         <w:keepNext/>
         <w:pageBreakBefore/>
       </w:pPr>
-      <w:bookmarkStart w:id="12" w:name="_Toc243342264"/>
+      <w:bookmarkStart w:id="12" w:name="_Toc243390850"/>
       <w:r>
         <w:lastRenderedPageBreak/>
         <w:t>CƠ S</w:t>
@@ -9395,7 +9647,7 @@
         <w:pStyle w:val="Heading2"/>
         <w:keepNext/>
       </w:pPr>
-      <w:bookmarkStart w:id="13" w:name="_Toc243342265"/>
+      <w:bookmarkStart w:id="13" w:name="_Toc243390851"/>
       <w:r>
         <w:t>HTTP request và các lo</w:t>
       </w:r>
@@ -9588,7 +9840,7 @@
         <w:pStyle w:val="Caption"/>
         <w:keepNext/>
       </w:pPr>
-      <w:bookmarkStart w:id="14" w:name="_Toc243342306"/>
+      <w:bookmarkStart w:id="14" w:name="_Toc243390893"/>
       <w:r>
         <w:t>B</w:t>
       </w:r>
@@ -10358,7 +10610,7 @@
         <w:pStyle w:val="Heading2"/>
         <w:keepNext/>
       </w:pPr>
-      <w:bookmarkStart w:id="15" w:name="_Toc243342266"/>
+      <w:bookmarkStart w:id="15" w:name="_Toc243390852"/>
       <w:r>
         <w:t>Mô hình ngôn ng</w:t>
       </w:r>
@@ -10677,7 +10929,7 @@
         <w:pStyle w:val="Heading2"/>
         <w:keepNext/>
       </w:pPr>
-      <w:bookmarkStart w:id="16" w:name="_Toc243342267"/>
+      <w:bookmarkStart w:id="16" w:name="_Toc243390853"/>
       <w:r>
         <w:t>Embedding và tìm ki</w:t>
       </w:r>
@@ -11092,7 +11344,7 @@
         <w:pStyle w:val="Heading2"/>
         <w:keepNext/>
       </w:pPr>
-      <w:bookmarkStart w:id="17" w:name="_Toc243342268"/>
+      <w:bookmarkStart w:id="17" w:name="_Toc243390854"/>
       <w:r>
         <w:t>Các nghiên c</w:t>
       </w:r>
@@ -11285,7 +11537,7 @@
         <w:pStyle w:val="Caption"/>
         <w:keepNext/>
       </w:pPr>
-      <w:bookmarkStart w:id="18" w:name="_Toc243342307"/>
+      <w:bookmarkStart w:id="18" w:name="_Toc243390894"/>
       <w:r>
         <w:t>B</w:t>
       </w:r>
@@ -12578,7 +12830,7 @@
         <w:pStyle w:val="Heading2"/>
         <w:keepNext/>
       </w:pPr>
-      <w:bookmarkStart w:id="19" w:name="_Toc243342269"/>
+      <w:bookmarkStart w:id="19" w:name="_Toc243390855"/>
       <w:r>
         <w:t>Ch</w:t>
       </w:r>
@@ -13036,7 +13288,7 @@
         <w:keepNext/>
         <w:pageBreakBefore/>
       </w:pPr>
-      <w:bookmarkStart w:id="20" w:name="_Toc243342270"/>
+      <w:bookmarkStart w:id="20" w:name="_Toc243390856"/>
       <w:r>
         <w:lastRenderedPageBreak/>
         <w:t>D</w:t>
@@ -13072,7 +13324,7 @@
         <w:pStyle w:val="Heading2"/>
         <w:keepNext/>
       </w:pPr>
-      <w:bookmarkStart w:id="21" w:name="_Toc243342271"/>
+      <w:bookmarkStart w:id="21" w:name="_Toc243390857"/>
       <w:r>
         <w:t>Ngu</w:t>
       </w:r>
@@ -13383,7 +13635,7 @@
           <w:noProof/>
         </w:rPr>
         <w:drawing>
-          <wp:inline distT="0" distB="0" distL="0" distR="0" wp14:anchorId="67178661" wp14:editId="0C8B2370">
+          <wp:inline distT="0" distB="0" distL="0" distR="0" wp14:anchorId="08B7CA1F" wp14:editId="0DD1C96D">
             <wp:extent cx="5220000" cy="3262500"/>
             <wp:effectExtent l="0" t="0" r="0" b="0"/>
             <wp:docPr id="42" name="Picture 42"/>
@@ -13423,7 +13675,7 @@
       <w:pPr>
         <w:pStyle w:val="Caption"/>
       </w:pPr>
-      <w:bookmarkStart w:id="22" w:name="_Toc243342300"/>
+      <w:bookmarkStart w:id="22" w:name="_Toc243390887"/>
       <w:r>
         <w:t xml:space="preserve">Hình </w:t>
       </w:r>
@@ -13500,7 +13752,7 @@
         <w:pStyle w:val="Heading2"/>
         <w:keepNext/>
       </w:pPr>
-      <w:bookmarkStart w:id="23" w:name="_Toc243342272"/>
+      <w:bookmarkStart w:id="23" w:name="_Toc243390858"/>
       <w:r>
         <w:t>Ti</w:t>
       </w:r>
@@ -13621,7 +13873,7 @@
         <w:pStyle w:val="Caption"/>
         <w:keepNext/>
       </w:pPr>
-      <w:bookmarkStart w:id="24" w:name="_Toc243342308"/>
+      <w:bookmarkStart w:id="24" w:name="_Toc243390895"/>
       <w:r>
         <w:lastRenderedPageBreak/>
         <w:t>B</w:t>
@@ -14477,7 +14729,7 @@
         <w:pStyle w:val="Heading2"/>
         <w:keepNext/>
       </w:pPr>
-      <w:bookmarkStart w:id="25" w:name="_Toc243342273"/>
+      <w:bookmarkStart w:id="25" w:name="_Toc243390859"/>
       <w:r>
         <w:t>Chia t</w:t>
       </w:r>
@@ -14742,7 +14994,7 @@
         <w:pStyle w:val="Caption"/>
         <w:keepNext/>
       </w:pPr>
-      <w:bookmarkStart w:id="26" w:name="_Toc243342309"/>
+      <w:bookmarkStart w:id="26" w:name="_Toc243390896"/>
       <w:r>
         <w:t>B</w:t>
       </w:r>
@@ -15724,7 +15976,7 @@
         <w:pStyle w:val="Heading2"/>
         <w:keepNext/>
       </w:pPr>
-      <w:bookmarkStart w:id="27" w:name="_Toc243342274"/>
+      <w:bookmarkStart w:id="27" w:name="_Toc243390860"/>
       <w:r>
         <w:t>Ch</w:t>
       </w:r>
@@ -16114,7 +16366,7 @@
         <w:keepNext/>
         <w:pageBreakBefore/>
       </w:pPr>
-      <w:bookmarkStart w:id="28" w:name="_Toc243342275"/>
+      <w:bookmarkStart w:id="28" w:name="_Toc243390861"/>
       <w:r>
         <w:lastRenderedPageBreak/>
         <w:t>PHƯƠNG PHÁP</w:t>
@@ -16126,7 +16378,7 @@
         <w:pStyle w:val="Heading2"/>
         <w:keepNext/>
       </w:pPr>
-      <w:bookmarkStart w:id="29" w:name="_Toc243342276"/>
+      <w:bookmarkStart w:id="29" w:name="_Toc243390862"/>
       <w:r>
         <w:t>T</w:t>
       </w:r>
@@ -16291,7 +16543,7 @@
           <w:noProof/>
         </w:rPr>
         <w:drawing>
-          <wp:inline distT="0" distB="0" distL="0" distR="0" wp14:anchorId="50DB49B7" wp14:editId="07A7DD02">
+          <wp:inline distT="0" distB="0" distL="0" distR="0" wp14:anchorId="44291CFC" wp14:editId="7849C6D6">
             <wp:extent cx="5580000" cy="2840727"/>
             <wp:effectExtent l="0" t="0" r="0" b="0"/>
             <wp:docPr id="43" name="Picture 43"/>
@@ -16331,7 +16583,7 @@
       <w:pPr>
         <w:pStyle w:val="Caption"/>
       </w:pPr>
-      <w:bookmarkStart w:id="30" w:name="_Toc243342301"/>
+      <w:bookmarkStart w:id="30" w:name="_Toc243390888"/>
       <w:r>
         <w:t xml:space="preserve">Hình </w:t>
       </w:r>
@@ -16414,7 +16666,7 @@
         <w:pStyle w:val="Heading2"/>
         <w:keepNext/>
       </w:pPr>
-      <w:bookmarkStart w:id="31" w:name="_Toc243342277"/>
+      <w:bookmarkStart w:id="31" w:name="_Toc243390863"/>
       <w:r>
         <w:t>Bi</w:t>
       </w:r>
@@ -16601,7 +16853,7 @@
         <w:pStyle w:val="Heading2"/>
         <w:keepNext/>
       </w:pPr>
-      <w:bookmarkStart w:id="32" w:name="_Toc243342278"/>
+      <w:bookmarkStart w:id="32" w:name="_Toc243390864"/>
       <w:r>
         <w:t>Truy h</w:t>
       </w:r>
@@ -16888,7 +17140,7 @@
         <w:pStyle w:val="Heading2"/>
         <w:keepNext/>
       </w:pPr>
-      <w:bookmarkStart w:id="33" w:name="_Toc243342279"/>
+      <w:bookmarkStart w:id="33" w:name="_Toc243390865"/>
       <w:r>
         <w:t>Các chi</w:t>
       </w:r>
@@ -16970,7 +17222,7 @@
         <w:pStyle w:val="Caption"/>
         <w:keepNext/>
       </w:pPr>
-      <w:bookmarkStart w:id="34" w:name="_Toc243342310"/>
+      <w:bookmarkStart w:id="34" w:name="_Toc243390897"/>
       <w:r>
         <w:t>B</w:t>
       </w:r>
@@ -18756,7 +19008,7 @@
         <w:pStyle w:val="Heading2"/>
         <w:keepNext/>
       </w:pPr>
-      <w:bookmarkStart w:id="35" w:name="_Toc243342280"/>
+      <w:bookmarkStart w:id="35" w:name="_Toc243390866"/>
       <w:r>
         <w:t>Prompt và cách đ</w:t>
       </w:r>
@@ -19236,7 +19488,7 @@
         <w:pStyle w:val="Heading2"/>
         <w:keepNext/>
       </w:pPr>
-      <w:bookmarkStart w:id="36" w:name="_Toc243342281"/>
+      <w:bookmarkStart w:id="36" w:name="_Toc243390867"/>
       <w:r>
         <w:t>Quy trình đánh giá</w:t>
       </w:r>
@@ -19538,7 +19790,7 @@
         <w:keepNext/>
         <w:pageBreakBefore/>
       </w:pPr>
-      <w:bookmarkStart w:id="37" w:name="_Toc243342282"/>
+      <w:bookmarkStart w:id="37" w:name="_Toc243390868"/>
       <w:r>
         <w:lastRenderedPageBreak/>
         <w:t>CÀI Đ</w:t>
@@ -19565,7 +19817,7 @@
         <w:pStyle w:val="Heading2"/>
         <w:keepNext/>
       </w:pPr>
-      <w:bookmarkStart w:id="38" w:name="_Toc243342283"/>
+      <w:bookmarkStart w:id="38" w:name="_Toc243390869"/>
       <w:r>
         <w:t>C</w:t>
       </w:r>
@@ -19638,7 +19890,7 @@
         <w:pStyle w:val="Caption"/>
         <w:keepNext/>
       </w:pPr>
-      <w:bookmarkStart w:id="39" w:name="_Toc243342311"/>
+      <w:bookmarkStart w:id="39" w:name="_Toc243390898"/>
       <w:r>
         <w:t>B</w:t>
       </w:r>
@@ -20397,7 +20649,7 @@
         <w:pStyle w:val="Heading2"/>
         <w:keepNext/>
       </w:pPr>
-      <w:bookmarkStart w:id="40" w:name="_Toc243342284"/>
+      <w:bookmarkStart w:id="40" w:name="_Toc243390870"/>
       <w:r>
         <w:t>Ki</w:t>
       </w:r>
@@ -20581,7 +20833,7 @@
         <w:pStyle w:val="Caption"/>
         <w:keepNext/>
       </w:pPr>
-      <w:bookmarkStart w:id="41" w:name="_Toc243342312"/>
+      <w:bookmarkStart w:id="41" w:name="_Toc243390899"/>
       <w:r>
         <w:lastRenderedPageBreak/>
         <w:t>B</w:t>
@@ -21777,7 +22029,7 @@
         <w:pStyle w:val="Heading2"/>
         <w:keepNext/>
       </w:pPr>
-      <w:bookmarkStart w:id="42" w:name="_Toc243342285"/>
+      <w:bookmarkStart w:id="42" w:name="_Toc243390871"/>
       <w:r>
         <w:t>Các s</w:t>
       </w:r>
@@ -21806,7 +22058,7 @@
         <w:pStyle w:val="Caption"/>
         <w:keepNext/>
       </w:pPr>
-      <w:bookmarkStart w:id="43" w:name="_Toc243342313"/>
+      <w:bookmarkStart w:id="43" w:name="_Toc243390900"/>
       <w:r>
         <w:t>B</w:t>
       </w:r>
@@ -22650,7 +22902,7 @@
         <w:keepNext/>
         <w:pageBreakBefore/>
       </w:pPr>
-      <w:bookmarkStart w:id="44" w:name="_Toc243342286"/>
+      <w:bookmarkStart w:id="44" w:name="_Toc243390872"/>
       <w:r>
         <w:lastRenderedPageBreak/>
         <w:t>K</w:t>
@@ -22719,19 +22971,37 @@
         <w:t>ả</w:t>
       </w:r>
       <w:r>
-        <w:t xml:space="preserve"> LLM th</w:t>
-      </w:r>
-      <w:r>
-        <w:t>ậ</w:t>
-      </w:r>
-      <w:r>
-        <w:t>t đ</w:t>
-      </w:r>
-      <w:r>
-        <w:t>ầ</w:t>
-      </w:r>
-      <w:r>
-        <w:t>u tiên (A0). T</w:t>
+        <w:t xml:space="preserve"> LLM zero-shot (A0); M</w:t>
+      </w:r>
+      <w:r>
+        <w:t>ụ</w:t>
+      </w:r>
+      <w:r>
+        <w:t>c 6.5 là k</w:t>
+      </w:r>
+      <w:r>
+        <w:t>ế</w:t>
+      </w:r>
+      <w:r>
+        <w:t>t qu</w:t>
+      </w:r>
+      <w:r>
+        <w:t>ả</w:t>
+      </w:r>
+      <w:r>
+        <w:t xml:space="preserve"> t</w:t>
+      </w:r>
+      <w:r>
+        <w:t>ạ</w:t>
+      </w:r>
+      <w:r>
+        <w:t>m c</w:t>
+      </w:r>
+      <w:r>
+        <w:t>ủ</w:t>
+      </w:r>
+      <w:r>
+        <w:t>a B và BAL. T</w:t>
       </w:r>
       <w:r>
         <w:t>ấ</w:t>
@@ -22859,7 +23129,7 @@
         <w:pStyle w:val="Heading2"/>
         <w:keepNext/>
       </w:pPr>
-      <w:bookmarkStart w:id="45" w:name="_Toc243342287"/>
+      <w:bookmarkStart w:id="45" w:name="_Toc243390873"/>
       <w:r>
         <w:t>RQ1: ví d</w:t>
       </w:r>
@@ -23111,7 +23381,7 @@
           <w:noProof/>
         </w:rPr>
         <w:drawing>
-          <wp:inline distT="0" distB="0" distL="0" distR="0" wp14:anchorId="4DD63BF1" wp14:editId="2EC65874">
+          <wp:inline distT="0" distB="0" distL="0" distR="0" wp14:anchorId="415DF109" wp14:editId="4BF4B252">
             <wp:extent cx="5580000" cy="2029091"/>
             <wp:effectExtent l="0" t="0" r="0" b="0"/>
             <wp:docPr id="44" name="Picture 44"/>
@@ -23151,7 +23421,7 @@
       <w:pPr>
         <w:pStyle w:val="Caption"/>
       </w:pPr>
-      <w:bookmarkStart w:id="46" w:name="_Toc243342302"/>
+      <w:bookmarkStart w:id="46" w:name="_Toc243390889"/>
       <w:r>
         <w:t xml:space="preserve">Hình </w:t>
       </w:r>
@@ -23255,7 +23525,7 @@
         <w:pStyle w:val="Heading2"/>
         <w:keepNext/>
       </w:pPr>
-      <w:bookmarkStart w:id="47" w:name="_Toc243342288"/>
+      <w:bookmarkStart w:id="47" w:name="_Toc243390874"/>
       <w:r>
         <w:t>Đ</w:t>
       </w:r>
@@ -23560,7 +23830,7 @@
         <w:pStyle w:val="Caption"/>
         <w:keepNext/>
       </w:pPr>
-      <w:bookmarkStart w:id="48" w:name="_Toc243342314"/>
+      <w:bookmarkStart w:id="48" w:name="_Toc243390901"/>
       <w:r>
         <w:t>B</w:t>
       </w:r>
@@ -24141,7 +24411,7 @@
           <w:noProof/>
         </w:rPr>
         <w:drawing>
-          <wp:inline distT="0" distB="0" distL="0" distR="0" wp14:anchorId="0A3C340F" wp14:editId="42A5D5BA">
+          <wp:inline distT="0" distB="0" distL="0" distR="0" wp14:anchorId="0569DBA5" wp14:editId="491BF2FA">
             <wp:extent cx="4320000" cy="3168000"/>
             <wp:effectExtent l="0" t="0" r="0" b="0"/>
             <wp:docPr id="45" name="Picture 45"/>
@@ -24181,7 +24451,7 @@
       <w:pPr>
         <w:pStyle w:val="Caption"/>
       </w:pPr>
-      <w:bookmarkStart w:id="49" w:name="_Toc243342303"/>
+      <w:bookmarkStart w:id="49" w:name="_Toc243390890"/>
       <w:r>
         <w:t xml:space="preserve">Hình </w:t>
       </w:r>
@@ -24434,7 +24704,7 @@
         <w:pStyle w:val="Heading2"/>
         <w:keepNext/>
       </w:pPr>
-      <w:bookmarkStart w:id="50" w:name="_Toc243342289"/>
+      <w:bookmarkStart w:id="50" w:name="_Toc243390875"/>
       <w:r>
         <w:t>Ả</w:t>
       </w:r>
@@ -24528,7 +24798,7 @@
         <w:pStyle w:val="Caption"/>
         <w:keepNext/>
       </w:pPr>
-      <w:bookmarkStart w:id="51" w:name="_Toc243342315"/>
+      <w:bookmarkStart w:id="51" w:name="_Toc243390902"/>
       <w:r>
         <w:lastRenderedPageBreak/>
         <w:t>B</w:t>
@@ -25595,7 +25865,7 @@
         <w:pStyle w:val="Caption"/>
         <w:keepNext/>
       </w:pPr>
-      <w:bookmarkStart w:id="52" w:name="_Toc243342316"/>
+      <w:bookmarkStart w:id="52" w:name="_Toc243390903"/>
       <w:r>
         <w:t>B</w:t>
       </w:r>
@@ -26185,7 +26455,7 @@
         <w:pStyle w:val="Heading2"/>
         <w:keepNext/>
       </w:pPr>
-      <w:bookmarkStart w:id="53" w:name="_Toc243342290"/>
+      <w:bookmarkStart w:id="53" w:name="_Toc243390876"/>
       <w:r>
         <w:lastRenderedPageBreak/>
         <w:t>K</w:t>
@@ -26289,7 +26559,7 @@
         <w:pStyle w:val="Caption"/>
         <w:keepNext/>
       </w:pPr>
-      <w:bookmarkStart w:id="54" w:name="_Toc243342317"/>
+      <w:bookmarkStart w:id="54" w:name="_Toc243390904"/>
       <w:r>
         <w:t>B</w:t>
       </w:r>
@@ -27252,7 +27522,7 @@
         </w:rPr>
         <w:lastRenderedPageBreak/>
         <w:drawing>
-          <wp:inline distT="0" distB="0" distL="0" distR="0" wp14:anchorId="6F0515D6" wp14:editId="3123A7B5">
+          <wp:inline distT="0" distB="0" distL="0" distR="0" wp14:anchorId="504536D6" wp14:editId="0A559DAA">
             <wp:extent cx="4320000" cy="3168000"/>
             <wp:effectExtent l="0" t="0" r="0" b="0"/>
             <wp:docPr id="46" name="Picture 46"/>
@@ -27292,7 +27562,7 @@
       <w:pPr>
         <w:pStyle w:val="Caption"/>
       </w:pPr>
-      <w:bookmarkStart w:id="55" w:name="_Toc243342304"/>
+      <w:bookmarkStart w:id="55" w:name="_Toc243390891"/>
       <w:r>
         <w:t xml:space="preserve">Hình </w:t>
       </w:r>
@@ -27369,39 +27639,33 @@
         <w:pStyle w:val="Heading2"/>
         <w:keepNext/>
       </w:pPr>
-      <w:bookmarkStart w:id="56" w:name="_Toc243342291"/>
-      <w:r>
-        <w:t>Gi</w:t>
-      </w:r>
-      <w:r>
-        <w:t>ớ</w:t>
-      </w:r>
-      <w:r>
-        <w:t>i h</w:t>
+      <w:bookmarkStart w:id="56" w:name="_Toc243390877"/>
+      <w:r>
+        <w:t>K</w:t>
+      </w:r>
+      <w:r>
+        <w:t>ế</w:t>
+      </w:r>
+      <w:r>
+        <w:t>t qu</w:t>
+      </w:r>
+      <w:r>
+        <w:t>ả</w:t>
+      </w:r>
+      <w:r>
+        <w:t xml:space="preserve"> t</w:t>
       </w:r>
       <w:r>
         <w:t>ạ</w:t>
       </w:r>
       <w:r>
-        <w:t>n quota và đi</w:t>
-      </w:r>
-      <w:r>
-        <w:t>ề</w:t>
-      </w:r>
-      <w:r>
-        <w:t>u ch</w:t>
-      </w:r>
-      <w:r>
-        <w:t>ỉ</w:t>
-      </w:r>
-      <w:r>
-        <w:t>nh quy mô thí nghi</w:t>
-      </w:r>
-      <w:r>
-        <w:t>ệ</w:t>
-      </w:r>
-      <w:r>
-        <w:t>m</w:t>
+        <w:t>m c</w:t>
+      </w:r>
+      <w:r>
+        <w:t>ủ</w:t>
+      </w:r>
+      <w:r>
+        <w:t>a B và BAL</w:t>
       </w:r>
       <w:bookmarkEnd w:id="56"/>
     </w:p>
@@ -27410,263 +27674,2505 @@
         <w:pStyle w:val="Nidungvnbn"/>
       </w:pPr>
       <w:r>
-        <w:t>Khi ch</w:t>
+        <w:t>Đ</w:t>
+      </w:r>
+      <w:r>
+        <w:t>ế</w:t>
+      </w:r>
+      <w:r>
+        <w:t>n th</w:t>
+      </w:r>
+      <w:r>
+        <w:t>ờ</w:t>
+      </w:r>
+      <w:r>
+        <w:t>i đi</w:t>
+      </w:r>
+      <w:r>
+        <w:t>ể</w:t>
+      </w:r>
+      <w:r>
+        <w:t>m vi</w:t>
+      </w:r>
+      <w:r>
+        <w:t>ế</w:t>
+      </w:r>
+      <w:r>
+        <w:t>t báo cáo, B đã ch</w:t>
       </w:r>
       <w:r>
         <w:t>ạ</w:t>
       </w:r>
       <w:r>
-        <w:t>y th</w:t>
+        <w:t>y 157/200 và BAL 149/200 request validation (d</w:t>
+      </w:r>
+      <w:r>
+        <w:t>ừ</w:t>
+      </w:r>
+      <w:r>
+        <w:t>ng do h</w:t>
+      </w:r>
+      <w:r>
+        <w:t>ế</w:t>
+      </w:r>
+      <w:r>
+        <w:t>t quota trong ngày). B</w:t>
+      </w:r>
+      <w:r>
+        <w:t>ả</w:t>
+      </w:r>
+      <w:r>
+        <w:t>ng 6.5 so sánh A0, B và BAL trên đúng 149 request mà c</w:t>
+      </w:r>
+      <w:r>
+        <w:t>ả</w:t>
+      </w:r>
+      <w:r>
+        <w:t xml:space="preserve"> ba đã ch</w:t>
+      </w:r>
+      <w:r>
+        <w:t>ạ</w:t>
+      </w:r>
+      <w:r>
+        <w:t>y, m</w:t>
+      </w:r>
+      <w:r>
+        <w:t>ỗ</w:t>
+      </w:r>
+      <w:r>
+        <w:t>i l</w:t>
+      </w:r>
+      <w:r>
+        <w:t>ớ</w:t>
+      </w:r>
+      <w:r>
+        <w:t xml:space="preserve">p 24–25 request. Đây là </w:t>
+      </w:r>
+      <w:r>
+        <w:rPr>
+          <w:b/>
+        </w:rPr>
+        <w:t>k</w:t>
+      </w:r>
+      <w:r>
+        <w:rPr>
+          <w:b/>
+        </w:rPr>
+        <w:t>ế</w:t>
+      </w:r>
+      <w:r>
+        <w:rPr>
+          <w:b/>
+        </w:rPr>
+        <w:t>t qu</w:t>
+      </w:r>
+      <w:r>
+        <w:rPr>
+          <w:b/>
+        </w:rPr>
+        <w:t>ả</w:t>
+      </w:r>
+      <w:r>
+        <w:rPr>
+          <w:b/>
+        </w:rPr>
+        <w:t xml:space="preserve"> t</w:t>
+      </w:r>
+      <w:r>
+        <w:rPr>
+          <w:b/>
+        </w:rPr>
+        <w:t>ạ</w:t>
+      </w:r>
+      <w:r>
+        <w:rPr>
+          <w:b/>
+        </w:rPr>
+        <w:t>m</w:t>
+      </w:r>
+      <w:r>
+        <w:t>: con s</w:t>
+      </w:r>
+      <w:r>
+        <w:t>ố</w:t>
+      </w:r>
+      <w:r>
+        <w:t xml:space="preserve"> s</w:t>
+      </w:r>
+      <w:r>
+        <w:t>ẽ</w:t>
+      </w:r>
+      <w:r>
+        <w:t xml:space="preserve"> thay đ</w:t>
+      </w:r>
+      <w:r>
+        <w:t>ổ</w:t>
+      </w:r>
+      <w:r>
+        <w:t>i khi các run ch</w:t>
+      </w:r>
+      <w:r>
+        <w:t>ạ</w:t>
+      </w:r>
+      <w:r>
+        <w:t>y đ</w:t>
+      </w:r>
+      <w:r>
+        <w:t>ủ</w:t>
+      </w:r>
+      <w:r>
+        <w:t xml:space="preserve"> 200 request. Lưu ý A0 trên t</w:t>
       </w:r>
       <w:r>
         <w:t>ậ</w:t>
       </w:r>
       <w:r>
-        <w:t>t, nhóm đo đư</w:t>
-      </w:r>
-      <w:r>
-        <w:t>ợ</w:t>
-      </w:r>
-      <w:r>
-        <w:t>c gi</w:t>
+        <w:t>p con này đ</w:t>
+      </w:r>
+      <w:r>
+        <w:t>ạ</w:t>
+      </w:r>
+      <w:r>
+        <w:t>t 0,806, khác v</w:t>
       </w:r>
       <w:r>
         <w:t>ớ</w:t>
       </w:r>
       <w:r>
-        <w:t>i h</w:t>
-      </w:r>
-      <w:r>
-        <w:t>ạ</w:t>
-      </w:r>
-      <w:r>
-        <w:t>n c</w:t>
+        <w:t>i 0,835 trên đ</w:t>
       </w:r>
       <w:r>
         <w:t>ủ</w:t>
       </w:r>
       <w:r>
-        <w:t>a gói Groq mi</w:t>
-      </w:r>
-      <w:r>
-        <w:t>ễ</w:t>
-      </w:r>
-      <w:r>
-        <w:t>n phí cho gpt-oss-20b: kho</w:t>
-      </w:r>
-      <w:r>
-        <w:t>ả</w:t>
-      </w:r>
-      <w:r>
-        <w:t>ng 8.000 token m</w:t>
-      </w:r>
-      <w:r>
-        <w:t>ỗ</w:t>
-      </w:r>
-      <w:r>
-        <w:t>i phút và 200.000 token m</w:t>
-      </w:r>
-      <w:r>
-        <w:t>ỗ</w:t>
-      </w:r>
-      <w:r>
-        <w:t>i ngày cho m</w:t>
-      </w:r>
-      <w:r>
-        <w:t>ỗ</w:t>
-      </w:r>
-      <w:r>
-        <w:t>i khóa API. V</w:t>
-      </w:r>
-      <w:r>
-        <w:t>ớ</w:t>
-      </w:r>
-      <w:r>
-        <w:t>i 6 ví d</w:t>
-      </w:r>
-      <w:r>
-        <w:t>ụ</w:t>
-      </w:r>
-      <w:r>
-        <w:t xml:space="preserve"> c</w:t>
-      </w:r>
-      <w:r>
-        <w:t>ắ</w:t>
-      </w:r>
-      <w:r>
-        <w:t xml:space="preserve">t </w:t>
-      </w:r>
-      <w:r>
-        <w:t>ở</w:t>
-      </w:r>
-      <w:r>
-        <w:t xml:space="preserve"> 1.500 ký t</w:t>
-      </w:r>
-      <w:r>
-        <w:t>ự</w:t>
-      </w:r>
-      <w:r>
-        <w:t>, m</w:t>
-      </w:r>
-      <w:r>
-        <w:t>ỗ</w:t>
-      </w:r>
-      <w:r>
-        <w:t>i request có ví d</w:t>
-      </w:r>
-      <w:r>
-        <w:t>ụ</w:t>
-      </w:r>
-      <w:r>
-        <w:t xml:space="preserve"> t</w:t>
-      </w:r>
-      <w:r>
-        <w:t>ố</w:t>
-      </w:r>
-      <w:r>
-        <w:t>n kho</w:t>
-      </w:r>
-      <w:r>
-        <w:t>ả</w:t>
-      </w:r>
-      <w:r>
-        <w:t>ng 2.600 token, nên m</w:t>
+        <w:t xml:space="preserve"> 200 request, nên ch</w:t>
+      </w:r>
+      <w:r>
+        <w:t>ỉ</w:t>
+      </w:r>
+      <w:r>
+        <w:t xml:space="preserve"> so sánh các pipeline trên cùng m</w:t>
       </w:r>
       <w:r>
         <w:t>ộ</w:t>
       </w:r>
       <w:r>
-        <w:t>t pipeline trên 200 request validation c</w:t>
-      </w:r>
-      <w:r>
-        <w:t>ầ</w:t>
-      </w:r>
-      <w:r>
-        <w:t>n hơn hai ngày quota. Nhóm d</w:t>
-      </w:r>
-      <w:r>
-        <w:t>ừ</w:t>
-      </w:r>
-      <w:r>
-        <w:t>ng l</w:t>
-      </w:r>
-      <w:r>
-        <w:t>ầ</w:t>
-      </w:r>
-      <w:r>
-        <w:t>n ch</w:t>
-      </w:r>
-      <w:r>
-        <w:t>ạ</w:t>
-      </w:r>
-      <w:r>
-        <w:t>y th</w:t>
-      </w:r>
-      <w:r>
-        <w:t>ử</w:t>
-      </w:r>
-      <w:r>
-        <w:t xml:space="preserve"> B v</w:t>
-      </w:r>
-      <w:r>
-        <w:t>ớ</w:t>
-      </w:r>
-      <w:r>
-        <w:t>i c</w:t>
-      </w:r>
-      <w:r>
-        <w:t>ấ</w:t>
-      </w:r>
-      <w:r>
-        <w:t>u hình này sau 34 request và không dùng k</w:t>
-      </w:r>
-      <w:r>
-        <w:t>ế</w:t>
-      </w:r>
-      <w:r>
-        <w:t>t qu</w:t>
-      </w:r>
-      <w:r>
-        <w:t>ả</w:t>
-      </w:r>
-      <w:r>
-        <w:t xml:space="preserve"> đó. Đ</w:t>
-      </w:r>
-      <w:r>
-        <w:t>ể</w:t>
-      </w:r>
-      <w:r>
-        <w:t xml:space="preserve"> v</w:t>
-      </w:r>
-      <w:r>
-        <w:t>ừ</w:t>
-      </w:r>
-      <w:r>
-        <w:t>a quota mà v</w:t>
-      </w:r>
-      <w:r>
-        <w:t>ẫ</w:t>
-      </w:r>
-      <w:r>
-        <w:t>n gi</w:t>
-      </w:r>
-      <w:r>
-        <w:t>ữ</w:t>
-      </w:r>
-      <w:r>
-        <w:t xml:space="preserve"> đ</w:t>
-      </w:r>
-      <w:r>
-        <w:t>ủ</w:t>
-      </w:r>
-      <w:r>
-        <w:t xml:space="preserve"> các đ</w:t>
-      </w:r>
-      <w:r>
-        <w:t>ố</w:t>
-      </w:r>
-      <w:r>
-        <w:t>i ch</w:t>
-      </w:r>
-      <w:r>
-        <w:t>ứ</w:t>
-      </w:r>
-      <w:r>
-        <w:t>ng chính, nhóm đi</w:t>
-      </w:r>
-      <w:r>
-        <w:t>ề</w:t>
-      </w:r>
-      <w:r>
-        <w:t>u ch</w:t>
-      </w:r>
-      <w:r>
-        <w:t>ỉ</w:t>
-      </w:r>
-      <w:r>
-        <w:t>nh trư</w:t>
-      </w:r>
-      <w:r>
-        <w:t>ớ</w:t>
-      </w:r>
-      <w:r>
-        <w:t>c khi ch</w:t>
-      </w:r>
-      <w:r>
-        <w:t>ạ</w:t>
-      </w:r>
-      <w:r>
-        <w:t>y các pipeline có ví d</w:t>
-      </w:r>
-      <w:r>
-        <w:t>ụ</w:t>
-      </w:r>
-      <w:r>
-        <w:t>:</w:t>
+        <w:t>t t</w:t>
+      </w:r>
+      <w:r>
+        <w:t>ậ</w:t>
+      </w:r>
+      <w:r>
+        <w:t>p.</w:t>
       </w:r>
     </w:p>
     <w:p>
       <w:pPr>
+        <w:pStyle w:val="Caption"/>
+        <w:keepNext/>
+      </w:pPr>
+      <w:bookmarkStart w:id="57" w:name="_Toc243390905"/>
+      <w:r>
+        <w:t>B</w:t>
+      </w:r>
+      <w:r>
+        <w:t>ả</w:t>
+      </w:r>
+      <w:r>
+        <w:t xml:space="preserve">ng </w:t>
+      </w:r>
+      <w:r>
+        <w:fldChar w:fldCharType="begin"/>
+      </w:r>
+      <w:r>
+        <w:instrText xml:space="preserve"> STYLEREF 1 \s </w:instrText>
+      </w:r>
+      <w:r>
+        <w:fldChar w:fldCharType="separate"/>
+      </w:r>
+      <w:r>
+        <w:rPr>
+          <w:noProof/>
+        </w:rPr>
+        <w:t>6</w:t>
+      </w:r>
+      <w:r>
+        <w:fldChar w:fldCharType="end"/>
+      </w:r>
+      <w:r>
+        <w:t>.</w:t>
+      </w:r>
+      <w:r>
+        <w:fldChar w:fldCharType="begin"/>
+      </w:r>
+      <w:r>
+        <w:instrText xml:space="preserve"> SEQ B</w:instrText>
+      </w:r>
+      <w:r>
+        <w:instrText>ả</w:instrText>
+      </w:r>
+      <w:r>
+        <w:instrText xml:space="preserve">ng \* ARABIC \s 1 </w:instrText>
+      </w:r>
+      <w:r>
+        <w:fldChar w:fldCharType="separate"/>
+      </w:r>
+      <w:r>
+        <w:rPr>
+          <w:noProof/>
+        </w:rPr>
+        <w:t>5</w:t>
+      </w:r>
+      <w:r>
+        <w:fldChar w:fldCharType="end"/>
+      </w:r>
+      <w:r>
+        <w:t>: K</w:t>
+      </w:r>
+      <w:r>
+        <w:t>ế</w:t>
+      </w:r>
+      <w:r>
+        <w:t>t qu</w:t>
+      </w:r>
+      <w:r>
+        <w:t>ả</w:t>
+      </w:r>
+      <w:r>
+        <w:t xml:space="preserve"> t</w:t>
+      </w:r>
+      <w:r>
+        <w:t>ạ</w:t>
+      </w:r>
+      <w:r>
+        <w:t>m trên 149 request validation chung</w:t>
+      </w:r>
+      <w:bookmarkEnd w:id="57"/>
+    </w:p>
+    <w:tbl>
+      <w:tblPr>
+        <w:tblW w:w="0" w:type="auto"/>
+        <w:jc w:val="center"/>
+        <w:tblBorders>
+          <w:top w:val="single" w:sz="4" w:space="0" w:color="000000"/>
+          <w:left w:val="single" w:sz="4" w:space="0" w:color="000000"/>
+          <w:bottom w:val="single" w:sz="4" w:space="0" w:color="000000"/>
+          <w:right w:val="single" w:sz="4" w:space="0" w:color="000000"/>
+          <w:insideH w:val="single" w:sz="4" w:space="0" w:color="000000"/>
+          <w:insideV w:val="single" w:sz="4" w:space="0" w:color="000000"/>
+        </w:tblBorders>
+        <w:tblLayout w:type="fixed"/>
+        <w:tblLook w:val="04A0" w:firstRow="1" w:lastRow="0" w:firstColumn="1" w:lastColumn="0" w:noHBand="0" w:noVBand="1"/>
+      </w:tblPr>
+      <w:tblGrid>
+        <w:gridCol w:w="3118"/>
+        <w:gridCol w:w="1871"/>
+        <w:gridCol w:w="1871"/>
+        <w:gridCol w:w="1928"/>
+      </w:tblGrid>
+      <w:tr>
+        <w:trPr>
+          <w:cantSplit/>
+          <w:tblHeader/>
+          <w:jc w:val="center"/>
+        </w:trPr>
+        <w:tc>
+          <w:tcPr>
+            <w:tcW w:w="3118" w:type="dxa"/>
+          </w:tcPr>
+          <w:p>
+            <w:pPr>
+              <w:keepNext/>
+              <w:spacing w:before="40" w:after="40"/>
+              <w:jc w:val="center"/>
+            </w:pPr>
+            <w:r>
+              <w:rPr>
+                <w:b/>
+                <w:sz w:val="21"/>
+              </w:rPr>
+              <w:t>Ch</w:t>
+            </w:r>
+            <w:r>
+              <w:rPr>
+                <w:b/>
+                <w:sz w:val="21"/>
+              </w:rPr>
+              <w:t>ỉ</w:t>
+            </w:r>
+            <w:r>
+              <w:rPr>
+                <w:b/>
+                <w:sz w:val="21"/>
+              </w:rPr>
+              <w:t xml:space="preserve"> s</w:t>
+            </w:r>
+            <w:r>
+              <w:rPr>
+                <w:b/>
+                <w:sz w:val="21"/>
+              </w:rPr>
+              <w:t>ố</w:t>
+            </w:r>
+          </w:p>
+        </w:tc>
+        <w:tc>
+          <w:tcPr>
+            <w:tcW w:w="1871" w:type="dxa"/>
+          </w:tcPr>
+          <w:p>
+            <w:pPr>
+              <w:keepNext/>
+              <w:spacing w:before="40" w:after="40"/>
+              <w:jc w:val="center"/>
+            </w:pPr>
+            <w:r>
+              <w:rPr>
+                <w:b/>
+                <w:sz w:val="21"/>
+              </w:rPr>
+              <w:t>A0 (zero-shot)</w:t>
+            </w:r>
+          </w:p>
+        </w:tc>
+        <w:tc>
+          <w:tcPr>
+            <w:tcW w:w="1871" w:type="dxa"/>
+          </w:tcPr>
+          <w:p>
+            <w:pPr>
+              <w:keepNext/>
+              <w:spacing w:before="40" w:after="40"/>
+              <w:jc w:val="center"/>
+            </w:pPr>
+            <w:r>
+              <w:rPr>
+                <w:b/>
+                <w:sz w:val="21"/>
+              </w:rPr>
+              <w:t>B (top-4)</w:t>
+            </w:r>
+          </w:p>
+        </w:tc>
+        <w:tc>
+          <w:tcPr>
+            <w:tcW w:w="1928" w:type="dxa"/>
+          </w:tcPr>
+          <w:p>
+            <w:pPr>
+              <w:keepNext/>
+              <w:spacing w:before="40" w:after="40"/>
+              <w:jc w:val="center"/>
+            </w:pPr>
+            <w:r>
+              <w:rPr>
+                <w:b/>
+                <w:sz w:val="21"/>
+              </w:rPr>
+              <w:t>BAL (cân b</w:t>
+            </w:r>
+            <w:r>
+              <w:rPr>
+                <w:b/>
+                <w:sz w:val="21"/>
+              </w:rPr>
+              <w:t>ằ</w:t>
+            </w:r>
+            <w:r>
+              <w:rPr>
+                <w:b/>
+                <w:sz w:val="21"/>
+              </w:rPr>
+              <w:t>ng l</w:t>
+            </w:r>
+            <w:r>
+              <w:rPr>
+                <w:b/>
+                <w:sz w:val="21"/>
+              </w:rPr>
+              <w:t>ớ</w:t>
+            </w:r>
+            <w:r>
+              <w:rPr>
+                <w:b/>
+                <w:sz w:val="21"/>
+              </w:rPr>
+              <w:t>p)</w:t>
+            </w:r>
+          </w:p>
+        </w:tc>
+      </w:tr>
+      <w:tr>
+        <w:trPr>
+          <w:cantSplit/>
+          <w:jc w:val="center"/>
+        </w:trPr>
+        <w:tc>
+          <w:tcPr>
+            <w:tcW w:w="3118" w:type="dxa"/>
+          </w:tcPr>
+          <w:p>
+            <w:pPr>
+              <w:keepNext/>
+              <w:spacing w:before="40" w:after="40"/>
+            </w:pPr>
+            <w:r>
+              <w:rPr>
+                <w:sz w:val="21"/>
+              </w:rPr>
+              <w:t>Normal</w:t>
+            </w:r>
+          </w:p>
+        </w:tc>
+        <w:tc>
+          <w:tcPr>
+            <w:tcW w:w="1871" w:type="dxa"/>
+          </w:tcPr>
+          <w:p>
+            <w:pPr>
+              <w:keepNext/>
+              <w:spacing w:before="40" w:after="40"/>
+              <w:jc w:val="center"/>
+            </w:pPr>
+            <w:r>
+              <w:rPr>
+                <w:sz w:val="21"/>
+              </w:rPr>
+              <w:t>0,65</w:t>
+            </w:r>
+          </w:p>
+        </w:tc>
+        <w:tc>
+          <w:tcPr>
+            <w:tcW w:w="1871" w:type="dxa"/>
+          </w:tcPr>
+          <w:p>
+            <w:pPr>
+              <w:keepNext/>
+              <w:spacing w:before="40" w:after="40"/>
+              <w:jc w:val="center"/>
+            </w:pPr>
+            <w:r>
+              <w:rPr>
+                <w:sz w:val="21"/>
+              </w:rPr>
+              <w:t>0,65</w:t>
+            </w:r>
+          </w:p>
+        </w:tc>
+        <w:tc>
+          <w:tcPr>
+            <w:tcW w:w="1928" w:type="dxa"/>
+          </w:tcPr>
+          <w:p>
+            <w:pPr>
+              <w:keepNext/>
+              <w:spacing w:before="40" w:after="40"/>
+              <w:jc w:val="center"/>
+            </w:pPr>
+            <w:r>
+              <w:rPr>
+                <w:sz w:val="21"/>
+              </w:rPr>
+              <w:t>0,67</w:t>
+            </w:r>
+          </w:p>
+        </w:tc>
+      </w:tr>
+      <w:tr>
+        <w:trPr>
+          <w:cantSplit/>
+          <w:jc w:val="center"/>
+        </w:trPr>
+        <w:tc>
+          <w:tcPr>
+            <w:tcW w:w="3118" w:type="dxa"/>
+          </w:tcPr>
+          <w:p>
+            <w:pPr>
+              <w:keepNext/>
+              <w:spacing w:before="40" w:after="40"/>
+            </w:pPr>
+            <w:r>
+              <w:rPr>
+                <w:sz w:val="21"/>
+              </w:rPr>
+              <w:t>SQL Injection</w:t>
+            </w:r>
+          </w:p>
+        </w:tc>
+        <w:tc>
+          <w:tcPr>
+            <w:tcW w:w="1871" w:type="dxa"/>
+          </w:tcPr>
+          <w:p>
+            <w:pPr>
+              <w:keepNext/>
+              <w:spacing w:before="40" w:after="40"/>
+              <w:jc w:val="center"/>
+            </w:pPr>
+            <w:r>
+              <w:rPr>
+                <w:sz w:val="21"/>
+              </w:rPr>
+              <w:t>0,81</w:t>
+            </w:r>
+          </w:p>
+        </w:tc>
+        <w:tc>
+          <w:tcPr>
+            <w:tcW w:w="1871" w:type="dxa"/>
+          </w:tcPr>
+          <w:p>
+            <w:pPr>
+              <w:keepNext/>
+              <w:spacing w:before="40" w:after="40"/>
+              <w:jc w:val="center"/>
+            </w:pPr>
+            <w:r>
+              <w:rPr>
+                <w:sz w:val="21"/>
+              </w:rPr>
+              <w:t>0,84</w:t>
+            </w:r>
+          </w:p>
+        </w:tc>
+        <w:tc>
+          <w:tcPr>
+            <w:tcW w:w="1928" w:type="dxa"/>
+          </w:tcPr>
+          <w:p>
+            <w:pPr>
+              <w:keepNext/>
+              <w:spacing w:before="40" w:after="40"/>
+              <w:jc w:val="center"/>
+            </w:pPr>
+            <w:r>
+              <w:rPr>
+                <w:sz w:val="21"/>
+              </w:rPr>
+              <w:t>0,86</w:t>
+            </w:r>
+          </w:p>
+        </w:tc>
+      </w:tr>
+      <w:tr>
+        <w:trPr>
+          <w:cantSplit/>
+          <w:jc w:val="center"/>
+        </w:trPr>
+        <w:tc>
+          <w:tcPr>
+            <w:tcW w:w="3118" w:type="dxa"/>
+          </w:tcPr>
+          <w:p>
+            <w:pPr>
+              <w:keepNext/>
+              <w:spacing w:before="40" w:after="40"/>
+            </w:pPr>
+            <w:r>
+              <w:rPr>
+                <w:sz w:val="21"/>
+              </w:rPr>
+              <w:t>Path Traversal</w:t>
+            </w:r>
+          </w:p>
+        </w:tc>
+        <w:tc>
+          <w:tcPr>
+            <w:tcW w:w="1871" w:type="dxa"/>
+          </w:tcPr>
+          <w:p>
+            <w:pPr>
+              <w:keepNext/>
+              <w:spacing w:before="40" w:after="40"/>
+              <w:jc w:val="center"/>
+            </w:pPr>
+            <w:r>
+              <w:rPr>
+                <w:sz w:val="21"/>
+              </w:rPr>
+              <w:t>0,89</w:t>
+            </w:r>
+          </w:p>
+        </w:tc>
+        <w:tc>
+          <w:tcPr>
+            <w:tcW w:w="1871" w:type="dxa"/>
+          </w:tcPr>
+          <w:p>
+            <w:pPr>
+              <w:keepNext/>
+              <w:spacing w:before="40" w:after="40"/>
+              <w:jc w:val="center"/>
+            </w:pPr>
+            <w:r>
+              <w:rPr>
+                <w:sz w:val="21"/>
+              </w:rPr>
+              <w:t>0,96</w:t>
+            </w:r>
+          </w:p>
+        </w:tc>
+        <w:tc>
+          <w:tcPr>
+            <w:tcW w:w="1928" w:type="dxa"/>
+          </w:tcPr>
+          <w:p>
+            <w:pPr>
+              <w:keepNext/>
+              <w:spacing w:before="40" w:after="40"/>
+              <w:jc w:val="center"/>
+            </w:pPr>
+            <w:r>
+              <w:rPr>
+                <w:sz w:val="21"/>
+              </w:rPr>
+              <w:t>0,94</w:t>
+            </w:r>
+          </w:p>
+        </w:tc>
+      </w:tr>
+      <w:tr>
+        <w:trPr>
+          <w:cantSplit/>
+          <w:jc w:val="center"/>
+        </w:trPr>
+        <w:tc>
+          <w:tcPr>
+            <w:tcW w:w="3118" w:type="dxa"/>
+          </w:tcPr>
+          <w:p>
+            <w:pPr>
+              <w:keepNext/>
+              <w:spacing w:before="40" w:after="40"/>
+            </w:pPr>
+            <w:r>
+              <w:rPr>
+                <w:sz w:val="21"/>
+              </w:rPr>
+              <w:t>Code Injection</w:t>
+            </w:r>
+          </w:p>
+        </w:tc>
+        <w:tc>
+          <w:tcPr>
+            <w:tcW w:w="1871" w:type="dxa"/>
+          </w:tcPr>
+          <w:p>
+            <w:pPr>
+              <w:keepNext/>
+              <w:spacing w:before="40" w:after="40"/>
+              <w:jc w:val="center"/>
+            </w:pPr>
+            <w:r>
+              <w:rPr>
+                <w:sz w:val="21"/>
+              </w:rPr>
+              <w:t>0,94</w:t>
+            </w:r>
+          </w:p>
+        </w:tc>
+        <w:tc>
+          <w:tcPr>
+            <w:tcW w:w="1871" w:type="dxa"/>
+          </w:tcPr>
+          <w:p>
+            <w:pPr>
+              <w:keepNext/>
+              <w:spacing w:before="40" w:after="40"/>
+              <w:jc w:val="center"/>
+            </w:pPr>
+            <w:r>
+              <w:rPr>
+                <w:sz w:val="21"/>
+              </w:rPr>
+              <w:t>0,98</w:t>
+            </w:r>
+          </w:p>
+        </w:tc>
+        <w:tc>
+          <w:tcPr>
+            <w:tcW w:w="1928" w:type="dxa"/>
+          </w:tcPr>
+          <w:p>
+            <w:pPr>
+              <w:keepNext/>
+              <w:spacing w:before="40" w:after="40"/>
+              <w:jc w:val="center"/>
+            </w:pPr>
+            <w:r>
+              <w:rPr>
+                <w:sz w:val="21"/>
+              </w:rPr>
+              <w:t>0,93</w:t>
+            </w:r>
+          </w:p>
+        </w:tc>
+      </w:tr>
+      <w:tr>
+        <w:trPr>
+          <w:cantSplit/>
+          <w:jc w:val="center"/>
+        </w:trPr>
+        <w:tc>
+          <w:tcPr>
+            <w:tcW w:w="3118" w:type="dxa"/>
+          </w:tcPr>
+          <w:p>
+            <w:pPr>
+              <w:keepNext/>
+              <w:spacing w:before="40" w:after="40"/>
+            </w:pPr>
+            <w:r>
+              <w:rPr>
+                <w:sz w:val="21"/>
+              </w:rPr>
+              <w:t>HTTP Response Splitting</w:t>
+            </w:r>
+          </w:p>
+        </w:tc>
+        <w:tc>
+          <w:tcPr>
+            <w:tcW w:w="1871" w:type="dxa"/>
+          </w:tcPr>
+          <w:p>
+            <w:pPr>
+              <w:keepNext/>
+              <w:spacing w:before="40" w:after="40"/>
+              <w:jc w:val="center"/>
+            </w:pPr>
+            <w:r>
+              <w:rPr>
+                <w:sz w:val="21"/>
+              </w:rPr>
+              <w:t>0,84</w:t>
+            </w:r>
+          </w:p>
+        </w:tc>
+        <w:tc>
+          <w:tcPr>
+            <w:tcW w:w="1871" w:type="dxa"/>
+          </w:tcPr>
+          <w:p>
+            <w:pPr>
+              <w:keepNext/>
+              <w:spacing w:before="40" w:after="40"/>
+              <w:jc w:val="center"/>
+            </w:pPr>
+            <w:r>
+              <w:rPr>
+                <w:sz w:val="21"/>
+              </w:rPr>
+              <w:t>0,96</w:t>
+            </w:r>
+          </w:p>
+        </w:tc>
+        <w:tc>
+          <w:tcPr>
+            <w:tcW w:w="1928" w:type="dxa"/>
+          </w:tcPr>
+          <w:p>
+            <w:pPr>
+              <w:keepNext/>
+              <w:spacing w:before="40" w:after="40"/>
+              <w:jc w:val="center"/>
+            </w:pPr>
+            <w:r>
+              <w:rPr>
+                <w:sz w:val="21"/>
+              </w:rPr>
+              <w:t>0,96</w:t>
+            </w:r>
+          </w:p>
+        </w:tc>
+      </w:tr>
+      <w:tr>
+        <w:trPr>
+          <w:cantSplit/>
+          <w:jc w:val="center"/>
+        </w:trPr>
+        <w:tc>
+          <w:tcPr>
+            <w:tcW w:w="3118" w:type="dxa"/>
+          </w:tcPr>
+          <w:p>
+            <w:pPr>
+              <w:keepNext/>
+              <w:spacing w:before="40" w:after="40"/>
+            </w:pPr>
+            <w:r>
+              <w:rPr>
+                <w:sz w:val="21"/>
+              </w:rPr>
+              <w:t>OS Command Injection</w:t>
+            </w:r>
+          </w:p>
+        </w:tc>
+        <w:tc>
+          <w:tcPr>
+            <w:tcW w:w="1871" w:type="dxa"/>
+          </w:tcPr>
+          <w:p>
+            <w:pPr>
+              <w:keepNext/>
+              <w:spacing w:before="40" w:after="40"/>
+              <w:jc w:val="center"/>
+            </w:pPr>
+            <w:r>
+              <w:rPr>
+                <w:sz w:val="21"/>
+              </w:rPr>
+              <w:t>0,70</w:t>
+            </w:r>
+          </w:p>
+        </w:tc>
+        <w:tc>
+          <w:tcPr>
+            <w:tcW w:w="1871" w:type="dxa"/>
+          </w:tcPr>
+          <w:p>
+            <w:pPr>
+              <w:keepNext/>
+              <w:spacing w:before="40" w:after="40"/>
+              <w:jc w:val="center"/>
+            </w:pPr>
+            <w:r>
+              <w:rPr>
+                <w:sz w:val="21"/>
+              </w:rPr>
+              <w:t>0,82</w:t>
+            </w:r>
+          </w:p>
+        </w:tc>
+        <w:tc>
+          <w:tcPr>
+            <w:tcW w:w="1928" w:type="dxa"/>
+          </w:tcPr>
+          <w:p>
+            <w:pPr>
+              <w:keepNext/>
+              <w:spacing w:before="40" w:after="40"/>
+              <w:jc w:val="center"/>
+            </w:pPr>
+            <w:r>
+              <w:rPr>
+                <w:sz w:val="21"/>
+              </w:rPr>
+              <w:t>0,75</w:t>
+            </w:r>
+          </w:p>
+        </w:tc>
+      </w:tr>
+      <w:tr>
+        <w:trPr>
+          <w:cantSplit/>
+          <w:jc w:val="center"/>
+        </w:trPr>
+        <w:tc>
+          <w:tcPr>
+            <w:tcW w:w="3118" w:type="dxa"/>
+          </w:tcPr>
+          <w:p>
+            <w:pPr>
+              <w:keepNext/>
+              <w:spacing w:before="40" w:after="40"/>
+            </w:pPr>
+            <w:r>
+              <w:rPr>
+                <w:b/>
+                <w:sz w:val="21"/>
+              </w:rPr>
+              <w:t>Macro-F1</w:t>
+            </w:r>
+          </w:p>
+        </w:tc>
+        <w:tc>
+          <w:tcPr>
+            <w:tcW w:w="1871" w:type="dxa"/>
+          </w:tcPr>
+          <w:p>
+            <w:pPr>
+              <w:keepNext/>
+              <w:spacing w:before="40" w:after="40"/>
+              <w:jc w:val="center"/>
+            </w:pPr>
+            <w:r>
+              <w:rPr>
+                <w:b/>
+                <w:sz w:val="21"/>
+              </w:rPr>
+              <w:t>0,806</w:t>
+            </w:r>
+          </w:p>
+        </w:tc>
+        <w:tc>
+          <w:tcPr>
+            <w:tcW w:w="1871" w:type="dxa"/>
+          </w:tcPr>
+          <w:p>
+            <w:pPr>
+              <w:keepNext/>
+              <w:spacing w:before="40" w:after="40"/>
+              <w:jc w:val="center"/>
+            </w:pPr>
+            <w:r>
+              <w:rPr>
+                <w:b/>
+                <w:sz w:val="21"/>
+              </w:rPr>
+              <w:t>0,869</w:t>
+            </w:r>
+          </w:p>
+        </w:tc>
+        <w:tc>
+          <w:tcPr>
+            <w:tcW w:w="1928" w:type="dxa"/>
+          </w:tcPr>
+          <w:p>
+            <w:pPr>
+              <w:keepNext/>
+              <w:spacing w:before="40" w:after="40"/>
+              <w:jc w:val="center"/>
+            </w:pPr>
+            <w:r>
+              <w:rPr>
+                <w:b/>
+                <w:sz w:val="21"/>
+              </w:rPr>
+              <w:t>0,850</w:t>
+            </w:r>
+          </w:p>
+        </w:tc>
+      </w:tr>
+      <w:tr>
+        <w:trPr>
+          <w:cantSplit/>
+          <w:jc w:val="center"/>
+        </w:trPr>
+        <w:tc>
+          <w:tcPr>
+            <w:tcW w:w="3118" w:type="dxa"/>
+          </w:tcPr>
+          <w:p>
+            <w:pPr>
+              <w:keepNext/>
+              <w:spacing w:before="40" w:after="40"/>
+            </w:pPr>
+            <w:r>
+              <w:rPr>
+                <w:sz w:val="21"/>
+              </w:rPr>
+              <w:t>FPR Normal</w:t>
+            </w:r>
+          </w:p>
+        </w:tc>
+        <w:tc>
+          <w:tcPr>
+            <w:tcW w:w="1871" w:type="dxa"/>
+          </w:tcPr>
+          <w:p>
+            <w:pPr>
+              <w:keepNext/>
+              <w:spacing w:before="40" w:after="40"/>
+              <w:jc w:val="center"/>
+            </w:pPr>
+            <w:r>
+              <w:rPr>
+                <w:sz w:val="21"/>
+              </w:rPr>
+              <w:t>36,0%</w:t>
+            </w:r>
+          </w:p>
+        </w:tc>
+        <w:tc>
+          <w:tcPr>
+            <w:tcW w:w="1871" w:type="dxa"/>
+          </w:tcPr>
+          <w:p>
+            <w:pPr>
+              <w:keepNext/>
+              <w:spacing w:before="40" w:after="40"/>
+              <w:jc w:val="center"/>
+            </w:pPr>
+            <w:r>
+              <w:rPr>
+                <w:sz w:val="21"/>
+              </w:rPr>
+              <w:t>40,0%</w:t>
+            </w:r>
+          </w:p>
+        </w:tc>
+        <w:tc>
+          <w:tcPr>
+            <w:tcW w:w="1928" w:type="dxa"/>
+          </w:tcPr>
+          <w:p>
+            <w:pPr>
+              <w:keepNext/>
+              <w:spacing w:before="40" w:after="40"/>
+              <w:jc w:val="center"/>
+            </w:pPr>
+            <w:r>
+              <w:rPr>
+                <w:sz w:val="21"/>
+              </w:rPr>
+              <w:t>44,0%</w:t>
+            </w:r>
+          </w:p>
+        </w:tc>
+      </w:tr>
+      <w:tr>
+        <w:trPr>
+          <w:cantSplit/>
+          <w:jc w:val="center"/>
+        </w:trPr>
+        <w:tc>
+          <w:tcPr>
+            <w:tcW w:w="3118" w:type="dxa"/>
+          </w:tcPr>
+          <w:p>
+            <w:pPr>
+              <w:spacing w:before="40" w:after="40"/>
+            </w:pPr>
+            <w:r>
+              <w:rPr>
+                <w:sz w:val="21"/>
+              </w:rPr>
+              <w:t>LCR@4</w:t>
+            </w:r>
+          </w:p>
+        </w:tc>
+        <w:tc>
+          <w:tcPr>
+            <w:tcW w:w="1871" w:type="dxa"/>
+          </w:tcPr>
+          <w:p>
+            <w:pPr>
+              <w:spacing w:before="40" w:after="40"/>
+              <w:jc w:val="center"/>
+            </w:pPr>
+            <w:r>
+              <w:rPr>
+                <w:sz w:val="21"/>
+              </w:rPr>
+              <w:t>–</w:t>
+            </w:r>
+          </w:p>
+        </w:tc>
+        <w:tc>
+          <w:tcPr>
+            <w:tcW w:w="1871" w:type="dxa"/>
+          </w:tcPr>
+          <w:p>
+            <w:pPr>
+              <w:spacing w:before="40" w:after="40"/>
+              <w:jc w:val="center"/>
+            </w:pPr>
+            <w:r>
+              <w:rPr>
+                <w:sz w:val="21"/>
+              </w:rPr>
+              <w:t>0,713</w:t>
+            </w:r>
+          </w:p>
+        </w:tc>
+        <w:tc>
+          <w:tcPr>
+            <w:tcW w:w="1928" w:type="dxa"/>
+          </w:tcPr>
+          <w:p>
+            <w:pPr>
+              <w:spacing w:before="40" w:after="40"/>
+              <w:jc w:val="center"/>
+            </w:pPr>
+            <w:r>
+              <w:rPr>
+                <w:sz w:val="21"/>
+              </w:rPr>
+              <w:t>0,384</w:t>
+            </w:r>
+          </w:p>
+        </w:tc>
+      </w:tr>
+    </w:tbl>
+    <w:p>
+      <w:pPr>
+        <w:pStyle w:val="Nidungvnbn"/>
+        <w:spacing w:line="240" w:lineRule="auto"/>
+        <w:ind w:firstLine="0"/>
+        <w:rPr>
+          <w:sz w:val="12"/>
+        </w:rPr>
+      </w:pPr>
+    </w:p>
+    <w:p>
+      <w:pPr>
+        <w:pStyle w:val="Caption"/>
+        <w:keepNext/>
+      </w:pPr>
+      <w:bookmarkStart w:id="58" w:name="_Toc243390906"/>
+      <w:r>
+        <w:lastRenderedPageBreak/>
+        <w:t>B</w:t>
+      </w:r>
+      <w:r>
+        <w:t>ả</w:t>
+      </w:r>
+      <w:r>
+        <w:t xml:space="preserve">ng </w:t>
+      </w:r>
+      <w:r>
+        <w:fldChar w:fldCharType="begin"/>
+      </w:r>
+      <w:r>
+        <w:instrText xml:space="preserve"> STYLEREF 1 \s </w:instrText>
+      </w:r>
+      <w:r>
+        <w:fldChar w:fldCharType="separate"/>
+      </w:r>
+      <w:r>
+        <w:rPr>
+          <w:noProof/>
+        </w:rPr>
+        <w:t>6</w:t>
+      </w:r>
+      <w:r>
+        <w:fldChar w:fldCharType="end"/>
+      </w:r>
+      <w:r>
+        <w:t>.</w:t>
+      </w:r>
+      <w:r>
+        <w:fldChar w:fldCharType="begin"/>
+      </w:r>
+      <w:r>
+        <w:instrText xml:space="preserve"> SEQ B</w:instrText>
+      </w:r>
+      <w:r>
+        <w:instrText>ả</w:instrText>
+      </w:r>
+      <w:r>
+        <w:instrText xml:space="preserve">ng \* ARABIC \s 1 </w:instrText>
+      </w:r>
+      <w:r>
+        <w:fldChar w:fldCharType="separate"/>
+      </w:r>
+      <w:r>
+        <w:rPr>
+          <w:noProof/>
+        </w:rPr>
+        <w:t>6</w:t>
+      </w:r>
+      <w:r>
+        <w:fldChar w:fldCharType="end"/>
+      </w:r>
+      <w:r>
+        <w:t>: Chênh l</w:t>
+      </w:r>
+      <w:r>
+        <w:t>ệ</w:t>
+      </w:r>
+      <w:r>
+        <w:t>ch Macro-F1 t</w:t>
+      </w:r>
+      <w:r>
+        <w:t>ừ</w:t>
+      </w:r>
+      <w:r>
+        <w:t>ng c</w:t>
+      </w:r>
+      <w:r>
+        <w:t>ặ</w:t>
+      </w:r>
+      <w:r>
+        <w:t>p (k</w:t>
+      </w:r>
+      <w:r>
+        <w:t>ế</w:t>
+      </w:r>
+      <w:r>
+        <w:t>t qu</w:t>
+      </w:r>
+      <w:r>
+        <w:t>ả</w:t>
+      </w:r>
+      <w:r>
+        <w:t xml:space="preserve"> t</w:t>
+      </w:r>
+      <w:r>
+        <w:t>ạ</w:t>
+      </w:r>
+      <w:r>
+        <w:t>m)</w:t>
+      </w:r>
+      <w:bookmarkEnd w:id="58"/>
+    </w:p>
+    <w:tbl>
+      <w:tblPr>
+        <w:tblW w:w="0" w:type="auto"/>
+        <w:jc w:val="center"/>
+        <w:tblBorders>
+          <w:top w:val="single" w:sz="4" w:space="0" w:color="000000"/>
+          <w:left w:val="single" w:sz="4" w:space="0" w:color="000000"/>
+          <w:bottom w:val="single" w:sz="4" w:space="0" w:color="000000"/>
+          <w:right w:val="single" w:sz="4" w:space="0" w:color="000000"/>
+          <w:insideH w:val="single" w:sz="4" w:space="0" w:color="000000"/>
+          <w:insideV w:val="single" w:sz="4" w:space="0" w:color="000000"/>
+        </w:tblBorders>
+        <w:tblLayout w:type="fixed"/>
+        <w:tblLook w:val="04A0" w:firstRow="1" w:lastRow="0" w:firstColumn="1" w:lastColumn="0" w:noHBand="0" w:noVBand="1"/>
+      </w:tblPr>
+      <w:tblGrid>
+        <w:gridCol w:w="2608"/>
+        <w:gridCol w:w="1247"/>
+        <w:gridCol w:w="1928"/>
+        <w:gridCol w:w="1871"/>
+        <w:gridCol w:w="1134"/>
+      </w:tblGrid>
+      <w:tr>
+        <w:trPr>
+          <w:cantSplit/>
+          <w:tblHeader/>
+          <w:jc w:val="center"/>
+        </w:trPr>
+        <w:tc>
+          <w:tcPr>
+            <w:tcW w:w="2608" w:type="dxa"/>
+          </w:tcPr>
+          <w:p>
+            <w:pPr>
+              <w:keepNext/>
+              <w:spacing w:before="40" w:after="40"/>
+              <w:jc w:val="center"/>
+            </w:pPr>
+            <w:r>
+              <w:rPr>
+                <w:b/>
+                <w:sz w:val="20"/>
+              </w:rPr>
+              <w:t>So sánh</w:t>
+            </w:r>
+          </w:p>
+        </w:tc>
+        <w:tc>
+          <w:tcPr>
+            <w:tcW w:w="1247" w:type="dxa"/>
+          </w:tcPr>
+          <w:p>
+            <w:pPr>
+              <w:keepNext/>
+              <w:spacing w:before="40" w:after="40"/>
+              <w:jc w:val="center"/>
+            </w:pPr>
+            <w:r>
+              <w:rPr>
+                <w:b/>
+                <w:sz w:val="20"/>
+              </w:rPr>
+              <w:t>Chênh l</w:t>
+            </w:r>
+            <w:r>
+              <w:rPr>
+                <w:b/>
+                <w:sz w:val="20"/>
+              </w:rPr>
+              <w:t>ệ</w:t>
+            </w:r>
+            <w:r>
+              <w:rPr>
+                <w:b/>
+                <w:sz w:val="20"/>
+              </w:rPr>
+              <w:t>ch</w:t>
+            </w:r>
+          </w:p>
+        </w:tc>
+        <w:tc>
+          <w:tcPr>
+            <w:tcW w:w="1928" w:type="dxa"/>
+          </w:tcPr>
+          <w:p>
+            <w:pPr>
+              <w:keepNext/>
+              <w:spacing w:before="40" w:after="40"/>
+              <w:jc w:val="center"/>
+            </w:pPr>
+            <w:r>
+              <w:rPr>
+                <w:b/>
+                <w:sz w:val="20"/>
+              </w:rPr>
+              <w:t>CI 95% bootstrap</w:t>
+            </w:r>
+          </w:p>
+        </w:tc>
+        <w:tc>
+          <w:tcPr>
+            <w:tcW w:w="1871" w:type="dxa"/>
+          </w:tcPr>
+          <w:p>
+            <w:pPr>
+              <w:keepNext/>
+              <w:spacing w:before="40" w:after="40"/>
+              <w:jc w:val="center"/>
+            </w:pPr>
+            <w:r>
+              <w:rPr>
+                <w:b/>
+                <w:sz w:val="20"/>
+              </w:rPr>
+              <w:t>Ch</w:t>
+            </w:r>
+            <w:r>
+              <w:rPr>
+                <w:b/>
+                <w:sz w:val="20"/>
+              </w:rPr>
+              <w:t>ỉ</w:t>
+            </w:r>
+            <w:r>
+              <w:rPr>
+                <w:b/>
+                <w:sz w:val="20"/>
+              </w:rPr>
+              <w:t xml:space="preserve"> bên trái đúng / ch</w:t>
+            </w:r>
+            <w:r>
+              <w:rPr>
+                <w:b/>
+                <w:sz w:val="20"/>
+              </w:rPr>
+              <w:t>ỉ</w:t>
+            </w:r>
+            <w:r>
+              <w:rPr>
+                <w:b/>
+                <w:sz w:val="20"/>
+              </w:rPr>
+              <w:t xml:space="preserve"> bên ph</w:t>
+            </w:r>
+            <w:r>
+              <w:rPr>
+                <w:b/>
+                <w:sz w:val="20"/>
+              </w:rPr>
+              <w:t>ả</w:t>
+            </w:r>
+            <w:r>
+              <w:rPr>
+                <w:b/>
+                <w:sz w:val="20"/>
+              </w:rPr>
+              <w:t>i đúng</w:t>
+            </w:r>
+          </w:p>
+        </w:tc>
+        <w:tc>
+          <w:tcPr>
+            <w:tcW w:w="1134" w:type="dxa"/>
+          </w:tcPr>
+          <w:p>
+            <w:pPr>
+              <w:keepNext/>
+              <w:spacing w:before="40" w:after="40"/>
+              <w:jc w:val="center"/>
+            </w:pPr>
+            <w:r>
+              <w:rPr>
+                <w:b/>
+                <w:sz w:val="20"/>
+              </w:rPr>
+              <w:t>p McNemar</w:t>
+            </w:r>
+          </w:p>
+        </w:tc>
+      </w:tr>
+      <w:tr>
+        <w:trPr>
+          <w:cantSplit/>
+          <w:jc w:val="center"/>
+        </w:trPr>
+        <w:tc>
+          <w:tcPr>
+            <w:tcW w:w="2608" w:type="dxa"/>
+          </w:tcPr>
+          <w:p>
+            <w:pPr>
+              <w:keepNext/>
+              <w:spacing w:before="40" w:after="40"/>
+            </w:pPr>
+            <w:r>
+              <w:rPr>
+                <w:sz w:val="20"/>
+              </w:rPr>
+              <w:t>B (top-4) so v</w:t>
+            </w:r>
+            <w:r>
+              <w:rPr>
+                <w:sz w:val="20"/>
+              </w:rPr>
+              <w:t>ớ</w:t>
+            </w:r>
+            <w:r>
+              <w:rPr>
+                <w:sz w:val="20"/>
+              </w:rPr>
+              <w:t>i A0 (zero-shot)</w:t>
+            </w:r>
+          </w:p>
+        </w:tc>
+        <w:tc>
+          <w:tcPr>
+            <w:tcW w:w="1247" w:type="dxa"/>
+          </w:tcPr>
+          <w:p>
+            <w:pPr>
+              <w:keepNext/>
+              <w:spacing w:before="40" w:after="40"/>
+              <w:jc w:val="center"/>
+            </w:pPr>
+            <w:r>
+              <w:rPr>
+                <w:sz w:val="20"/>
+              </w:rPr>
+              <w:t>+0,063</w:t>
+            </w:r>
+          </w:p>
+        </w:tc>
+        <w:tc>
+          <w:tcPr>
+            <w:tcW w:w="1928" w:type="dxa"/>
+          </w:tcPr>
+          <w:p>
+            <w:pPr>
+              <w:keepNext/>
+              <w:spacing w:before="40" w:after="40"/>
+              <w:jc w:val="center"/>
+            </w:pPr>
+            <w:r>
+              <w:rPr>
+                <w:sz w:val="20"/>
+              </w:rPr>
+              <w:t>[0,019; 0,112]</w:t>
+            </w:r>
+          </w:p>
+        </w:tc>
+        <w:tc>
+          <w:tcPr>
+            <w:tcW w:w="1871" w:type="dxa"/>
+          </w:tcPr>
+          <w:p>
+            <w:pPr>
+              <w:keepNext/>
+              <w:spacing w:before="40" w:after="40"/>
+              <w:jc w:val="center"/>
+            </w:pPr>
+            <w:r>
+              <w:rPr>
+                <w:sz w:val="20"/>
+              </w:rPr>
+              <w:t>12 / 2</w:t>
+            </w:r>
+          </w:p>
+        </w:tc>
+        <w:tc>
+          <w:tcPr>
+            <w:tcW w:w="1134" w:type="dxa"/>
+          </w:tcPr>
+          <w:p>
+            <w:pPr>
+              <w:keepNext/>
+              <w:spacing w:before="40" w:after="40"/>
+              <w:jc w:val="center"/>
+            </w:pPr>
+            <w:r>
+              <w:rPr>
+                <w:sz w:val="20"/>
+              </w:rPr>
+              <w:t>0,013</w:t>
+            </w:r>
+          </w:p>
+        </w:tc>
+      </w:tr>
+      <w:tr>
+        <w:trPr>
+          <w:cantSplit/>
+          <w:jc w:val="center"/>
+        </w:trPr>
+        <w:tc>
+          <w:tcPr>
+            <w:tcW w:w="2608" w:type="dxa"/>
+          </w:tcPr>
+          <w:p>
+            <w:pPr>
+              <w:keepNext/>
+              <w:spacing w:before="40" w:after="40"/>
+            </w:pPr>
+            <w:r>
+              <w:rPr>
+                <w:sz w:val="20"/>
+              </w:rPr>
+              <w:t>BAL (cân b</w:t>
+            </w:r>
+            <w:r>
+              <w:rPr>
+                <w:sz w:val="20"/>
+              </w:rPr>
+              <w:t>ằ</w:t>
+            </w:r>
+            <w:r>
+              <w:rPr>
+                <w:sz w:val="20"/>
+              </w:rPr>
+              <w:t>ng l</w:t>
+            </w:r>
+            <w:r>
+              <w:rPr>
+                <w:sz w:val="20"/>
+              </w:rPr>
+              <w:t>ớ</w:t>
+            </w:r>
+            <w:r>
+              <w:rPr>
+                <w:sz w:val="20"/>
+              </w:rPr>
+              <w:t>p) so v</w:t>
+            </w:r>
+            <w:r>
+              <w:rPr>
+                <w:sz w:val="20"/>
+              </w:rPr>
+              <w:t>ớ</w:t>
+            </w:r>
+            <w:r>
+              <w:rPr>
+                <w:sz w:val="20"/>
+              </w:rPr>
+              <w:t>i A0 (zero-shot)</w:t>
+            </w:r>
+          </w:p>
+        </w:tc>
+        <w:tc>
+          <w:tcPr>
+            <w:tcW w:w="1247" w:type="dxa"/>
+          </w:tcPr>
+          <w:p>
+            <w:pPr>
+              <w:keepNext/>
+              <w:spacing w:before="40" w:after="40"/>
+              <w:jc w:val="center"/>
+            </w:pPr>
+            <w:r>
+              <w:rPr>
+                <w:sz w:val="20"/>
+              </w:rPr>
+              <w:t>+0,044</w:t>
+            </w:r>
+          </w:p>
+        </w:tc>
+        <w:tc>
+          <w:tcPr>
+            <w:tcW w:w="1928" w:type="dxa"/>
+          </w:tcPr>
+          <w:p>
+            <w:pPr>
+              <w:keepNext/>
+              <w:spacing w:before="40" w:after="40"/>
+              <w:jc w:val="center"/>
+            </w:pPr>
+            <w:r>
+              <w:rPr>
+                <w:sz w:val="20"/>
+              </w:rPr>
+              <w:t>[0,000; 0,094]</w:t>
+            </w:r>
+          </w:p>
+        </w:tc>
+        <w:tc>
+          <w:tcPr>
+            <w:tcW w:w="1871" w:type="dxa"/>
+          </w:tcPr>
+          <w:p>
+            <w:pPr>
+              <w:keepNext/>
+              <w:spacing w:before="40" w:after="40"/>
+              <w:jc w:val="center"/>
+            </w:pPr>
+            <w:r>
+              <w:rPr>
+                <w:sz w:val="20"/>
+              </w:rPr>
+              <w:t>10 / 3</w:t>
+            </w:r>
+          </w:p>
+        </w:tc>
+        <w:tc>
+          <w:tcPr>
+            <w:tcW w:w="1134" w:type="dxa"/>
+          </w:tcPr>
+          <w:p>
+            <w:pPr>
+              <w:keepNext/>
+              <w:spacing w:before="40" w:after="40"/>
+              <w:jc w:val="center"/>
+            </w:pPr>
+            <w:r>
+              <w:rPr>
+                <w:sz w:val="20"/>
+              </w:rPr>
+              <w:t>0,092</w:t>
+            </w:r>
+          </w:p>
+        </w:tc>
+      </w:tr>
+      <w:tr>
+        <w:trPr>
+          <w:cantSplit/>
+          <w:jc w:val="center"/>
+        </w:trPr>
+        <w:tc>
+          <w:tcPr>
+            <w:tcW w:w="2608" w:type="dxa"/>
+          </w:tcPr>
+          <w:p>
+            <w:pPr>
+              <w:spacing w:before="40" w:after="40"/>
+            </w:pPr>
+            <w:r>
+              <w:rPr>
+                <w:sz w:val="20"/>
+              </w:rPr>
+              <w:t>BAL (cân b</w:t>
+            </w:r>
+            <w:r>
+              <w:rPr>
+                <w:sz w:val="20"/>
+              </w:rPr>
+              <w:t>ằ</w:t>
+            </w:r>
+            <w:r>
+              <w:rPr>
+                <w:sz w:val="20"/>
+              </w:rPr>
+              <w:t>ng l</w:t>
+            </w:r>
+            <w:r>
+              <w:rPr>
+                <w:sz w:val="20"/>
+              </w:rPr>
+              <w:t>ớ</w:t>
+            </w:r>
+            <w:r>
+              <w:rPr>
+                <w:sz w:val="20"/>
+              </w:rPr>
+              <w:t>p) so v</w:t>
+            </w:r>
+            <w:r>
+              <w:rPr>
+                <w:sz w:val="20"/>
+              </w:rPr>
+              <w:t>ớ</w:t>
+            </w:r>
+            <w:r>
+              <w:rPr>
+                <w:sz w:val="20"/>
+              </w:rPr>
+              <w:t>i B (top-4)</w:t>
+            </w:r>
+          </w:p>
+        </w:tc>
+        <w:tc>
+          <w:tcPr>
+            <w:tcW w:w="1247" w:type="dxa"/>
+          </w:tcPr>
+          <w:p>
+            <w:pPr>
+              <w:spacing w:before="40" w:after="40"/>
+              <w:jc w:val="center"/>
+            </w:pPr>
+            <w:r>
+              <w:rPr>
+                <w:sz w:val="20"/>
+              </w:rPr>
+              <w:t>-0,019</w:t>
+            </w:r>
+          </w:p>
+        </w:tc>
+        <w:tc>
+          <w:tcPr>
+            <w:tcW w:w="1928" w:type="dxa"/>
+          </w:tcPr>
+          <w:p>
+            <w:pPr>
+              <w:spacing w:before="40" w:after="40"/>
+              <w:jc w:val="center"/>
+            </w:pPr>
+            <w:r>
+              <w:rPr>
+                <w:sz w:val="20"/>
+              </w:rPr>
+              <w:t>[-0,046; 0,001]</w:t>
+            </w:r>
+          </w:p>
+        </w:tc>
+        <w:tc>
+          <w:tcPr>
+            <w:tcW w:w="1871" w:type="dxa"/>
+          </w:tcPr>
+          <w:p>
+            <w:pPr>
+              <w:spacing w:before="40" w:after="40"/>
+              <w:jc w:val="center"/>
+            </w:pPr>
+            <w:r>
+              <w:rPr>
+                <w:sz w:val="20"/>
+              </w:rPr>
+              <w:t>0 / 3</w:t>
+            </w:r>
+          </w:p>
+        </w:tc>
+        <w:tc>
+          <w:tcPr>
+            <w:tcW w:w="1134" w:type="dxa"/>
+          </w:tcPr>
+          <w:p>
+            <w:pPr>
+              <w:spacing w:before="40" w:after="40"/>
+              <w:jc w:val="center"/>
+            </w:pPr>
+            <w:r>
+              <w:rPr>
+                <w:sz w:val="20"/>
+              </w:rPr>
+              <w:t>0,250</w:t>
+            </w:r>
+          </w:p>
+        </w:tc>
+      </w:tr>
+    </w:tbl>
+    <w:p>
+      <w:pPr>
+        <w:pStyle w:val="Nidungvnbn"/>
+        <w:spacing w:line="240" w:lineRule="auto"/>
+        <w:ind w:firstLine="0"/>
+        <w:rPr>
+          <w:sz w:val="12"/>
+        </w:rPr>
+      </w:pPr>
+    </w:p>
+    <w:p>
+      <w:pPr>
+        <w:pStyle w:val="Nidungvnbn"/>
+      </w:pPr>
+      <w:r>
+        <w:t>K</w:t>
+      </w:r>
+      <w:r>
+        <w:t>ế</w:t>
+      </w:r>
+      <w:r>
+        <w:t>t qu</w:t>
+      </w:r>
+      <w:r>
+        <w:t>ả</w:t>
+      </w:r>
+      <w:r>
+        <w:t xml:space="preserve"> t</w:t>
+      </w:r>
+      <w:r>
+        <w:t>ạ</w:t>
+      </w:r>
+      <w:r>
+        <w:t>m có ba đi</w:t>
+      </w:r>
+      <w:r>
+        <w:t>ể</w:t>
+      </w:r>
+      <w:r>
+        <w:t>m. Th</w:t>
+      </w:r>
+      <w:r>
+        <w:t>ứ</w:t>
+      </w:r>
+      <w:r>
+        <w:t xml:space="preserve"> nh</w:t>
+      </w:r>
+      <w:r>
+        <w:t>ấ</w:t>
+      </w:r>
+      <w:r>
+        <w:t>t, B cao hơn A0 0,063 đi</w:t>
+      </w:r>
+      <w:r>
+        <w:t>ể</w:t>
+      </w:r>
+      <w:r>
+        <w:t>m Macro-F1, và kho</w:t>
+      </w:r>
+      <w:r>
+        <w:t>ả</w:t>
+      </w:r>
+      <w:r>
+        <w:t>ng tin c</w:t>
+      </w:r>
+      <w:r>
+        <w:t>ậ</w:t>
+      </w:r>
+      <w:r>
+        <w:t>y không ch</w:t>
+      </w:r>
+      <w:r>
+        <w:t>ứ</w:t>
+      </w:r>
+      <w:r>
+        <w:t>a 0: đưa 4 ví d</w:t>
+      </w:r>
+      <w:r>
+        <w:t>ụ</w:t>
+      </w:r>
+      <w:r>
+        <w:t xml:space="preserve"> gi</w:t>
+      </w:r>
+      <w:r>
+        <w:t>ố</w:t>
+      </w:r>
+      <w:r>
+        <w:t>ng nh</w:t>
+      </w:r>
+      <w:r>
+        <w:t>ấ</w:t>
+      </w:r>
+      <w:r>
+        <w:t>t vào prompt giúp LLM phân lo</w:t>
+      </w:r>
+      <w:r>
+        <w:t>ạ</w:t>
+      </w:r>
+      <w:r>
+        <w:t>i t</w:t>
+      </w:r>
+      <w:r>
+        <w:t>ố</w:t>
+      </w:r>
+      <w:r>
+        <w:t>t hơn zero-shot m</w:t>
+      </w:r>
+      <w:r>
+        <w:t>ộ</w:t>
+      </w:r>
+      <w:r>
+        <w:t>t cách có ý nghĩa th</w:t>
+      </w:r>
+      <w:r>
+        <w:t>ố</w:t>
+      </w:r>
+      <w:r>
+        <w:t>ng kê. C</w:t>
+      </w:r>
+      <w:r>
+        <w:t>ả</w:t>
+      </w:r>
+      <w:r>
+        <w:t>i thi</w:t>
+      </w:r>
+      <w:r>
+        <w:t>ệ</w:t>
+      </w:r>
+      <w:r>
+        <w:t>n rõ nh</w:t>
+      </w:r>
+      <w:r>
+        <w:t>ấ</w:t>
+      </w:r>
+      <w:r>
+        <w:t xml:space="preserve">t </w:t>
+      </w:r>
+      <w:r>
+        <w:t>ở</w:t>
+      </w:r>
+      <w:r>
+        <w:t xml:space="preserve"> Path Traversal, HTTP Response Splitting và OS Command Injection, là các l</w:t>
+      </w:r>
+      <w:r>
+        <w:t>ớ</w:t>
+      </w:r>
+      <w:r>
+        <w:t>p A0 hay nh</w:t>
+      </w:r>
+      <w:r>
+        <w:t>ầ</w:t>
+      </w:r>
+      <w:r>
+        <w:t>m. Th</w:t>
+      </w:r>
+      <w:r>
+        <w:t>ứ</w:t>
+      </w:r>
+      <w:r>
+        <w:t xml:space="preserve"> hai, BAL th</w:t>
+      </w:r>
+      <w:r>
+        <w:t>ấ</w:t>
+      </w:r>
+      <w:r>
+        <w:t>p hơn B 0,019 đi</w:t>
+      </w:r>
+      <w:r>
+        <w:t>ể</w:t>
+      </w:r>
+      <w:r>
+        <w:t>m nhưng chênh l</w:t>
+      </w:r>
+      <w:r>
+        <w:t>ệ</w:t>
+      </w:r>
+      <w:r>
+        <w:t>ch chưa có ý nghĩa th</w:t>
+      </w:r>
+      <w:r>
+        <w:t>ố</w:t>
+      </w:r>
+      <w:r>
+        <w:t>ng kê; vi</w:t>
+      </w:r>
+      <w:r>
+        <w:t>ệ</w:t>
+      </w:r>
+      <w:r>
+        <w:t>c ép đ</w:t>
+      </w:r>
+      <w:r>
+        <w:t>ủ</w:t>
+      </w:r>
+      <w:r>
+        <w:t xml:space="preserve"> các l</w:t>
+      </w:r>
+      <w:r>
+        <w:t>ớ</w:t>
+      </w:r>
+      <w:r>
+        <w:t>p trong ví d</w:t>
+      </w:r>
+      <w:r>
+        <w:t>ụ</w:t>
+      </w:r>
+      <w:r>
+        <w:t xml:space="preserve"> (LCR th</w:t>
+      </w:r>
+      <w:r>
+        <w:t>ấ</w:t>
+      </w:r>
+      <w:r>
+        <w:t>p hơn nhi</w:t>
+      </w:r>
+      <w:r>
+        <w:t>ề</w:t>
+      </w:r>
+      <w:r>
+        <w:t>u) chưa cho th</w:t>
+      </w:r>
+      <w:r>
+        <w:t>ấ</w:t>
+      </w:r>
+      <w:r>
+        <w:t>y l</w:t>
+      </w:r>
+      <w:r>
+        <w:t>ợ</w:t>
+      </w:r>
+      <w:r>
+        <w:t>i ích. Th</w:t>
+      </w:r>
+      <w:r>
+        <w:t>ứ</w:t>
+      </w:r>
+      <w:r>
+        <w:t xml:space="preserve"> ba, ví d</w:t>
+      </w:r>
+      <w:r>
+        <w:t>ụ</w:t>
+      </w:r>
+      <w:r>
+        <w:t xml:space="preserve"> m</w:t>
+      </w:r>
+      <w:r>
+        <w:t>ẫ</w:t>
+      </w:r>
+      <w:r>
+        <w:t>u làm tăng báo đ</w:t>
+      </w:r>
+      <w:r>
+        <w:t>ộ</w:t>
+      </w:r>
+      <w:r>
+        <w:t>ng nh</w:t>
+      </w:r>
+      <w:r>
+        <w:t>ầ</w:t>
+      </w:r>
+      <w:r>
+        <w:t>m trên l</w:t>
+      </w:r>
+      <w:r>
+        <w:t>ớ</w:t>
+      </w:r>
+      <w:r>
+        <w:t xml:space="preserve">p </w:t>
+      </w:r>
+      <w:r>
+        <w:t>Normal (FPR t</w:t>
+      </w:r>
+      <w:r>
+        <w:t>ừ</w:t>
+      </w:r>
+      <w:r>
+        <w:t xml:space="preserve"> 36,0% </w:t>
+      </w:r>
+      <w:r>
+        <w:t>ở</w:t>
+      </w:r>
+      <w:r>
+        <w:t xml:space="preserve"> A0 lên 40,0% </w:t>
+      </w:r>
+      <w:r>
+        <w:t>ở</w:t>
+      </w:r>
+      <w:r>
+        <w:t xml:space="preserve"> B), phù h</w:t>
+      </w:r>
+      <w:r>
+        <w:t>ợ</w:t>
+      </w:r>
+      <w:r>
+        <w:t>p v</w:t>
+      </w:r>
+      <w:r>
+        <w:t>ớ</w:t>
+      </w:r>
+      <w:r>
+        <w:t>i RQ1: hàng xóm g</w:t>
+      </w:r>
+      <w:r>
+        <w:t>ầ</w:t>
+      </w:r>
+      <w:r>
+        <w:t>n nh</w:t>
+      </w:r>
+      <w:r>
+        <w:t>ấ</w:t>
+      </w:r>
+      <w:r>
+        <w:t>t c</w:t>
+      </w:r>
+      <w:r>
+        <w:t>ủ</w:t>
+      </w:r>
+      <w:r>
+        <w:t>a request Normal thư</w:t>
+      </w:r>
+      <w:r>
+        <w:t>ờ</w:t>
+      </w:r>
+      <w:r>
+        <w:t>ng là request t</w:t>
+      </w:r>
+      <w:r>
+        <w:t>ấ</w:t>
+      </w:r>
+      <w:r>
+        <w:t>n công. Đây chính là ch</w:t>
+      </w:r>
+      <w:r>
+        <w:t>ỗ</w:t>
+      </w:r>
+      <w:r>
+        <w:t xml:space="preserve"> Pipeline C đư</w:t>
+      </w:r>
+      <w:r>
+        <w:t>ợ</w:t>
+      </w:r>
+      <w:r>
+        <w:t>c thi</w:t>
+      </w:r>
+      <w:r>
+        <w:t>ế</w:t>
+      </w:r>
+      <w:r>
+        <w:t>t k</w:t>
+      </w:r>
+      <w:r>
+        <w:t>ế</w:t>
+      </w:r>
+      <w:r>
+        <w:t xml:space="preserve"> đ</w:t>
+      </w:r>
+      <w:r>
+        <w:t>ể</w:t>
+      </w:r>
+      <w:r>
+        <w:t xml:space="preserve"> c</w:t>
+      </w:r>
+      <w:r>
+        <w:t>ả</w:t>
+      </w:r>
+      <w:r>
+        <w:t>i thi</w:t>
+      </w:r>
+      <w:r>
+        <w:t>ệ</w:t>
+      </w:r>
+      <w:r>
+        <w:t>n; k</w:t>
+      </w:r>
+      <w:r>
+        <w:t>ế</w:t>
+      </w:r>
+      <w:r>
+        <w:t>t qu</w:t>
+      </w:r>
+      <w:r>
+        <w:t>ả</w:t>
+      </w:r>
+      <w:r>
+        <w:t xml:space="preserve"> c</w:t>
+      </w:r>
+      <w:r>
+        <w:t>ủ</w:t>
+      </w:r>
+      <w:r>
+        <w:t>a C s</w:t>
+      </w:r>
+      <w:r>
+        <w:t>ẽ</w:t>
+      </w:r>
+      <w:r>
+        <w:t xml:space="preserve"> có </w:t>
+      </w:r>
+      <w:r>
+        <w:t>ở</w:t>
+      </w:r>
+      <w:r>
+        <w:t xml:space="preserve"> cu</w:t>
+      </w:r>
+      <w:r>
+        <w:t>ố</w:t>
+      </w:r>
+      <w:r>
+        <w:t>i k</w:t>
+      </w:r>
+      <w:r>
+        <w:t>ỳ</w:t>
+      </w:r>
+      <w:r>
+        <w:t>.</w:t>
+      </w:r>
+    </w:p>
+    <w:p>
+      <w:pPr>
+        <w:pStyle w:val="Heading2"/>
+        <w:keepNext/>
+      </w:pPr>
+      <w:bookmarkStart w:id="59" w:name="_Toc243390878"/>
+      <w:r>
+        <w:t>Gi</w:t>
+      </w:r>
+      <w:r>
+        <w:t>ớ</w:t>
+      </w:r>
+      <w:r>
+        <w:t>i h</w:t>
+      </w:r>
+      <w:r>
+        <w:t>ạ</w:t>
+      </w:r>
+      <w:r>
+        <w:t>n quota và đi</w:t>
+      </w:r>
+      <w:r>
+        <w:t>ề</w:t>
+      </w:r>
+      <w:r>
+        <w:t>u ch</w:t>
+      </w:r>
+      <w:r>
+        <w:t>ỉ</w:t>
+      </w:r>
+      <w:r>
+        <w:t>nh quy mô thí nghi</w:t>
+      </w:r>
+      <w:r>
+        <w:t>ệ</w:t>
+      </w:r>
+      <w:r>
+        <w:t>m</w:t>
+      </w:r>
+      <w:bookmarkEnd w:id="59"/>
+    </w:p>
+    <w:p>
+      <w:pPr>
+        <w:pStyle w:val="Nidungvnbn"/>
+      </w:pPr>
+      <w:r>
+        <w:t>Khi ch</w:t>
+      </w:r>
+      <w:r>
+        <w:t>ạ</w:t>
+      </w:r>
+      <w:r>
+        <w:t>y th</w:t>
+      </w:r>
+      <w:r>
+        <w:t>ậ</w:t>
+      </w:r>
+      <w:r>
+        <w:t>t, nhóm đo đư</w:t>
+      </w:r>
+      <w:r>
+        <w:t>ợ</w:t>
+      </w:r>
+      <w:r>
+        <w:t>c gi</w:t>
+      </w:r>
+      <w:r>
+        <w:t>ớ</w:t>
+      </w:r>
+      <w:r>
+        <w:t>i h</w:t>
+      </w:r>
+      <w:r>
+        <w:t>ạ</w:t>
+      </w:r>
+      <w:r>
+        <w:t>n c</w:t>
+      </w:r>
+      <w:r>
+        <w:t>ủ</w:t>
+      </w:r>
+      <w:r>
+        <w:t>a gói Groq mi</w:t>
+      </w:r>
+      <w:r>
+        <w:t>ễ</w:t>
+      </w:r>
+      <w:r>
+        <w:t>n phí cho gpt-oss-20b: kho</w:t>
+      </w:r>
+      <w:r>
+        <w:t>ả</w:t>
+      </w:r>
+      <w:r>
+        <w:t>ng 8.000 token m</w:t>
+      </w:r>
+      <w:r>
+        <w:t>ỗ</w:t>
+      </w:r>
+      <w:r>
+        <w:t>i phút và 200.000 token m</w:t>
+      </w:r>
+      <w:r>
+        <w:t>ỗ</w:t>
+      </w:r>
+      <w:r>
+        <w:t>i ngày cho m</w:t>
+      </w:r>
+      <w:r>
+        <w:t>ỗ</w:t>
+      </w:r>
+      <w:r>
+        <w:t>i khóa API. V</w:t>
+      </w:r>
+      <w:r>
+        <w:t>ớ</w:t>
+      </w:r>
+      <w:r>
+        <w:t>i 6 ví d</w:t>
+      </w:r>
+      <w:r>
+        <w:t>ụ</w:t>
+      </w:r>
+      <w:r>
+        <w:t xml:space="preserve"> c</w:t>
+      </w:r>
+      <w:r>
+        <w:t>ắ</w:t>
+      </w:r>
+      <w:r>
+        <w:t xml:space="preserve">t </w:t>
+      </w:r>
+      <w:r>
+        <w:t>ở</w:t>
+      </w:r>
+      <w:r>
+        <w:t xml:space="preserve"> 1.500 ký t</w:t>
+      </w:r>
+      <w:r>
+        <w:t>ự</w:t>
+      </w:r>
+      <w:r>
+        <w:t>, m</w:t>
+      </w:r>
+      <w:r>
+        <w:t>ỗ</w:t>
+      </w:r>
+      <w:r>
+        <w:t>i request có ví d</w:t>
+      </w:r>
+      <w:r>
+        <w:t>ụ</w:t>
+      </w:r>
+      <w:r>
+        <w:t xml:space="preserve"> t</w:t>
+      </w:r>
+      <w:r>
+        <w:t>ố</w:t>
+      </w:r>
+      <w:r>
+        <w:t>n kho</w:t>
+      </w:r>
+      <w:r>
+        <w:t>ả</w:t>
+      </w:r>
+      <w:r>
+        <w:t>ng 2.600 token, nên m</w:t>
+      </w:r>
+      <w:r>
+        <w:t>ộ</w:t>
+      </w:r>
+      <w:r>
+        <w:t>t pipeline trên 200 request validation c</w:t>
+      </w:r>
+      <w:r>
+        <w:t>ầ</w:t>
+      </w:r>
+      <w:r>
+        <w:t>n hơn hai ngày quota. Nhóm d</w:t>
+      </w:r>
+      <w:r>
+        <w:t>ừ</w:t>
+      </w:r>
+      <w:r>
+        <w:t>ng l</w:t>
+      </w:r>
+      <w:r>
+        <w:t>ầ</w:t>
+      </w:r>
+      <w:r>
+        <w:t>n ch</w:t>
+      </w:r>
+      <w:r>
+        <w:t>ạ</w:t>
+      </w:r>
+      <w:r>
+        <w:t>y th</w:t>
+      </w:r>
+      <w:r>
+        <w:t>ử</w:t>
+      </w:r>
+      <w:r>
+        <w:t xml:space="preserve"> B v</w:t>
+      </w:r>
+      <w:r>
+        <w:t>ớ</w:t>
+      </w:r>
+      <w:r>
+        <w:t>i c</w:t>
+      </w:r>
+      <w:r>
+        <w:t>ấ</w:t>
+      </w:r>
+      <w:r>
+        <w:t>u hình này sau 34 request và không dùng k</w:t>
+      </w:r>
+      <w:r>
+        <w:t>ế</w:t>
+      </w:r>
+      <w:r>
+        <w:t>t qu</w:t>
+      </w:r>
+      <w:r>
+        <w:t>ả</w:t>
+      </w:r>
+      <w:r>
+        <w:t xml:space="preserve"> đó. Đ</w:t>
+      </w:r>
+      <w:r>
+        <w:t>ể</w:t>
+      </w:r>
+      <w:r>
+        <w:t xml:space="preserve"> v</w:t>
+      </w:r>
+      <w:r>
+        <w:t>ừ</w:t>
+      </w:r>
+      <w:r>
+        <w:t>a quota mà v</w:t>
+      </w:r>
+      <w:r>
+        <w:t>ẫ</w:t>
+      </w:r>
+      <w:r>
+        <w:t>n gi</w:t>
+      </w:r>
+      <w:r>
+        <w:t>ữ</w:t>
+      </w:r>
+      <w:r>
+        <w:t xml:space="preserve"> đ</w:t>
+      </w:r>
+      <w:r>
+        <w:t>ủ</w:t>
+      </w:r>
+      <w:r>
+        <w:t xml:space="preserve"> các đ</w:t>
+      </w:r>
+      <w:r>
+        <w:t>ố</w:t>
+      </w:r>
+      <w:r>
+        <w:t>i ch</w:t>
+      </w:r>
+      <w:r>
+        <w:t>ứ</w:t>
+      </w:r>
+      <w:r>
+        <w:t>ng chính, nhóm đi</w:t>
+      </w:r>
+      <w:r>
+        <w:t>ề</w:t>
+      </w:r>
+      <w:r>
+        <w:t>u ch</w:t>
+      </w:r>
+      <w:r>
+        <w:t>ỉ</w:t>
+      </w:r>
+      <w:r>
+        <w:t>nh trư</w:t>
+      </w:r>
+      <w:r>
+        <w:t>ớ</w:t>
+      </w:r>
+      <w:r>
+        <w:t>c khi ch</w:t>
+      </w:r>
+      <w:r>
+        <w:t>ạ</w:t>
+      </w:r>
+      <w:r>
+        <w:t>y các pipeline có ví d</w:t>
+      </w:r>
+      <w:r>
+        <w:t>ụ</w:t>
+      </w:r>
+      <w:r>
+        <w:t>:</w:t>
+      </w:r>
+    </w:p>
+    <w:p>
+      <w:pPr>
         <w:pStyle w:val="Nidungvnbn"/>
         <w:ind w:left="720" w:hanging="283"/>
       </w:pPr>
@@ -27863,6 +30369,7 @@
         <w:ind w:left="720" w:hanging="283"/>
       </w:pPr>
       <w:r>
+        <w:lastRenderedPageBreak/>
         <w:t>- Dùng khóa API c</w:t>
       </w:r>
       <w:r>
@@ -27982,7 +30489,6 @@
         <w:pStyle w:val="Nidungvnbn"/>
       </w:pPr>
       <w:r>
-        <w:lastRenderedPageBreak/>
         <w:t>V</w:t>
       </w:r>
       <w:r>
@@ -28028,7 +30534,7 @@
         <w:keepNext/>
         <w:pageBreakBefore/>
       </w:pPr>
-      <w:bookmarkStart w:id="57" w:name="_Toc243342292"/>
+      <w:bookmarkStart w:id="60" w:name="_Toc243390879"/>
       <w:r>
         <w:lastRenderedPageBreak/>
         <w:t>K</w:t>
@@ -28068,799 +30574,850 @@
       </w:r>
       <w:r>
         <w:t>CH</w:t>
-      </w:r>
-      <w:bookmarkEnd w:id="57"/>
-    </w:p>
-    <w:p>
-      <w:pPr>
-        <w:pStyle w:val="Heading2"/>
-        <w:keepNext/>
-      </w:pPr>
-      <w:bookmarkStart w:id="58" w:name="_Toc243342293"/>
-      <w:r>
-        <w:t>K</w:t>
-      </w:r>
-      <w:r>
-        <w:t>ế</w:t>
-      </w:r>
-      <w:r>
-        <w:t>t qu</w:t>
-      </w:r>
-      <w:r>
-        <w:t>ả</w:t>
-      </w:r>
-      <w:r>
-        <w:t xml:space="preserve"> đ</w:t>
-      </w:r>
-      <w:r>
-        <w:t>ạ</w:t>
-      </w:r>
-      <w:r>
-        <w:t>t đư</w:t>
-      </w:r>
-      <w:r>
-        <w:t>ợ</w:t>
-      </w:r>
-      <w:r>
-        <w:t>c</w:t>
-      </w:r>
-      <w:bookmarkEnd w:id="58"/>
-    </w:p>
-    <w:p>
-      <w:pPr>
-        <w:pStyle w:val="Nidungvnbn"/>
-        <w:ind w:left="720" w:hanging="283"/>
-      </w:pPr>
-      <w:r>
-        <w:t>- X</w:t>
-      </w:r>
-      <w:r>
-        <w:t>ử</w:t>
-      </w:r>
-      <w:r>
-        <w:t xml:space="preserve"> lý xong SR-BH 2020: 466.267 request duy nh</w:t>
-      </w:r>
-      <w:r>
-        <w:t>ấ</w:t>
-      </w:r>
-      <w:r>
-        <w:t>t, chia t</w:t>
-      </w:r>
-      <w:r>
-        <w:t>ậ</w:t>
-      </w:r>
-      <w:r>
-        <w:t>p theo nhóm, không rò r</w:t>
-      </w:r>
-      <w:r>
-        <w:t>ỉ</w:t>
-      </w:r>
-      <w:r>
-        <w:t xml:space="preserve"> gi</w:t>
-      </w:r>
-      <w:r>
-        <w:t>ữ</w:t>
-      </w:r>
-      <w:r>
-        <w:t>a các t</w:t>
-      </w:r>
-      <w:r>
-        <w:t>ậ</w:t>
-      </w:r>
-      <w:r>
-        <w:t>p, tái l</w:t>
-      </w:r>
-      <w:r>
-        <w:t>ậ</w:t>
-      </w:r>
-      <w:r>
-        <w:t>p đư</w:t>
-      </w:r>
-      <w:r>
-        <w:t>ợ</w:t>
-      </w:r>
-      <w:r>
-        <w:t>c trên Linux và Windows.</w:t>
-      </w:r>
-    </w:p>
-    <w:p>
-      <w:pPr>
-        <w:pStyle w:val="Nidungvnbn"/>
-        <w:ind w:left="720" w:hanging="283"/>
-      </w:pPr>
-      <w:r>
-        <w:t>- Cài đ</w:t>
-      </w:r>
-      <w:r>
-        <w:t>ặ</w:t>
-      </w:r>
-      <w:r>
-        <w:t>t toàn b</w:t>
-      </w:r>
-      <w:r>
-        <w:t>ộ</w:t>
-      </w:r>
-      <w:r>
-        <w:t xml:space="preserve"> h</w:t>
-      </w:r>
-      <w:r>
-        <w:t>ệ</w:t>
-      </w:r>
-      <w:r>
-        <w:t xml:space="preserve"> th</w:t>
-      </w:r>
-      <w:r>
-        <w:t>ố</w:t>
-      </w:r>
-      <w:r>
-        <w:t>ng: truy h</w:t>
-      </w:r>
-      <w:r>
-        <w:t>ồ</w:t>
-      </w:r>
-      <w:r>
-        <w:t>i, kNN, năm chi</w:t>
-      </w:r>
-      <w:r>
-        <w:t>ế</w:t>
-      </w:r>
-      <w:r>
-        <w:t>n lư</w:t>
-      </w:r>
-      <w:r>
-        <w:t>ợ</w:t>
-      </w:r>
-      <w:r>
-        <w:t>c ch</w:t>
-      </w:r>
-      <w:r>
-        <w:t>ọ</w:t>
-      </w:r>
-      <w:r>
-        <w:t>n ví d</w:t>
-      </w:r>
-      <w:r>
-        <w:t>ụ</w:t>
-      </w:r>
-      <w:r>
-        <w:t>, ch</w:t>
-      </w:r>
-      <w:r>
-        <w:t>ạ</w:t>
-      </w:r>
-      <w:r>
-        <w:t>y LLM có kh</w:t>
-      </w:r>
-      <w:r>
-        <w:t>ả</w:t>
-      </w:r>
-      <w:r>
-        <w:t xml:space="preserve"> năng ch</w:t>
-      </w:r>
-      <w:r>
-        <w:t>ạ</w:t>
-      </w:r>
-      <w:r>
-        <w:t>y ti</w:t>
-      </w:r>
-      <w:r>
-        <w:t>ế</w:t>
-      </w:r>
-      <w:r>
-        <w:t>p, so sánh có ki</w:t>
-      </w:r>
-      <w:r>
-        <w:t>ể</w:t>
-      </w:r>
-      <w:r>
-        <w:t>m đ</w:t>
-      </w:r>
-      <w:r>
-        <w:t>ị</w:t>
-      </w:r>
-      <w:r>
-        <w:t>nh; 55 bài ki</w:t>
-      </w:r>
-      <w:r>
-        <w:t>ể</w:t>
-      </w:r>
-      <w:r>
-        <w:t>m th</w:t>
-      </w:r>
-      <w:r>
-        <w:t>ử</w:t>
-      </w:r>
-      <w:r>
-        <w:t xml:space="preserve"> t</w:t>
-      </w:r>
-      <w:r>
-        <w:t>ự</w:t>
-      </w:r>
-      <w:r>
-        <w:t xml:space="preserve"> đ</w:t>
-      </w:r>
-      <w:r>
-        <w:t>ộ</w:t>
-      </w:r>
-      <w:r>
-        <w:t>ng đ</w:t>
-      </w:r>
-      <w:r>
-        <w:t>ề</w:t>
-      </w:r>
-      <w:r>
-        <w:t>u đ</w:t>
-      </w:r>
-      <w:r>
-        <w:t>ạ</w:t>
-      </w:r>
-      <w:r>
-        <w:t>t.</w:t>
-      </w:r>
-    </w:p>
-    <w:p>
-      <w:pPr>
-        <w:pStyle w:val="Nidungvnbn"/>
-        <w:ind w:left="720" w:hanging="283"/>
-      </w:pPr>
-      <w:r>
-        <w:t>- Tr</w:t>
-      </w:r>
-      <w:r>
-        <w:t>ả</w:t>
-      </w:r>
-      <w:r>
-        <w:t xml:space="preserve"> l</w:t>
-      </w:r>
-      <w:r>
-        <w:t>ờ</w:t>
-      </w:r>
-      <w:r>
-        <w:t>i RQ1 b</w:t>
-      </w:r>
-      <w:r>
-        <w:t>ằ</w:t>
-      </w:r>
-      <w:r>
-        <w:t>ng s</w:t>
-      </w:r>
-      <w:r>
-        <w:t>ố</w:t>
-      </w:r>
-      <w:r>
-        <w:t xml:space="preserve"> li</w:t>
-      </w:r>
-      <w:r>
-        <w:t>ệ</w:t>
-      </w:r>
-      <w:r>
-        <w:t>u th</w:t>
-      </w:r>
-      <w:r>
-        <w:t>ậ</w:t>
-      </w:r>
-      <w:r>
-        <w:t>t: 23,0% request có ví d</w:t>
-      </w:r>
-      <w:r>
-        <w:t>ụ</w:t>
-      </w:r>
-      <w:r>
-        <w:t xml:space="preserve"> gi</w:t>
-      </w:r>
-      <w:r>
-        <w:t>ố</w:t>
-      </w:r>
-      <w:r>
-        <w:t>ng nh</w:t>
-      </w:r>
-      <w:r>
-        <w:t>ấ</w:t>
-      </w:r>
-      <w:r>
-        <w:t>t mang nhãn khác.</w:t>
-      </w:r>
-    </w:p>
-    <w:p>
-      <w:pPr>
-        <w:pStyle w:val="Nidungvnbn"/>
-        <w:ind w:left="720" w:hanging="283"/>
-      </w:pPr>
-      <w:r>
-        <w:t>- Có đ</w:t>
-      </w:r>
-      <w:r>
-        <w:t>ố</w:t>
-      </w:r>
-      <w:r>
-        <w:t>i ch</w:t>
-      </w:r>
-      <w:r>
-        <w:t>ứ</w:t>
-      </w:r>
-      <w:r>
-        <w:t>ng kNN (Macro-F1 0,800) và k</w:t>
-      </w:r>
-      <w:r>
-        <w:t>ế</w:t>
-      </w:r>
-      <w:r>
-        <w:t>t qu</w:t>
-      </w:r>
-      <w:r>
-        <w:t>ả</w:t>
-      </w:r>
-      <w:r>
-        <w:t xml:space="preserve"> LLM zero-shot th</w:t>
-      </w:r>
-      <w:r>
-        <w:t>ậ</w:t>
-      </w:r>
-      <w:r>
-        <w:t>t (Macro-F1 0,835), cùng b</w:t>
-      </w:r>
-      <w:r>
-        <w:t>ằ</w:t>
-      </w:r>
-      <w:r>
-        <w:t>ng ch</w:t>
-      </w:r>
-      <w:r>
-        <w:t>ứ</w:t>
-      </w:r>
-      <w:r>
-        <w:t>ng sơ b</w:t>
-      </w:r>
-      <w:r>
-        <w:t>ộ</w:t>
-      </w:r>
-      <w:r>
-        <w:t xml:space="preserve"> cho c</w:t>
-      </w:r>
-      <w:r>
-        <w:t>ả</w:t>
-      </w:r>
-      <w:r>
-        <w:t xml:space="preserve"> l</w:t>
-      </w:r>
-      <w:r>
-        <w:t>ợ</w:t>
-      </w:r>
-      <w:r>
-        <w:t>i ích l</w:t>
-      </w:r>
-      <w:r>
-        <w:t>ẫ</w:t>
-      </w:r>
-      <w:r>
-        <w:t>n r</w:t>
-      </w:r>
-      <w:r>
-        <w:t>ủ</w:t>
-      </w:r>
-      <w:r>
-        <w:t>i ro c</w:t>
-      </w:r>
-      <w:r>
-        <w:t>ủ</w:t>
-      </w:r>
-      <w:r>
-        <w:t>a C.</w:t>
-      </w:r>
-    </w:p>
-    <w:p>
-      <w:pPr>
-        <w:pStyle w:val="Heading2"/>
-        <w:keepNext/>
-      </w:pPr>
-      <w:bookmarkStart w:id="59" w:name="_Toc243342294"/>
-      <w:r>
-        <w:t>H</w:t>
-      </w:r>
-      <w:r>
-        <w:t>ạ</w:t>
-      </w:r>
-      <w:r>
-        <w:t>n ch</w:t>
-      </w:r>
-      <w:r>
-        <w:t>ế</w:t>
-      </w:r>
-      <w:bookmarkEnd w:id="59"/>
-    </w:p>
-    <w:p>
-      <w:pPr>
-        <w:pStyle w:val="Nidungvnbn"/>
-        <w:ind w:left="720" w:hanging="283"/>
-      </w:pPr>
-      <w:r>
-        <w:t>- Ch</w:t>
-      </w:r>
-      <w:r>
-        <w:t>ỉ</w:t>
-      </w:r>
-      <w:r>
-        <w:t xml:space="preserve"> m</w:t>
-      </w:r>
-      <w:r>
-        <w:t>ộ</w:t>
-      </w:r>
-      <w:r>
-        <w:t>t b</w:t>
-      </w:r>
-      <w:r>
-        <w:t>ộ</w:t>
-      </w:r>
-      <w:r>
-        <w:t xml:space="preserve"> d</w:t>
-      </w:r>
-      <w:r>
-        <w:t>ữ</w:t>
-      </w:r>
-      <w:r>
-        <w:t xml:space="preserve"> li</w:t>
-      </w:r>
-      <w:r>
-        <w:t>ệ</w:t>
-      </w:r>
-      <w:r>
-        <w:t>u, là traffic c</w:t>
-      </w:r>
-      <w:r>
-        <w:t>ủ</w:t>
-      </w:r>
-      <w:r>
-        <w:t>a m</w:t>
-      </w:r>
-      <w:r>
-        <w:t>ộ</w:t>
-      </w:r>
-      <w:r>
-        <w:t>t website WordPress trong 12 ngày.</w:t>
-      </w:r>
-    </w:p>
-    <w:p>
-      <w:pPr>
-        <w:pStyle w:val="Nidungvnbn"/>
-        <w:ind w:left="720" w:hanging="283"/>
-      </w:pPr>
-      <w:r>
-        <w:t>- Nhãn có d</w:t>
-      </w:r>
-      <w:r>
-        <w:t>ấ</w:t>
-      </w:r>
-      <w:r>
-        <w:t>u hi</w:t>
-      </w:r>
-      <w:r>
-        <w:t>ệ</w:t>
-      </w:r>
-      <w:r>
-        <w:t>u nhi</w:t>
-      </w:r>
-      <w:r>
-        <w:t>ễ</w:t>
-      </w:r>
-      <w:r>
-        <w:t>u; đi</w:t>
-      </w:r>
-      <w:r>
-        <w:t>ể</w:t>
-      </w:r>
-      <w:r>
-        <w:t>m s</w:t>
-      </w:r>
-      <w:r>
-        <w:t>ố</w:t>
-      </w:r>
-      <w:r>
-        <w:t xml:space="preserve"> đo m</w:t>
-      </w:r>
-      <w:r>
-        <w:t>ứ</w:t>
-      </w:r>
-      <w:r>
-        <w:t>c đ</w:t>
-      </w:r>
-      <w:r>
-        <w:t>ồ</w:t>
-      </w:r>
-      <w:r>
-        <w:t>ng thu</w:t>
-      </w:r>
-      <w:r>
-        <w:t>ậ</w:t>
-      </w:r>
-      <w:r>
-        <w:t>n v</w:t>
-      </w:r>
-      <w:r>
-        <w:t>ớ</w:t>
-      </w:r>
-      <w:r>
-        <w:t>i nhãn ngu</w:t>
-      </w:r>
-      <w:r>
-        <w:t>ồ</w:t>
-      </w:r>
-      <w:r>
-        <w:t>n.</w:t>
-      </w:r>
-    </w:p>
-    <w:p>
-      <w:pPr>
-        <w:pStyle w:val="Nidungvnbn"/>
-        <w:ind w:left="720" w:hanging="283"/>
-      </w:pPr>
-      <w:r>
-        <w:t>- Có endpoint chung gi</w:t>
-      </w:r>
-      <w:r>
-        <w:t>ữ</w:t>
-      </w:r>
-      <w:r>
-        <w:t>a pool và t</w:t>
-      </w:r>
-      <w:r>
-        <w:t>ậ</w:t>
-      </w:r>
-      <w:r>
-        <w:t>p đánh giá; chưa đo kh</w:t>
-      </w:r>
-      <w:r>
-        <w:t>ả</w:t>
-      </w:r>
-      <w:r>
-        <w:t xml:space="preserve"> năng t</w:t>
-      </w:r>
-      <w:r>
-        <w:t>ổ</w:t>
-      </w:r>
-      <w:r>
-        <w:t>ng quát sang endpoint m</w:t>
-      </w:r>
-      <w:r>
-        <w:t>ớ</w:t>
-      </w:r>
-      <w:r>
-        <w:t>i.</w:t>
-      </w:r>
-    </w:p>
-    <w:p>
-      <w:pPr>
-        <w:pStyle w:val="Nidungvnbn"/>
-        <w:ind w:left="720" w:hanging="283"/>
-      </w:pPr>
-      <w:r>
-        <w:t>- T</w:t>
-      </w:r>
-      <w:r>
-        <w:t>ậ</w:t>
-      </w:r>
-      <w:r>
-        <w:t>p con cân b</w:t>
-      </w:r>
-      <w:r>
-        <w:t>ằ</w:t>
-      </w:r>
-      <w:r>
-        <w:t>ng l</w:t>
-      </w:r>
-      <w:r>
-        <w:t>ớ</w:t>
-      </w:r>
-      <w:r>
-        <w:t>p, không ph</w:t>
-      </w:r>
-      <w:r>
-        <w:t>ả</w:t>
-      </w:r>
-      <w:r>
-        <w:t>n ánh t</w:t>
-      </w:r>
-      <w:r>
-        <w:t>ỷ</w:t>
-      </w:r>
-      <w:r>
-        <w:t xml:space="preserve"> l</w:t>
-      </w:r>
-      <w:r>
-        <w:t>ệ</w:t>
-      </w:r>
-      <w:r>
-        <w:t xml:space="preserve"> traffic th</w:t>
-      </w:r>
-      <w:r>
-        <w:t>ậ</w:t>
-      </w:r>
-      <w:r>
-        <w:t>t; t</w:t>
-      </w:r>
-      <w:r>
-        <w:t>ậ</w:t>
-      </w:r>
-      <w:r>
-        <w:t>p validation ch</w:t>
-      </w:r>
-      <w:r>
-        <w:t>ỉ</w:t>
-      </w:r>
-      <w:r>
-        <w:t xml:space="preserve"> 200 request.</w:t>
-      </w:r>
-    </w:p>
-    <w:p>
-      <w:pPr>
-        <w:pStyle w:val="Nidungvnbn"/>
-        <w:ind w:left="720" w:hanging="283"/>
-      </w:pPr>
-      <w:r>
-        <w:t>- M</w:t>
-      </w:r>
-      <w:r>
-        <w:t>ỗ</w:t>
-      </w:r>
-      <w:r>
-        <w:t>i request t</w:t>
-      </w:r>
-      <w:r>
-        <w:t>ố</w:t>
-      </w:r>
-      <w:r>
-        <w:t>n m</w:t>
-      </w:r>
-      <w:r>
-        <w:t>ộ</w:t>
-      </w:r>
-      <w:r>
-        <w:t>t đ</w:t>
-      </w:r>
-      <w:r>
-        <w:t>ế</w:t>
-      </w:r>
-      <w:r>
-        <w:t>n hai lư</w:t>
-      </w:r>
-      <w:r>
-        <w:t>ợ</w:t>
-      </w:r>
-      <w:r>
-        <w:t>t g</w:t>
-      </w:r>
-      <w:r>
-        <w:t>ọ</w:t>
-      </w:r>
-      <w:r>
-        <w:t>i LLM, ch</w:t>
-      </w:r>
-      <w:r>
-        <w:t>ỉ</w:t>
-      </w:r>
-      <w:r>
-        <w:t xml:space="preserve"> phù h</w:t>
-      </w:r>
-      <w:r>
-        <w:t>ợ</w:t>
-      </w:r>
-      <w:r>
-        <w:t>p phân tích log offline.</w:t>
-      </w:r>
-    </w:p>
-    <w:p>
-      <w:pPr>
-        <w:pStyle w:val="Nidungvnbn"/>
-        <w:ind w:left="720" w:hanging="283"/>
-      </w:pPr>
-      <w:r>
-        <w:t>- M</w:t>
-      </w:r>
-      <w:r>
-        <w:t>ớ</w:t>
-      </w:r>
-      <w:r>
-        <w:t>i có k</w:t>
-      </w:r>
-      <w:r>
-        <w:t>ế</w:t>
-      </w:r>
-      <w:r>
-        <w:t>t qu</w:t>
-      </w:r>
-      <w:r>
-        <w:t>ả</w:t>
-      </w:r>
-      <w:r>
-        <w:t xml:space="preserve"> LLM c</w:t>
-      </w:r>
-      <w:r>
-        <w:t>ủ</w:t>
-      </w:r>
-      <w:r>
-        <w:t>a A0; quy mô thí nghi</w:t>
-      </w:r>
-      <w:r>
-        <w:t>ệ</w:t>
-      </w:r>
-      <w:r>
-        <w:t>m b</w:t>
-      </w:r>
-      <w:r>
-        <w:t>ị</w:t>
-      </w:r>
-      <w:r>
-        <w:t xml:space="preserve"> gi</w:t>
-      </w:r>
-      <w:r>
-        <w:t>ớ</w:t>
-      </w:r>
-      <w:r>
-        <w:t>i h</w:t>
-      </w:r>
-      <w:r>
-        <w:t>ạ</w:t>
-      </w:r>
-      <w:r>
-        <w:t>n b</w:t>
-      </w:r>
-      <w:r>
-        <w:t>ở</w:t>
-      </w:r>
-      <w:r>
-        <w:t>i quota API mi</w:t>
-      </w:r>
-      <w:r>
-        <w:t>ễ</w:t>
-      </w:r>
-      <w:r>
-        <w:t>n phí (k = 4, test 300 request).</w:t>
-      </w:r>
-    </w:p>
-    <w:p>
-      <w:pPr>
-        <w:pStyle w:val="Heading2"/>
-        <w:keepNext/>
-      </w:pPr>
-      <w:bookmarkStart w:id="60" w:name="_Toc243342295"/>
-      <w:r>
-        <w:lastRenderedPageBreak/>
-        <w:t>K</w:t>
-      </w:r>
-      <w:r>
-        <w:t>ế</w:t>
-      </w:r>
-      <w:r>
-        <w:t xml:space="preserve"> ho</w:t>
-      </w:r>
-      <w:r>
-        <w:t>ạ</w:t>
-      </w:r>
-      <w:r>
-        <w:t>ch giai đo</w:t>
-      </w:r>
-      <w:r>
-        <w:t>ạ</w:t>
-      </w:r>
-      <w:r>
-        <w:t>n cu</w:t>
-      </w:r>
-      <w:r>
-        <w:t>ố</w:t>
-      </w:r>
-      <w:r>
-        <w:t>i k</w:t>
-      </w:r>
-      <w:r>
-        <w:t>ỳ</w:t>
       </w:r>
       <w:bookmarkEnd w:id="60"/>
     </w:p>
     <w:p>
       <w:pPr>
+        <w:pStyle w:val="Heading2"/>
+        <w:keepNext/>
+      </w:pPr>
+      <w:bookmarkStart w:id="61" w:name="_Toc243390880"/>
+      <w:r>
+        <w:t>K</w:t>
+      </w:r>
+      <w:r>
+        <w:t>ế</w:t>
+      </w:r>
+      <w:r>
+        <w:t>t qu</w:t>
+      </w:r>
+      <w:r>
+        <w:t>ả</w:t>
+      </w:r>
+      <w:r>
+        <w:t xml:space="preserve"> đ</w:t>
+      </w:r>
+      <w:r>
+        <w:t>ạ</w:t>
+      </w:r>
+      <w:r>
+        <w:t>t đư</w:t>
+      </w:r>
+      <w:r>
+        <w:t>ợ</w:t>
+      </w:r>
+      <w:r>
+        <w:t>c</w:t>
+      </w:r>
+      <w:bookmarkEnd w:id="61"/>
+    </w:p>
+    <w:p>
+      <w:pPr>
+        <w:pStyle w:val="Nidungvnbn"/>
+        <w:ind w:left="720" w:hanging="283"/>
+      </w:pPr>
+      <w:r>
+        <w:t>- X</w:t>
+      </w:r>
+      <w:r>
+        <w:t>ử</w:t>
+      </w:r>
+      <w:r>
+        <w:t xml:space="preserve"> lý xong SR-BH 2020: 466.267 request duy nh</w:t>
+      </w:r>
+      <w:r>
+        <w:t>ấ</w:t>
+      </w:r>
+      <w:r>
+        <w:t>t, chia t</w:t>
+      </w:r>
+      <w:r>
+        <w:t>ậ</w:t>
+      </w:r>
+      <w:r>
+        <w:t>p theo nhóm, không rò r</w:t>
+      </w:r>
+      <w:r>
+        <w:t>ỉ</w:t>
+      </w:r>
+      <w:r>
+        <w:t xml:space="preserve"> gi</w:t>
+      </w:r>
+      <w:r>
+        <w:t>ữ</w:t>
+      </w:r>
+      <w:r>
+        <w:t>a các t</w:t>
+      </w:r>
+      <w:r>
+        <w:t>ậ</w:t>
+      </w:r>
+      <w:r>
+        <w:t>p, tái l</w:t>
+      </w:r>
+      <w:r>
+        <w:t>ậ</w:t>
+      </w:r>
+      <w:r>
+        <w:t>p đư</w:t>
+      </w:r>
+      <w:r>
+        <w:t>ợ</w:t>
+      </w:r>
+      <w:r>
+        <w:t>c trên Linux và Windows.</w:t>
+      </w:r>
+    </w:p>
+    <w:p>
+      <w:pPr>
+        <w:pStyle w:val="Nidungvnbn"/>
+        <w:ind w:left="720" w:hanging="283"/>
+      </w:pPr>
+      <w:r>
+        <w:t>- Cài đ</w:t>
+      </w:r>
+      <w:r>
+        <w:t>ặ</w:t>
+      </w:r>
+      <w:r>
+        <w:t>t toàn b</w:t>
+      </w:r>
+      <w:r>
+        <w:t>ộ</w:t>
+      </w:r>
+      <w:r>
+        <w:t xml:space="preserve"> h</w:t>
+      </w:r>
+      <w:r>
+        <w:t>ệ</w:t>
+      </w:r>
+      <w:r>
+        <w:t xml:space="preserve"> th</w:t>
+      </w:r>
+      <w:r>
+        <w:t>ố</w:t>
+      </w:r>
+      <w:r>
+        <w:t>ng: truy h</w:t>
+      </w:r>
+      <w:r>
+        <w:t>ồ</w:t>
+      </w:r>
+      <w:r>
+        <w:t>i, kNN, năm chi</w:t>
+      </w:r>
+      <w:r>
+        <w:t>ế</w:t>
+      </w:r>
+      <w:r>
+        <w:t>n lư</w:t>
+      </w:r>
+      <w:r>
+        <w:t>ợ</w:t>
+      </w:r>
+      <w:r>
+        <w:t>c ch</w:t>
+      </w:r>
+      <w:r>
+        <w:t>ọ</w:t>
+      </w:r>
+      <w:r>
+        <w:t>n ví d</w:t>
+      </w:r>
+      <w:r>
+        <w:t>ụ</w:t>
+      </w:r>
+      <w:r>
+        <w:t>, ch</w:t>
+      </w:r>
+      <w:r>
+        <w:t>ạ</w:t>
+      </w:r>
+      <w:r>
+        <w:t>y LLM có kh</w:t>
+      </w:r>
+      <w:r>
+        <w:t>ả</w:t>
+      </w:r>
+      <w:r>
+        <w:t xml:space="preserve"> năng ch</w:t>
+      </w:r>
+      <w:r>
+        <w:t>ạ</w:t>
+      </w:r>
+      <w:r>
+        <w:t>y ti</w:t>
+      </w:r>
+      <w:r>
+        <w:t>ế</w:t>
+      </w:r>
+      <w:r>
+        <w:t>p, so sánh có ki</w:t>
+      </w:r>
+      <w:r>
+        <w:t>ể</w:t>
+      </w:r>
+      <w:r>
+        <w:t>m đ</w:t>
+      </w:r>
+      <w:r>
+        <w:t>ị</w:t>
+      </w:r>
+      <w:r>
+        <w:t>nh; 55 bài ki</w:t>
+      </w:r>
+      <w:r>
+        <w:t>ể</w:t>
+      </w:r>
+      <w:r>
+        <w:t>m th</w:t>
+      </w:r>
+      <w:r>
+        <w:t>ử</w:t>
+      </w:r>
+      <w:r>
+        <w:t xml:space="preserve"> t</w:t>
+      </w:r>
+      <w:r>
+        <w:t>ự</w:t>
+      </w:r>
+      <w:r>
+        <w:t xml:space="preserve"> đ</w:t>
+      </w:r>
+      <w:r>
+        <w:t>ộ</w:t>
+      </w:r>
+      <w:r>
+        <w:t>ng đ</w:t>
+      </w:r>
+      <w:r>
+        <w:t>ề</w:t>
+      </w:r>
+      <w:r>
+        <w:t>u đ</w:t>
+      </w:r>
+      <w:r>
+        <w:t>ạ</w:t>
+      </w:r>
+      <w:r>
+        <w:t>t.</w:t>
+      </w:r>
+    </w:p>
+    <w:p>
+      <w:pPr>
+        <w:pStyle w:val="Nidungvnbn"/>
+        <w:ind w:left="720" w:hanging="283"/>
+      </w:pPr>
+      <w:r>
+        <w:t>- Tr</w:t>
+      </w:r>
+      <w:r>
+        <w:t>ả</w:t>
+      </w:r>
+      <w:r>
+        <w:t xml:space="preserve"> l</w:t>
+      </w:r>
+      <w:r>
+        <w:t>ờ</w:t>
+      </w:r>
+      <w:r>
+        <w:t>i RQ1 b</w:t>
+      </w:r>
+      <w:r>
+        <w:t>ằ</w:t>
+      </w:r>
+      <w:r>
+        <w:t>ng s</w:t>
+      </w:r>
+      <w:r>
+        <w:t>ố</w:t>
+      </w:r>
+      <w:r>
+        <w:t xml:space="preserve"> li</w:t>
+      </w:r>
+      <w:r>
+        <w:t>ệ</w:t>
+      </w:r>
+      <w:r>
+        <w:t>u th</w:t>
+      </w:r>
+      <w:r>
+        <w:t>ậ</w:t>
+      </w:r>
+      <w:r>
+        <w:t>t: 23,0% request có ví d</w:t>
+      </w:r>
+      <w:r>
+        <w:t>ụ</w:t>
+      </w:r>
+      <w:r>
+        <w:t xml:space="preserve"> gi</w:t>
+      </w:r>
+      <w:r>
+        <w:t>ố</w:t>
+      </w:r>
+      <w:r>
+        <w:t>ng nh</w:t>
+      </w:r>
+      <w:r>
+        <w:t>ấ</w:t>
+      </w:r>
+      <w:r>
+        <w:t>t mang nhãn khác.</w:t>
+      </w:r>
+    </w:p>
+    <w:p>
+      <w:pPr>
+        <w:pStyle w:val="Nidungvnbn"/>
+        <w:ind w:left="720" w:hanging="283"/>
+      </w:pPr>
+      <w:r>
+        <w:t>- Có đ</w:t>
+      </w:r>
+      <w:r>
+        <w:t>ố</w:t>
+      </w:r>
+      <w:r>
+        <w:t>i ch</w:t>
+      </w:r>
+      <w:r>
+        <w:t>ứ</w:t>
+      </w:r>
+      <w:r>
+        <w:t>ng kNN (Macro-F1 0,800) và k</w:t>
+      </w:r>
+      <w:r>
+        <w:t>ế</w:t>
+      </w:r>
+      <w:r>
+        <w:t>t qu</w:t>
+      </w:r>
+      <w:r>
+        <w:t>ả</w:t>
+      </w:r>
+      <w:r>
+        <w:t xml:space="preserve"> LLM zero-shot th</w:t>
+      </w:r>
+      <w:r>
+        <w:t>ậ</w:t>
+      </w:r>
+      <w:r>
+        <w:t>t (Macro-F1 0,835), cùng b</w:t>
+      </w:r>
+      <w:r>
+        <w:t>ằ</w:t>
+      </w:r>
+      <w:r>
+        <w:t>ng ch</w:t>
+      </w:r>
+      <w:r>
+        <w:t>ứ</w:t>
+      </w:r>
+      <w:r>
+        <w:t>ng sơ b</w:t>
+      </w:r>
+      <w:r>
+        <w:t>ộ</w:t>
+      </w:r>
+      <w:r>
+        <w:t xml:space="preserve"> cho c</w:t>
+      </w:r>
+      <w:r>
+        <w:t>ả</w:t>
+      </w:r>
+      <w:r>
+        <w:t xml:space="preserve"> l</w:t>
+      </w:r>
+      <w:r>
+        <w:t>ợ</w:t>
+      </w:r>
+      <w:r>
+        <w:t>i ích l</w:t>
+      </w:r>
+      <w:r>
+        <w:t>ẫ</w:t>
+      </w:r>
+      <w:r>
+        <w:t>n r</w:t>
+      </w:r>
+      <w:r>
+        <w:t>ủ</w:t>
+      </w:r>
+      <w:r>
+        <w:t>i ro c</w:t>
+      </w:r>
+      <w:r>
+        <w:t>ủ</w:t>
+      </w:r>
+      <w:r>
+        <w:t>a C.</w:t>
+      </w:r>
+    </w:p>
+    <w:p>
+      <w:pPr>
+        <w:pStyle w:val="Nidungvnbn"/>
+        <w:ind w:left="720" w:hanging="283"/>
+      </w:pPr>
+      <w:r>
+        <w:t>- K</w:t>
+      </w:r>
+      <w:r>
+        <w:t>ế</w:t>
+      </w:r>
+      <w:r>
+        <w:t>t qu</w:t>
+      </w:r>
+      <w:r>
+        <w:t>ả</w:t>
+      </w:r>
+      <w:r>
+        <w:t xml:space="preserve"> t</w:t>
+      </w:r>
+      <w:r>
+        <w:t>ạ</w:t>
+      </w:r>
+      <w:r>
+        <w:t>m trên 149 request: B (top-4) t</w:t>
+      </w:r>
+      <w:r>
+        <w:t>ố</w:t>
+      </w:r>
+      <w:r>
+        <w:t>t hơn A0 có ý nghĩa th</w:t>
+      </w:r>
+      <w:r>
+        <w:t>ố</w:t>
+      </w:r>
+      <w:r>
+        <w:t>ng kê; BAL chưa hơn B.</w:t>
+      </w:r>
+    </w:p>
+    <w:p>
+      <w:pPr>
+        <w:pStyle w:val="Heading2"/>
+        <w:keepNext/>
+      </w:pPr>
+      <w:bookmarkStart w:id="62" w:name="_Toc243390881"/>
+      <w:r>
+        <w:t>H</w:t>
+      </w:r>
+      <w:r>
+        <w:t>ạ</w:t>
+      </w:r>
+      <w:r>
+        <w:t>n ch</w:t>
+      </w:r>
+      <w:r>
+        <w:t>ế</w:t>
+      </w:r>
+      <w:bookmarkEnd w:id="62"/>
+    </w:p>
+    <w:p>
+      <w:pPr>
+        <w:pStyle w:val="Nidungvnbn"/>
+        <w:ind w:left="720" w:hanging="283"/>
+      </w:pPr>
+      <w:r>
+        <w:t>- Ch</w:t>
+      </w:r>
+      <w:r>
+        <w:t>ỉ</w:t>
+      </w:r>
+      <w:r>
+        <w:t xml:space="preserve"> m</w:t>
+      </w:r>
+      <w:r>
+        <w:t>ộ</w:t>
+      </w:r>
+      <w:r>
+        <w:t>t b</w:t>
+      </w:r>
+      <w:r>
+        <w:t>ộ</w:t>
+      </w:r>
+      <w:r>
+        <w:t xml:space="preserve"> d</w:t>
+      </w:r>
+      <w:r>
+        <w:t>ữ</w:t>
+      </w:r>
+      <w:r>
+        <w:t xml:space="preserve"> li</w:t>
+      </w:r>
+      <w:r>
+        <w:t>ệ</w:t>
+      </w:r>
+      <w:r>
+        <w:t>u, là traffic c</w:t>
+      </w:r>
+      <w:r>
+        <w:t>ủ</w:t>
+      </w:r>
+      <w:r>
+        <w:t>a m</w:t>
+      </w:r>
+      <w:r>
+        <w:t>ộ</w:t>
+      </w:r>
+      <w:r>
+        <w:t>t website WordPress trong 12 ngày.</w:t>
+      </w:r>
+    </w:p>
+    <w:p>
+      <w:pPr>
+        <w:pStyle w:val="Nidungvnbn"/>
+        <w:ind w:left="720" w:hanging="283"/>
+      </w:pPr>
+      <w:r>
+        <w:t>- Nhãn có d</w:t>
+      </w:r>
+      <w:r>
+        <w:t>ấ</w:t>
+      </w:r>
+      <w:r>
+        <w:t>u hi</w:t>
+      </w:r>
+      <w:r>
+        <w:t>ệ</w:t>
+      </w:r>
+      <w:r>
+        <w:t>u nhi</w:t>
+      </w:r>
+      <w:r>
+        <w:t>ễ</w:t>
+      </w:r>
+      <w:r>
+        <w:t>u; đi</w:t>
+      </w:r>
+      <w:r>
+        <w:t>ể</w:t>
+      </w:r>
+      <w:r>
+        <w:t>m s</w:t>
+      </w:r>
+      <w:r>
+        <w:t>ố</w:t>
+      </w:r>
+      <w:r>
+        <w:t xml:space="preserve"> đo m</w:t>
+      </w:r>
+      <w:r>
+        <w:t>ứ</w:t>
+      </w:r>
+      <w:r>
+        <w:t>c đ</w:t>
+      </w:r>
+      <w:r>
+        <w:t>ồ</w:t>
+      </w:r>
+      <w:r>
+        <w:t>ng thu</w:t>
+      </w:r>
+      <w:r>
+        <w:t>ậ</w:t>
+      </w:r>
+      <w:r>
+        <w:t>n v</w:t>
+      </w:r>
+      <w:r>
+        <w:t>ớ</w:t>
+      </w:r>
+      <w:r>
+        <w:t>i nhãn ngu</w:t>
+      </w:r>
+      <w:r>
+        <w:t>ồ</w:t>
+      </w:r>
+      <w:r>
+        <w:t>n.</w:t>
+      </w:r>
+    </w:p>
+    <w:p>
+      <w:pPr>
+        <w:pStyle w:val="Nidungvnbn"/>
+        <w:ind w:left="720" w:hanging="283"/>
+      </w:pPr>
+      <w:r>
+        <w:t>- Có endpoint chung gi</w:t>
+      </w:r>
+      <w:r>
+        <w:t>ữ</w:t>
+      </w:r>
+      <w:r>
+        <w:t>a pool và t</w:t>
+      </w:r>
+      <w:r>
+        <w:t>ậ</w:t>
+      </w:r>
+      <w:r>
+        <w:t>p đánh giá; chưa đo kh</w:t>
+      </w:r>
+      <w:r>
+        <w:t>ả</w:t>
+      </w:r>
+      <w:r>
+        <w:t xml:space="preserve"> năng t</w:t>
+      </w:r>
+      <w:r>
+        <w:t>ổ</w:t>
+      </w:r>
+      <w:r>
+        <w:t>ng quát sang endpoint m</w:t>
+      </w:r>
+      <w:r>
+        <w:t>ớ</w:t>
+      </w:r>
+      <w:r>
+        <w:t>i.</w:t>
+      </w:r>
+    </w:p>
+    <w:p>
+      <w:pPr>
+        <w:pStyle w:val="Nidungvnbn"/>
+        <w:ind w:left="720" w:hanging="283"/>
+      </w:pPr>
+      <w:r>
+        <w:t>- T</w:t>
+      </w:r>
+      <w:r>
+        <w:t>ậ</w:t>
+      </w:r>
+      <w:r>
+        <w:t>p con cân b</w:t>
+      </w:r>
+      <w:r>
+        <w:t>ằ</w:t>
+      </w:r>
+      <w:r>
+        <w:t>ng l</w:t>
+      </w:r>
+      <w:r>
+        <w:t>ớ</w:t>
+      </w:r>
+      <w:r>
+        <w:t>p, không ph</w:t>
+      </w:r>
+      <w:r>
+        <w:t>ả</w:t>
+      </w:r>
+      <w:r>
+        <w:t>n ánh t</w:t>
+      </w:r>
+      <w:r>
+        <w:t>ỷ</w:t>
+      </w:r>
+      <w:r>
+        <w:t xml:space="preserve"> l</w:t>
+      </w:r>
+      <w:r>
+        <w:t>ệ</w:t>
+      </w:r>
+      <w:r>
+        <w:t xml:space="preserve"> traffic th</w:t>
+      </w:r>
+      <w:r>
+        <w:t>ậ</w:t>
+      </w:r>
+      <w:r>
+        <w:t>t; t</w:t>
+      </w:r>
+      <w:r>
+        <w:t>ậ</w:t>
+      </w:r>
+      <w:r>
+        <w:t>p validation ch</w:t>
+      </w:r>
+      <w:r>
+        <w:t>ỉ</w:t>
+      </w:r>
+      <w:r>
+        <w:t xml:space="preserve"> 200 request.</w:t>
+      </w:r>
+    </w:p>
+    <w:p>
+      <w:pPr>
+        <w:pStyle w:val="Nidungvnbn"/>
+        <w:ind w:left="720" w:hanging="283"/>
+      </w:pPr>
+      <w:r>
+        <w:t>- M</w:t>
+      </w:r>
+      <w:r>
+        <w:t>ỗ</w:t>
+      </w:r>
+      <w:r>
+        <w:t>i request t</w:t>
+      </w:r>
+      <w:r>
+        <w:t>ố</w:t>
+      </w:r>
+      <w:r>
+        <w:t>n m</w:t>
+      </w:r>
+      <w:r>
+        <w:t>ộ</w:t>
+      </w:r>
+      <w:r>
+        <w:t>t đ</w:t>
+      </w:r>
+      <w:r>
+        <w:t>ế</w:t>
+      </w:r>
+      <w:r>
+        <w:t>n hai lư</w:t>
+      </w:r>
+      <w:r>
+        <w:t>ợ</w:t>
+      </w:r>
+      <w:r>
+        <w:t>t g</w:t>
+      </w:r>
+      <w:r>
+        <w:t>ọ</w:t>
+      </w:r>
+      <w:r>
+        <w:t>i LLM, ch</w:t>
+      </w:r>
+      <w:r>
+        <w:t>ỉ</w:t>
+      </w:r>
+      <w:r>
+        <w:t xml:space="preserve"> phù h</w:t>
+      </w:r>
+      <w:r>
+        <w:t>ợ</w:t>
+      </w:r>
+      <w:r>
+        <w:t>p phân tích log offline.</w:t>
+      </w:r>
+    </w:p>
+    <w:p>
+      <w:pPr>
+        <w:pStyle w:val="Nidungvnbn"/>
+        <w:ind w:left="720" w:hanging="283"/>
+      </w:pPr>
+      <w:r>
+        <w:t>- B và BAL m</w:t>
+      </w:r>
+      <w:r>
+        <w:t>ớ</w:t>
+      </w:r>
+      <w:r>
+        <w:t>i có k</w:t>
+      </w:r>
+      <w:r>
+        <w:t>ế</w:t>
+      </w:r>
+      <w:r>
+        <w:t>t qu</w:t>
+      </w:r>
+      <w:r>
+        <w:t>ả</w:t>
+      </w:r>
+      <w:r>
+        <w:t xml:space="preserve"> t</w:t>
+      </w:r>
+      <w:r>
+        <w:t>ạ</w:t>
+      </w:r>
+      <w:r>
+        <w:t>m, C chưa có k</w:t>
+      </w:r>
+      <w:r>
+        <w:t>ế</w:t>
+      </w:r>
+      <w:r>
+        <w:t>t qu</w:t>
+      </w:r>
+      <w:r>
+        <w:t>ả</w:t>
+      </w:r>
+      <w:r>
+        <w:t>; quy mô thí nghi</w:t>
+      </w:r>
+      <w:r>
+        <w:t>ệ</w:t>
+      </w:r>
+      <w:r>
+        <w:t>m b</w:t>
+      </w:r>
+      <w:r>
+        <w:t>ị</w:t>
+      </w:r>
+      <w:r>
+        <w:t xml:space="preserve"> gi</w:t>
+      </w:r>
+      <w:r>
+        <w:t>ớ</w:t>
+      </w:r>
+      <w:r>
+        <w:t>i h</w:t>
+      </w:r>
+      <w:r>
+        <w:t>ạ</w:t>
+      </w:r>
+      <w:r>
+        <w:t>n b</w:t>
+      </w:r>
+      <w:r>
+        <w:t>ở</w:t>
+      </w:r>
+      <w:r>
+        <w:t>i quota API mi</w:t>
+      </w:r>
+      <w:r>
+        <w:t>ễ</w:t>
+      </w:r>
+      <w:r>
+        <w:t>n phí (k = 4, test 300 request).</w:t>
+      </w:r>
+    </w:p>
+    <w:p>
+      <w:pPr>
+        <w:pStyle w:val="Heading2"/>
+        <w:keepNext/>
+      </w:pPr>
+      <w:bookmarkStart w:id="63" w:name="_Toc243390882"/>
+      <w:r>
+        <w:lastRenderedPageBreak/>
+        <w:t>K</w:t>
+      </w:r>
+      <w:r>
+        <w:t>ế</w:t>
+      </w:r>
+      <w:r>
+        <w:t xml:space="preserve"> ho</w:t>
+      </w:r>
+      <w:r>
+        <w:t>ạ</w:t>
+      </w:r>
+      <w:r>
+        <w:t>ch giai đo</w:t>
+      </w:r>
+      <w:r>
+        <w:t>ạ</w:t>
+      </w:r>
+      <w:r>
+        <w:t>n cu</w:t>
+      </w:r>
+      <w:r>
+        <w:t>ố</w:t>
+      </w:r>
+      <w:r>
+        <w:t>i k</w:t>
+      </w:r>
+      <w:r>
+        <w:t>ỳ</w:t>
+      </w:r>
+      <w:bookmarkEnd w:id="63"/>
+    </w:p>
+    <w:p>
+      <w:pPr>
         <w:pStyle w:val="Caption"/>
         <w:keepNext/>
       </w:pPr>
-      <w:bookmarkStart w:id="61" w:name="_Toc243342318"/>
+      <w:bookmarkStart w:id="64" w:name="_Toc243390907"/>
       <w:r>
         <w:t>B</w:t>
       </w:r>
@@ -28951,7 +31508,7 @@
       <w:r>
         <w:t>ỳ</w:t>
       </w:r>
-      <w:bookmarkEnd w:id="61"/>
+      <w:bookmarkEnd w:id="64"/>
     </w:p>
     <w:tbl>
       <w:tblPr>
@@ -29715,7 +32272,7 @@
         </w:numPr>
         <w:jc w:val="center"/>
       </w:pPr>
-      <w:bookmarkStart w:id="62" w:name="_Toc243342296"/>
+      <w:bookmarkStart w:id="65" w:name="_Toc243390883"/>
       <w:r>
         <w:lastRenderedPageBreak/>
         <w:t>TÀI LI</w:t>
@@ -29732,7 +32289,7 @@
       <w:r>
         <w:t>O</w:t>
       </w:r>
-      <w:bookmarkEnd w:id="62"/>
+      <w:bookmarkEnd w:id="65"/>
     </w:p>
     <w:p>
       <w:pPr>
@@ -29937,7 +32494,7 @@
         </w:numPr>
         <w:jc w:val="center"/>
       </w:pPr>
-      <w:bookmarkStart w:id="63" w:name="_Toc243342297"/>
+      <w:bookmarkStart w:id="66" w:name="_Toc243390884"/>
       <w:r>
         <w:lastRenderedPageBreak/>
         <w:t>PH</w:t>
@@ -29960,7 +32517,7 @@
       <w:r>
         <w:t>C</w:t>
       </w:r>
-      <w:bookmarkEnd w:id="63"/>
+      <w:bookmarkEnd w:id="66"/>
     </w:p>
     <w:p>
       <w:pPr>
@@ -30054,7 +32611,7 @@
         <w:pStyle w:val="Caption"/>
         <w:keepNext/>
       </w:pPr>
-      <w:bookmarkStart w:id="64" w:name="_Toc243342319"/>
+      <w:bookmarkStart w:id="67" w:name="_Toc243390908"/>
       <w:r>
         <w:t>B</w:t>
       </w:r>
@@ -30103,7 +32660,7 @@
       <w:r>
         <w:t xml:space="preserve"> hoàn thành</w:t>
       </w:r>
-      <w:bookmarkEnd w:id="64"/>
+      <w:bookmarkEnd w:id="67"/>
     </w:p>
     <w:tbl>
       <w:tblPr>
@@ -30528,7 +33085,7 @@
         </w:numPr>
         <w:jc w:val="center"/>
       </w:pPr>
-      <w:bookmarkStart w:id="65" w:name="_Toc243342298"/>
+      <w:bookmarkStart w:id="68" w:name="_Toc243390885"/>
       <w:r>
         <w:lastRenderedPageBreak/>
         <w:t>PH</w:t>
@@ -30557,7 +33114,7 @@
       <w:r>
         <w:t>P</w:t>
       </w:r>
-      <w:bookmarkEnd w:id="65"/>
+      <w:bookmarkEnd w:id="68"/>
     </w:p>
     <w:p>
       <w:pPr>

--- a/reports/progress/Bao_cao_giua_ky_LabelAware.docx
+++ b/reports/progress/Bao_cao_giua_ky_LabelAware.docx
@@ -1574,7 +1574,7 @@
         </w:rPr>
         <w:fldChar w:fldCharType="separate"/>
       </w:r>
-      <w:hyperlink w:anchor="_Toc243390842" w:history="1">
+      <w:hyperlink w:anchor="_Toc243403467" w:history="1">
         <w:r>
           <w:rPr>
             <w:rStyle w:val="Hyperlink"/>
@@ -1601,7 +1601,7 @@
             <w:noProof/>
             <w:webHidden/>
           </w:rPr>
-          <w:instrText xml:space="preserve"> PAGEREF _Toc243390842 \h </w:instrText>
+          <w:instrText xml:space="preserve"> PAGEREF _Toc243403467 \h </w:instrText>
         </w:r>
         <w:r>
           <w:rPr>
@@ -1645,7 +1645,7 @@
           <w14:ligatures w14:val="standardContextual"/>
         </w:rPr>
       </w:pPr>
-      <w:hyperlink w:anchor="_Toc243390843" w:history="1">
+      <w:hyperlink w:anchor="_Toc243403468" w:history="1">
         <w:r>
           <w:rPr>
             <w:rStyle w:val="Hyperlink"/>
@@ -1672,7 +1672,7 @@
             <w:noProof/>
             <w:webHidden/>
           </w:rPr>
-          <w:instrText xml:space="preserve"> PAGEREF _Toc243390843 \h </w:instrText>
+          <w:instrText xml:space="preserve"> PAGEREF _Toc243403468 \h </w:instrText>
         </w:r>
         <w:r>
           <w:rPr>
@@ -1716,7 +1716,7 @@
           <w14:ligatures w14:val="standardContextual"/>
         </w:rPr>
       </w:pPr>
-      <w:hyperlink w:anchor="_Toc243390844" w:history="1">
+      <w:hyperlink w:anchor="_Toc243403469" w:history="1">
         <w:r>
           <w:rPr>
             <w:rStyle w:val="Hyperlink"/>
@@ -1743,7 +1743,7 @@
             <w:noProof/>
             <w:webHidden/>
           </w:rPr>
-          <w:instrText xml:space="preserve"> PAGEREF _Toc243390844 \h </w:instrText>
+          <w:instrText xml:space="preserve"> PAGEREF _Toc243403469 \h </w:instrText>
         </w:r>
         <w:r>
           <w:rPr>
@@ -1787,7 +1787,7 @@
           <w14:ligatures w14:val="standardContextual"/>
         </w:rPr>
       </w:pPr>
-      <w:hyperlink w:anchor="_Toc243390845" w:history="1">
+      <w:hyperlink w:anchor="_Toc243403470" w:history="1">
         <w:r>
           <w:rPr>
             <w:rStyle w:val="Hyperlink"/>
@@ -1814,7 +1814,7 @@
             <w:noProof/>
             <w:webHidden/>
           </w:rPr>
-          <w:instrText xml:space="preserve"> PAGEREF _Toc243390845 \h </w:instrText>
+          <w:instrText xml:space="preserve"> PAGEREF _Toc243403470 \h </w:instrText>
         </w:r>
         <w:r>
           <w:rPr>
@@ -1857,7 +1857,7 @@
           <w14:ligatures w14:val="standardContextual"/>
         </w:rPr>
       </w:pPr>
-      <w:hyperlink w:anchor="_Toc243390846" w:history="1">
+      <w:hyperlink w:anchor="_Toc243403471" w:history="1">
         <w:r>
           <w:rPr>
             <w:rStyle w:val="Hyperlink"/>
@@ -1884,7 +1884,7 @@
             <w:noProof/>
             <w:webHidden/>
           </w:rPr>
-          <w:instrText xml:space="preserve"> PAGEREF _Toc243390846 \h </w:instrText>
+          <w:instrText xml:space="preserve"> PAGEREF _Toc243403471 \h </w:instrText>
         </w:r>
         <w:r>
           <w:rPr>
@@ -1927,7 +1927,7 @@
           <w14:ligatures w14:val="standardContextual"/>
         </w:rPr>
       </w:pPr>
-      <w:hyperlink w:anchor="_Toc243390847" w:history="1">
+      <w:hyperlink w:anchor="_Toc243403472" w:history="1">
         <w:r>
           <w:rPr>
             <w:rStyle w:val="Hyperlink"/>
@@ -1954,7 +1954,7 @@
             <w:noProof/>
             <w:webHidden/>
           </w:rPr>
-          <w:instrText xml:space="preserve"> PAGEREF _Toc243390847 \h </w:instrText>
+          <w:instrText xml:space="preserve"> PAGEREF _Toc243403472 \h </w:instrText>
         </w:r>
         <w:r>
           <w:rPr>
@@ -1997,7 +1997,7 @@
           <w14:ligatures w14:val="standardContextual"/>
         </w:rPr>
       </w:pPr>
-      <w:hyperlink w:anchor="_Toc243390848" w:history="1">
+      <w:hyperlink w:anchor="_Toc243403473" w:history="1">
         <w:r>
           <w:rPr>
             <w:rStyle w:val="Hyperlink"/>
@@ -2024,7 +2024,7 @@
             <w:noProof/>
             <w:webHidden/>
           </w:rPr>
-          <w:instrText xml:space="preserve"> PAGEREF _Toc243390848 \h </w:instrText>
+          <w:instrText xml:space="preserve"> PAGEREF _Toc243403473 \h </w:instrText>
         </w:r>
         <w:r>
           <w:rPr>
@@ -2067,7 +2067,7 @@
           <w14:ligatures w14:val="standardContextual"/>
         </w:rPr>
       </w:pPr>
-      <w:hyperlink w:anchor="_Toc243390849" w:history="1">
+      <w:hyperlink w:anchor="_Toc243403474" w:history="1">
         <w:r>
           <w:rPr>
             <w:rStyle w:val="Hyperlink"/>
@@ -2094,7 +2094,7 @@
             <w:noProof/>
             <w:webHidden/>
           </w:rPr>
-          <w:instrText xml:space="preserve"> PAGEREF _Toc243390849 \h </w:instrText>
+          <w:instrText xml:space="preserve"> PAGEREF _Toc243403474 \h </w:instrText>
         </w:r>
         <w:r>
           <w:rPr>
@@ -2138,7 +2138,7 @@
           <w14:ligatures w14:val="standardContextual"/>
         </w:rPr>
       </w:pPr>
-      <w:hyperlink w:anchor="_Toc243390850" w:history="1">
+      <w:hyperlink w:anchor="_Toc243403475" w:history="1">
         <w:r>
           <w:rPr>
             <w:rStyle w:val="Hyperlink"/>
@@ -2165,7 +2165,7 @@
             <w:noProof/>
             <w:webHidden/>
           </w:rPr>
-          <w:instrText xml:space="preserve"> PAGEREF _Toc243390850 \h </w:instrText>
+          <w:instrText xml:space="preserve"> PAGEREF _Toc243403475 \h </w:instrText>
         </w:r>
         <w:r>
           <w:rPr>
@@ -2208,7 +2208,7 @@
           <w14:ligatures w14:val="standardContextual"/>
         </w:rPr>
       </w:pPr>
-      <w:hyperlink w:anchor="_Toc243390851" w:history="1">
+      <w:hyperlink w:anchor="_Toc243403476" w:history="1">
         <w:r>
           <w:rPr>
             <w:rStyle w:val="Hyperlink"/>
@@ -2235,7 +2235,7 @@
             <w:noProof/>
             <w:webHidden/>
           </w:rPr>
-          <w:instrText xml:space="preserve"> PAGEREF _Toc243390851 \h </w:instrText>
+          <w:instrText xml:space="preserve"> PAGEREF _Toc243403476 \h </w:instrText>
         </w:r>
         <w:r>
           <w:rPr>
@@ -2278,7 +2278,7 @@
           <w14:ligatures w14:val="standardContextual"/>
         </w:rPr>
       </w:pPr>
-      <w:hyperlink w:anchor="_Toc243390852" w:history="1">
+      <w:hyperlink w:anchor="_Toc243403477" w:history="1">
         <w:r>
           <w:rPr>
             <w:rStyle w:val="Hyperlink"/>
@@ -2305,7 +2305,7 @@
             <w:noProof/>
             <w:webHidden/>
           </w:rPr>
-          <w:instrText xml:space="preserve"> PAGEREF _Toc243390852 \h </w:instrText>
+          <w:instrText xml:space="preserve"> PAGEREF _Toc243403477 \h </w:instrText>
         </w:r>
         <w:r>
           <w:rPr>
@@ -2348,7 +2348,7 @@
           <w14:ligatures w14:val="standardContextual"/>
         </w:rPr>
       </w:pPr>
-      <w:hyperlink w:anchor="_Toc243390853" w:history="1">
+      <w:hyperlink w:anchor="_Toc243403478" w:history="1">
         <w:r>
           <w:rPr>
             <w:rStyle w:val="Hyperlink"/>
@@ -2375,7 +2375,7 @@
             <w:noProof/>
             <w:webHidden/>
           </w:rPr>
-          <w:instrText xml:space="preserve"> PAGEREF _Toc243390853 \h </w:instrText>
+          <w:instrText xml:space="preserve"> PAGEREF _Toc243403478 \h </w:instrText>
         </w:r>
         <w:r>
           <w:rPr>
@@ -2418,7 +2418,7 @@
           <w14:ligatures w14:val="standardContextual"/>
         </w:rPr>
       </w:pPr>
-      <w:hyperlink w:anchor="_Toc243390854" w:history="1">
+      <w:hyperlink w:anchor="_Toc243403479" w:history="1">
         <w:r>
           <w:rPr>
             <w:rStyle w:val="Hyperlink"/>
@@ -2445,7 +2445,7 @@
             <w:noProof/>
             <w:webHidden/>
           </w:rPr>
-          <w:instrText xml:space="preserve"> PAGEREF _Toc243390854 \h </w:instrText>
+          <w:instrText xml:space="preserve"> PAGEREF _Toc243403479 \h </w:instrText>
         </w:r>
         <w:r>
           <w:rPr>
@@ -2488,7 +2488,7 @@
           <w14:ligatures w14:val="standardContextual"/>
         </w:rPr>
       </w:pPr>
-      <w:hyperlink w:anchor="_Toc243390855" w:history="1">
+      <w:hyperlink w:anchor="_Toc243403480" w:history="1">
         <w:r>
           <w:rPr>
             <w:rStyle w:val="Hyperlink"/>
@@ -2515,7 +2515,7 @@
             <w:noProof/>
             <w:webHidden/>
           </w:rPr>
-          <w:instrText xml:space="preserve"> PAGEREF _Toc243390855 \h </w:instrText>
+          <w:instrText xml:space="preserve"> PAGEREF _Toc243403480 \h </w:instrText>
         </w:r>
         <w:r>
           <w:rPr>
@@ -2559,7 +2559,7 @@
           <w14:ligatures w14:val="standardContextual"/>
         </w:rPr>
       </w:pPr>
-      <w:hyperlink w:anchor="_Toc243390856" w:history="1">
+      <w:hyperlink w:anchor="_Toc243403481" w:history="1">
         <w:r>
           <w:rPr>
             <w:rStyle w:val="Hyperlink"/>
@@ -2586,7 +2586,7 @@
             <w:noProof/>
             <w:webHidden/>
           </w:rPr>
-          <w:instrText xml:space="preserve"> PAGEREF _Toc243390856 \h </w:instrText>
+          <w:instrText xml:space="preserve"> PAGEREF _Toc243403481 \h </w:instrText>
         </w:r>
         <w:r>
           <w:rPr>
@@ -2629,7 +2629,7 @@
           <w14:ligatures w14:val="standardContextual"/>
         </w:rPr>
       </w:pPr>
-      <w:hyperlink w:anchor="_Toc243390857" w:history="1">
+      <w:hyperlink w:anchor="_Toc243403482" w:history="1">
         <w:r>
           <w:rPr>
             <w:rStyle w:val="Hyperlink"/>
@@ -2656,7 +2656,7 @@
             <w:noProof/>
             <w:webHidden/>
           </w:rPr>
-          <w:instrText xml:space="preserve"> PAGEREF _Toc243390857 \h </w:instrText>
+          <w:instrText xml:space="preserve"> PAGEREF _Toc243403482 \h </w:instrText>
         </w:r>
         <w:r>
           <w:rPr>
@@ -2699,7 +2699,7 @@
           <w14:ligatures w14:val="standardContextual"/>
         </w:rPr>
       </w:pPr>
-      <w:hyperlink w:anchor="_Toc243390858" w:history="1">
+      <w:hyperlink w:anchor="_Toc243403483" w:history="1">
         <w:r>
           <w:rPr>
             <w:rStyle w:val="Hyperlink"/>
@@ -2726,7 +2726,7 @@
             <w:noProof/>
             <w:webHidden/>
           </w:rPr>
-          <w:instrText xml:space="preserve"> PAGEREF _Toc243390858 \h </w:instrText>
+          <w:instrText xml:space="preserve"> PAGEREF _Toc243403483 \h </w:instrText>
         </w:r>
         <w:r>
           <w:rPr>
@@ -2769,7 +2769,7 @@
           <w14:ligatures w14:val="standardContextual"/>
         </w:rPr>
       </w:pPr>
-      <w:hyperlink w:anchor="_Toc243390859" w:history="1">
+      <w:hyperlink w:anchor="_Toc243403484" w:history="1">
         <w:r>
           <w:rPr>
             <w:rStyle w:val="Hyperlink"/>
@@ -2796,7 +2796,7 @@
             <w:noProof/>
             <w:webHidden/>
           </w:rPr>
-          <w:instrText xml:space="preserve"> PAGEREF _Toc243390859 \h </w:instrText>
+          <w:instrText xml:space="preserve"> PAGEREF _Toc243403484 \h </w:instrText>
         </w:r>
         <w:r>
           <w:rPr>
@@ -2839,7 +2839,7 @@
           <w14:ligatures w14:val="standardContextual"/>
         </w:rPr>
       </w:pPr>
-      <w:hyperlink w:anchor="_Toc243390860" w:history="1">
+      <w:hyperlink w:anchor="_Toc243403485" w:history="1">
         <w:r>
           <w:rPr>
             <w:rStyle w:val="Hyperlink"/>
@@ -2866,7 +2866,7 @@
             <w:noProof/>
             <w:webHidden/>
           </w:rPr>
-          <w:instrText xml:space="preserve"> PAGEREF _Toc243390860 \h </w:instrText>
+          <w:instrText xml:space="preserve"> PAGEREF _Toc243403485 \h </w:instrText>
         </w:r>
         <w:r>
           <w:rPr>
@@ -2910,7 +2910,7 @@
           <w14:ligatures w14:val="standardContextual"/>
         </w:rPr>
       </w:pPr>
-      <w:hyperlink w:anchor="_Toc243390861" w:history="1">
+      <w:hyperlink w:anchor="_Toc243403486" w:history="1">
         <w:r>
           <w:rPr>
             <w:rStyle w:val="Hyperlink"/>
@@ -2937,7 +2937,7 @@
             <w:noProof/>
             <w:webHidden/>
           </w:rPr>
-          <w:instrText xml:space="preserve"> PAGEREF _Toc243390861 \h </w:instrText>
+          <w:instrText xml:space="preserve"> PAGEREF _Toc243403486 \h </w:instrText>
         </w:r>
         <w:r>
           <w:rPr>
@@ -2980,7 +2980,7 @@
           <w14:ligatures w14:val="standardContextual"/>
         </w:rPr>
       </w:pPr>
-      <w:hyperlink w:anchor="_Toc243390862" w:history="1">
+      <w:hyperlink w:anchor="_Toc243403487" w:history="1">
         <w:r>
           <w:rPr>
             <w:rStyle w:val="Hyperlink"/>
@@ -3007,7 +3007,7 @@
             <w:noProof/>
             <w:webHidden/>
           </w:rPr>
-          <w:instrText xml:space="preserve"> PAGEREF _Toc243390862 \h </w:instrText>
+          <w:instrText xml:space="preserve"> PAGEREF _Toc243403487 \h </w:instrText>
         </w:r>
         <w:r>
           <w:rPr>
@@ -3050,7 +3050,7 @@
           <w14:ligatures w14:val="standardContextual"/>
         </w:rPr>
       </w:pPr>
-      <w:hyperlink w:anchor="_Toc243390863" w:history="1">
+      <w:hyperlink w:anchor="_Toc243403488" w:history="1">
         <w:r>
           <w:rPr>
             <w:rStyle w:val="Hyperlink"/>
@@ -3077,7 +3077,7 @@
             <w:noProof/>
             <w:webHidden/>
           </w:rPr>
-          <w:instrText xml:space="preserve"> PAGEREF _Toc243390863 \h </w:instrText>
+          <w:instrText xml:space="preserve"> PAGEREF _Toc243403488 \h </w:instrText>
         </w:r>
         <w:r>
           <w:rPr>
@@ -3120,7 +3120,7 @@
           <w14:ligatures w14:val="standardContextual"/>
         </w:rPr>
       </w:pPr>
-      <w:hyperlink w:anchor="_Toc243390864" w:history="1">
+      <w:hyperlink w:anchor="_Toc243403489" w:history="1">
         <w:r>
           <w:rPr>
             <w:rStyle w:val="Hyperlink"/>
@@ -3147,7 +3147,7 @@
             <w:noProof/>
             <w:webHidden/>
           </w:rPr>
-          <w:instrText xml:space="preserve"> PAGEREF _Toc243390864 \h </w:instrText>
+          <w:instrText xml:space="preserve"> PAGEREF _Toc243403489 \h </w:instrText>
         </w:r>
         <w:r>
           <w:rPr>
@@ -3190,7 +3190,7 @@
           <w14:ligatures w14:val="standardContextual"/>
         </w:rPr>
       </w:pPr>
-      <w:hyperlink w:anchor="_Toc243390865" w:history="1">
+      <w:hyperlink w:anchor="_Toc243403490" w:history="1">
         <w:r>
           <w:rPr>
             <w:rStyle w:val="Hyperlink"/>
@@ -3217,7 +3217,7 @@
             <w:noProof/>
             <w:webHidden/>
           </w:rPr>
-          <w:instrText xml:space="preserve"> PAGEREF _Toc243390865 \h </w:instrText>
+          <w:instrText xml:space="preserve"> PAGEREF _Toc243403490 \h </w:instrText>
         </w:r>
         <w:r>
           <w:rPr>
@@ -3260,7 +3260,7 @@
           <w14:ligatures w14:val="standardContextual"/>
         </w:rPr>
       </w:pPr>
-      <w:hyperlink w:anchor="_Toc243390866" w:history="1">
+      <w:hyperlink w:anchor="_Toc243403491" w:history="1">
         <w:r>
           <w:rPr>
             <w:rStyle w:val="Hyperlink"/>
@@ -3287,7 +3287,7 @@
             <w:noProof/>
             <w:webHidden/>
           </w:rPr>
-          <w:instrText xml:space="preserve"> PAGEREF _Toc243390866 \h </w:instrText>
+          <w:instrText xml:space="preserve"> PAGEREF _Toc243403491 \h </w:instrText>
         </w:r>
         <w:r>
           <w:rPr>
@@ -3330,7 +3330,7 @@
           <w14:ligatures w14:val="standardContextual"/>
         </w:rPr>
       </w:pPr>
-      <w:hyperlink w:anchor="_Toc243390867" w:history="1">
+      <w:hyperlink w:anchor="_Toc243403492" w:history="1">
         <w:r>
           <w:rPr>
             <w:rStyle w:val="Hyperlink"/>
@@ -3357,7 +3357,7 @@
             <w:noProof/>
             <w:webHidden/>
           </w:rPr>
-          <w:instrText xml:space="preserve"> PAGEREF _Toc243390867 \h </w:instrText>
+          <w:instrText xml:space="preserve"> PAGEREF _Toc243403492 \h </w:instrText>
         </w:r>
         <w:r>
           <w:rPr>
@@ -3401,7 +3401,7 @@
           <w14:ligatures w14:val="standardContextual"/>
         </w:rPr>
       </w:pPr>
-      <w:hyperlink w:anchor="_Toc243390868" w:history="1">
+      <w:hyperlink w:anchor="_Toc243403493" w:history="1">
         <w:r>
           <w:rPr>
             <w:rStyle w:val="Hyperlink"/>
@@ -3428,7 +3428,7 @@
             <w:noProof/>
             <w:webHidden/>
           </w:rPr>
-          <w:instrText xml:space="preserve"> PAGEREF _Toc243390868 \h </w:instrText>
+          <w:instrText xml:space="preserve"> PAGEREF _Toc243403493 \h </w:instrText>
         </w:r>
         <w:r>
           <w:rPr>
@@ -3471,7 +3471,7 @@
           <w14:ligatures w14:val="standardContextual"/>
         </w:rPr>
       </w:pPr>
-      <w:hyperlink w:anchor="_Toc243390869" w:history="1">
+      <w:hyperlink w:anchor="_Toc243403494" w:history="1">
         <w:r>
           <w:rPr>
             <w:rStyle w:val="Hyperlink"/>
@@ -3498,7 +3498,7 @@
             <w:noProof/>
             <w:webHidden/>
           </w:rPr>
-          <w:instrText xml:space="preserve"> PAGEREF _Toc243390869 \h </w:instrText>
+          <w:instrText xml:space="preserve"> PAGEREF _Toc243403494 \h </w:instrText>
         </w:r>
         <w:r>
           <w:rPr>
@@ -3541,7 +3541,7 @@
           <w14:ligatures w14:val="standardContextual"/>
         </w:rPr>
       </w:pPr>
-      <w:hyperlink w:anchor="_Toc243390870" w:history="1">
+      <w:hyperlink w:anchor="_Toc243403495" w:history="1">
         <w:r>
           <w:rPr>
             <w:rStyle w:val="Hyperlink"/>
@@ -3568,7 +3568,7 @@
             <w:noProof/>
             <w:webHidden/>
           </w:rPr>
-          <w:instrText xml:space="preserve"> PAGEREF _Toc243390870 \h </w:instrText>
+          <w:instrText xml:space="preserve"> PAGEREF _Toc243403495 \h </w:instrText>
         </w:r>
         <w:r>
           <w:rPr>
@@ -3611,7 +3611,7 @@
           <w14:ligatures w14:val="standardContextual"/>
         </w:rPr>
       </w:pPr>
-      <w:hyperlink w:anchor="_Toc243390871" w:history="1">
+      <w:hyperlink w:anchor="_Toc243403496" w:history="1">
         <w:r>
           <w:rPr>
             <w:rStyle w:val="Hyperlink"/>
@@ -3638,7 +3638,7 @@
             <w:noProof/>
             <w:webHidden/>
           </w:rPr>
-          <w:instrText xml:space="preserve"> PAGEREF _Toc243390871 \h </w:instrText>
+          <w:instrText xml:space="preserve"> PAGEREF _Toc243403496 \h </w:instrText>
         </w:r>
         <w:r>
           <w:rPr>
@@ -3682,7 +3682,7 @@
           <w14:ligatures w14:val="standardContextual"/>
         </w:rPr>
       </w:pPr>
-      <w:hyperlink w:anchor="_Toc243390872" w:history="1">
+      <w:hyperlink w:anchor="_Toc243403497" w:history="1">
         <w:r>
           <w:rPr>
             <w:rStyle w:val="Hyperlink"/>
@@ -3709,7 +3709,7 @@
             <w:noProof/>
             <w:webHidden/>
           </w:rPr>
-          <w:instrText xml:space="preserve"> PAGEREF _Toc243390872 \h </w:instrText>
+          <w:instrText xml:space="preserve"> PAGEREF _Toc243403497 \h </w:instrText>
         </w:r>
         <w:r>
           <w:rPr>
@@ -3752,7 +3752,7 @@
           <w14:ligatures w14:val="standardContextual"/>
         </w:rPr>
       </w:pPr>
-      <w:hyperlink w:anchor="_Toc243390873" w:history="1">
+      <w:hyperlink w:anchor="_Toc243403498" w:history="1">
         <w:r>
           <w:rPr>
             <w:rStyle w:val="Hyperlink"/>
@@ -3779,7 +3779,7 @@
             <w:noProof/>
             <w:webHidden/>
           </w:rPr>
-          <w:instrText xml:space="preserve"> PAGEREF _Toc243390873 \h </w:instrText>
+          <w:instrText xml:space="preserve"> PAGEREF _Toc243403498 \h </w:instrText>
         </w:r>
         <w:r>
           <w:rPr>
@@ -3822,7 +3822,7 @@
           <w14:ligatures w14:val="standardContextual"/>
         </w:rPr>
       </w:pPr>
-      <w:hyperlink w:anchor="_Toc243390874" w:history="1">
+      <w:hyperlink w:anchor="_Toc243403499" w:history="1">
         <w:r>
           <w:rPr>
             <w:rStyle w:val="Hyperlink"/>
@@ -3849,7 +3849,7 @@
             <w:noProof/>
             <w:webHidden/>
           </w:rPr>
-          <w:instrText xml:space="preserve"> PAGEREF _Toc243390874 \h </w:instrText>
+          <w:instrText xml:space="preserve"> PAGEREF _Toc243403499 \h </w:instrText>
         </w:r>
         <w:r>
           <w:rPr>
@@ -3892,7 +3892,7 @@
           <w14:ligatures w14:val="standardContextual"/>
         </w:rPr>
       </w:pPr>
-      <w:hyperlink w:anchor="_Toc243390875" w:history="1">
+      <w:hyperlink w:anchor="_Toc243403500" w:history="1">
         <w:r>
           <w:rPr>
             <w:rStyle w:val="Hyperlink"/>
@@ -3919,7 +3919,7 @@
             <w:noProof/>
             <w:webHidden/>
           </w:rPr>
-          <w:instrText xml:space="preserve"> PAGEREF _Toc243390875 \h </w:instrText>
+          <w:instrText xml:space="preserve"> PAGEREF _Toc243403500 \h </w:instrText>
         </w:r>
         <w:r>
           <w:rPr>
@@ -3962,7 +3962,7 @@
           <w14:ligatures w14:val="standardContextual"/>
         </w:rPr>
       </w:pPr>
-      <w:hyperlink w:anchor="_Toc243390876" w:history="1">
+      <w:hyperlink w:anchor="_Toc243403501" w:history="1">
         <w:r>
           <w:rPr>
             <w:rStyle w:val="Hyperlink"/>
@@ -3989,7 +3989,7 @@
             <w:noProof/>
             <w:webHidden/>
           </w:rPr>
-          <w:instrText xml:space="preserve"> PAGEREF _Toc243390876 \h </w:instrText>
+          <w:instrText xml:space="preserve"> PAGEREF _Toc243403501 \h </w:instrText>
         </w:r>
         <w:r>
           <w:rPr>
@@ -4032,7 +4032,7 @@
           <w14:ligatures w14:val="standardContextual"/>
         </w:rPr>
       </w:pPr>
-      <w:hyperlink w:anchor="_Toc243390877" w:history="1">
+      <w:hyperlink w:anchor="_Toc243403502" w:history="1">
         <w:r>
           <w:rPr>
             <w:rStyle w:val="Hyperlink"/>
@@ -4059,7 +4059,7 @@
             <w:noProof/>
             <w:webHidden/>
           </w:rPr>
-          <w:instrText xml:space="preserve"> PAGEREF _Toc243390877 \h </w:instrText>
+          <w:instrText xml:space="preserve"> PAGEREF _Toc243403502 \h </w:instrText>
         </w:r>
         <w:r>
           <w:rPr>
@@ -4102,7 +4102,7 @@
           <w14:ligatures w14:val="standardContextual"/>
         </w:rPr>
       </w:pPr>
-      <w:hyperlink w:anchor="_Toc243390878" w:history="1">
+      <w:hyperlink w:anchor="_Toc243403503" w:history="1">
         <w:r>
           <w:rPr>
             <w:rStyle w:val="Hyperlink"/>
@@ -4129,7 +4129,7 @@
             <w:noProof/>
             <w:webHidden/>
           </w:rPr>
-          <w:instrText xml:space="preserve"> PAGEREF _Toc243390878 \h </w:instrText>
+          <w:instrText xml:space="preserve"> PAGEREF _Toc243403503 \h </w:instrText>
         </w:r>
         <w:r>
           <w:rPr>
@@ -4173,7 +4173,7 @@
           <w14:ligatures w14:val="standardContextual"/>
         </w:rPr>
       </w:pPr>
-      <w:hyperlink w:anchor="_Toc243390879" w:history="1">
+      <w:hyperlink w:anchor="_Toc243403504" w:history="1">
         <w:r>
           <w:rPr>
             <w:rStyle w:val="Hyperlink"/>
@@ -4200,7 +4200,7 @@
             <w:noProof/>
             <w:webHidden/>
           </w:rPr>
-          <w:instrText xml:space="preserve"> PAGEREF _Toc243390879 \h </w:instrText>
+          <w:instrText xml:space="preserve"> PAGEREF _Toc243403504 \h </w:instrText>
         </w:r>
         <w:r>
           <w:rPr>
@@ -4243,7 +4243,7 @@
           <w14:ligatures w14:val="standardContextual"/>
         </w:rPr>
       </w:pPr>
-      <w:hyperlink w:anchor="_Toc243390880" w:history="1">
+      <w:hyperlink w:anchor="_Toc243403505" w:history="1">
         <w:r>
           <w:rPr>
             <w:rStyle w:val="Hyperlink"/>
@@ -4270,7 +4270,7 @@
             <w:noProof/>
             <w:webHidden/>
           </w:rPr>
-          <w:instrText xml:space="preserve"> PAGEREF _Toc243390880 \h </w:instrText>
+          <w:instrText xml:space="preserve"> PAGEREF _Toc243403505 \h </w:instrText>
         </w:r>
         <w:r>
           <w:rPr>
@@ -4313,7 +4313,7 @@
           <w14:ligatures w14:val="standardContextual"/>
         </w:rPr>
       </w:pPr>
-      <w:hyperlink w:anchor="_Toc243390881" w:history="1">
+      <w:hyperlink w:anchor="_Toc243403506" w:history="1">
         <w:r>
           <w:rPr>
             <w:rStyle w:val="Hyperlink"/>
@@ -4340,7 +4340,7 @@
             <w:noProof/>
             <w:webHidden/>
           </w:rPr>
-          <w:instrText xml:space="preserve"> PAGEREF _Toc243390881 \h </w:instrText>
+          <w:instrText xml:space="preserve"> PAGEREF _Toc243403506 \h </w:instrText>
         </w:r>
         <w:r>
           <w:rPr>
@@ -4383,7 +4383,7 @@
           <w14:ligatures w14:val="standardContextual"/>
         </w:rPr>
       </w:pPr>
-      <w:hyperlink w:anchor="_Toc243390882" w:history="1">
+      <w:hyperlink w:anchor="_Toc243403507" w:history="1">
         <w:r>
           <w:rPr>
             <w:rStyle w:val="Hyperlink"/>
@@ -4410,7 +4410,7 @@
             <w:noProof/>
             <w:webHidden/>
           </w:rPr>
-          <w:instrText xml:space="preserve"> PAGEREF _Toc243390882 \h </w:instrText>
+          <w:instrText xml:space="preserve"> PAGEREF _Toc243403507 \h </w:instrText>
         </w:r>
         <w:r>
           <w:rPr>
@@ -4454,7 +4454,7 @@
           <w14:ligatures w14:val="standardContextual"/>
         </w:rPr>
       </w:pPr>
-      <w:hyperlink w:anchor="_Toc243390883" w:history="1">
+      <w:hyperlink w:anchor="_Toc243403508" w:history="1">
         <w:r>
           <w:rPr>
             <w:rStyle w:val="Hyperlink"/>
@@ -4481,7 +4481,7 @@
             <w:noProof/>
             <w:webHidden/>
           </w:rPr>
-          <w:instrText xml:space="preserve"> PAGEREF _Toc243390883 \h </w:instrText>
+          <w:instrText xml:space="preserve"> PAGEREF _Toc243403508 \h </w:instrText>
         </w:r>
         <w:r>
           <w:rPr>
@@ -4525,7 +4525,7 @@
           <w14:ligatures w14:val="standardContextual"/>
         </w:rPr>
       </w:pPr>
-      <w:hyperlink w:anchor="_Toc243390884" w:history="1">
+      <w:hyperlink w:anchor="_Toc243403509" w:history="1">
         <w:r>
           <w:rPr>
             <w:rStyle w:val="Hyperlink"/>
@@ -4552,7 +4552,7 @@
             <w:noProof/>
             <w:webHidden/>
           </w:rPr>
-          <w:instrText xml:space="preserve"> PAGEREF _Toc243390884 \h </w:instrText>
+          <w:instrText xml:space="preserve"> PAGEREF _Toc243403509 \h </w:instrText>
         </w:r>
         <w:r>
           <w:rPr>
@@ -4596,7 +4596,7 @@
           <w14:ligatures w14:val="standardContextual"/>
         </w:rPr>
       </w:pPr>
-      <w:hyperlink w:anchor="_Toc243390885" w:history="1">
+      <w:hyperlink w:anchor="_Toc243403510" w:history="1">
         <w:r>
           <w:rPr>
             <w:rStyle w:val="Hyperlink"/>
@@ -4623,7 +4623,7 @@
             <w:noProof/>
             <w:webHidden/>
           </w:rPr>
-          <w:instrText xml:space="preserve"> PAGEREF _Toc243390885 \h </w:instrText>
+          <w:instrText xml:space="preserve"> PAGEREF _Toc243403510 \h </w:instrText>
         </w:r>
         <w:r>
           <w:rPr>
@@ -4680,7 +4680,7 @@
           <w:szCs w:val="26"/>
         </w:rPr>
       </w:pPr>
-      <w:bookmarkStart w:id="2" w:name="_Toc243390842"/>
+      <w:bookmarkStart w:id="2" w:name="_Toc243403467"/>
       <w:r>
         <w:lastRenderedPageBreak/>
         <w:t>DANH MỤC HÌNH VẼ</w:t>
@@ -4720,7 +4720,7 @@
         </w:rPr>
         <w:fldChar w:fldCharType="separate"/>
       </w:r>
-      <w:hyperlink w:anchor="_Toc243390886" w:history="1">
+      <w:hyperlink w:anchor="_Toc243403511" w:history="1">
         <w:r>
           <w:rPr>
             <w:rStyle w:val="Hyperlink"/>
@@ -4747,7 +4747,7 @@
             <w:noProof/>
             <w:webHidden/>
           </w:rPr>
-          <w:instrText xml:space="preserve"> PAGEREF _Toc243390886 \h </w:instrText>
+          <w:instrText xml:space="preserve"> PAGEREF _Toc243403511 \h </w:instrText>
         </w:r>
         <w:r>
           <w:rPr>
@@ -4793,7 +4793,7 @@
           <w14:ligatures w14:val="standardContextual"/>
         </w:rPr>
       </w:pPr>
-      <w:hyperlink w:anchor="_Toc243390887" w:history="1">
+      <w:hyperlink w:anchor="_Toc243403512" w:history="1">
         <w:r>
           <w:rPr>
             <w:rStyle w:val="Hyperlink"/>
@@ -4820,7 +4820,7 @@
             <w:noProof/>
             <w:webHidden/>
           </w:rPr>
-          <w:instrText xml:space="preserve"> PAGEREF _Toc243390887 \h </w:instrText>
+          <w:instrText xml:space="preserve"> PAGEREF _Toc243403512 \h </w:instrText>
         </w:r>
         <w:r>
           <w:rPr>
@@ -4866,7 +4866,7 @@
           <w14:ligatures w14:val="standardContextual"/>
         </w:rPr>
       </w:pPr>
-      <w:hyperlink w:anchor="_Toc243390888" w:history="1">
+      <w:hyperlink w:anchor="_Toc243403513" w:history="1">
         <w:r>
           <w:rPr>
             <w:rStyle w:val="Hyperlink"/>
@@ -4893,7 +4893,7 @@
             <w:noProof/>
             <w:webHidden/>
           </w:rPr>
-          <w:instrText xml:space="preserve"> PAGEREF _Toc243390888 \h </w:instrText>
+          <w:instrText xml:space="preserve"> PAGEREF _Toc243403513 \h </w:instrText>
         </w:r>
         <w:r>
           <w:rPr>
@@ -4939,7 +4939,7 @@
           <w14:ligatures w14:val="standardContextual"/>
         </w:rPr>
       </w:pPr>
-      <w:hyperlink w:anchor="_Toc243390889" w:history="1">
+      <w:hyperlink w:anchor="_Toc243403514" w:history="1">
         <w:r>
           <w:rPr>
             <w:rStyle w:val="Hyperlink"/>
@@ -4966,7 +4966,7 @@
             <w:noProof/>
             <w:webHidden/>
           </w:rPr>
-          <w:instrText xml:space="preserve"> PAGEREF _Toc243390889 \h </w:instrText>
+          <w:instrText xml:space="preserve"> PAGEREF _Toc243403514 \h </w:instrText>
         </w:r>
         <w:r>
           <w:rPr>
@@ -5012,7 +5012,7 @@
           <w14:ligatures w14:val="standardContextual"/>
         </w:rPr>
       </w:pPr>
-      <w:hyperlink w:anchor="_Toc243390890" w:history="1">
+      <w:hyperlink w:anchor="_Toc243403515" w:history="1">
         <w:r>
           <w:rPr>
             <w:rStyle w:val="Hyperlink"/>
@@ -5039,7 +5039,7 @@
             <w:noProof/>
             <w:webHidden/>
           </w:rPr>
-          <w:instrText xml:space="preserve"> PAGEREF _Toc243390890 \h </w:instrText>
+          <w:instrText xml:space="preserve"> PAGEREF _Toc243403515 \h </w:instrText>
         </w:r>
         <w:r>
           <w:rPr>
@@ -5085,7 +5085,7 @@
           <w14:ligatures w14:val="standardContextual"/>
         </w:rPr>
       </w:pPr>
-      <w:hyperlink w:anchor="_Toc243390891" w:history="1">
+      <w:hyperlink w:anchor="_Toc243403516" w:history="1">
         <w:r>
           <w:rPr>
             <w:rStyle w:val="Hyperlink"/>
@@ -5112,7 +5112,7 @@
             <w:noProof/>
             <w:webHidden/>
           </w:rPr>
-          <w:instrText xml:space="preserve"> PAGEREF _Toc243390891 \h </w:instrText>
+          <w:instrText xml:space="preserve"> PAGEREF _Toc243403516 \h </w:instrText>
         </w:r>
         <w:r>
           <w:rPr>
@@ -5172,7 +5172,7 @@
           <w:lang w:val="en-US"/>
         </w:rPr>
       </w:pPr>
-      <w:bookmarkStart w:id="3" w:name="_Toc243390843"/>
+      <w:bookmarkStart w:id="3" w:name="_Toc243403468"/>
       <w:r>
         <w:lastRenderedPageBreak/>
         <w:t xml:space="preserve">DANH MỤC </w:t>
@@ -5218,7 +5218,7 @@
         </w:rPr>
         <w:fldChar w:fldCharType="separate"/>
       </w:r>
-      <w:hyperlink w:anchor="_Toc243390892" w:history="1">
+      <w:hyperlink w:anchor="_Toc243403517" w:history="1">
         <w:r>
           <w:rPr>
             <w:rStyle w:val="Hyperlink"/>
@@ -5245,7 +5245,7 @@
             <w:noProof/>
             <w:webHidden/>
           </w:rPr>
-          <w:instrText xml:space="preserve"> PAGEREF _Toc243390892 \h </w:instrText>
+          <w:instrText xml:space="preserve"> PAGEREF _Toc243403517 \h </w:instrText>
         </w:r>
         <w:r>
           <w:rPr>
@@ -5291,7 +5291,7 @@
           <w14:ligatures w14:val="standardContextual"/>
         </w:rPr>
       </w:pPr>
-      <w:hyperlink w:anchor="_Toc243390893" w:history="1">
+      <w:hyperlink w:anchor="_Toc243403518" w:history="1">
         <w:r>
           <w:rPr>
             <w:rStyle w:val="Hyperlink"/>
@@ -5318,7 +5318,7 @@
             <w:noProof/>
             <w:webHidden/>
           </w:rPr>
-          <w:instrText xml:space="preserve"> PAGEREF _Toc243390893 \h </w:instrText>
+          <w:instrText xml:space="preserve"> PAGEREF _Toc243403518 \h </w:instrText>
         </w:r>
         <w:r>
           <w:rPr>
@@ -5364,7 +5364,7 @@
           <w14:ligatures w14:val="standardContextual"/>
         </w:rPr>
       </w:pPr>
-      <w:hyperlink w:anchor="_Toc243390894" w:history="1">
+      <w:hyperlink w:anchor="_Toc243403519" w:history="1">
         <w:r>
           <w:rPr>
             <w:rStyle w:val="Hyperlink"/>
@@ -5391,7 +5391,7 @@
             <w:noProof/>
             <w:webHidden/>
           </w:rPr>
-          <w:instrText xml:space="preserve"> PAGEREF _Toc243390894 \h </w:instrText>
+          <w:instrText xml:space="preserve"> PAGEREF _Toc243403519 \h </w:instrText>
         </w:r>
         <w:r>
           <w:rPr>
@@ -5437,7 +5437,7 @@
           <w14:ligatures w14:val="standardContextual"/>
         </w:rPr>
       </w:pPr>
-      <w:hyperlink w:anchor="_Toc243390895" w:history="1">
+      <w:hyperlink w:anchor="_Toc243403520" w:history="1">
         <w:r>
           <w:rPr>
             <w:rStyle w:val="Hyperlink"/>
@@ -5464,7 +5464,7 @@
             <w:noProof/>
             <w:webHidden/>
           </w:rPr>
-          <w:instrText xml:space="preserve"> PAGEREF _Toc243390895 \h </w:instrText>
+          <w:instrText xml:space="preserve"> PAGEREF _Toc243403520 \h </w:instrText>
         </w:r>
         <w:r>
           <w:rPr>
@@ -5510,7 +5510,7 @@
           <w14:ligatures w14:val="standardContextual"/>
         </w:rPr>
       </w:pPr>
-      <w:hyperlink w:anchor="_Toc243390896" w:history="1">
+      <w:hyperlink w:anchor="_Toc243403521" w:history="1">
         <w:r>
           <w:rPr>
             <w:rStyle w:val="Hyperlink"/>
@@ -5537,7 +5537,7 @@
             <w:noProof/>
             <w:webHidden/>
           </w:rPr>
-          <w:instrText xml:space="preserve"> PAGEREF _Toc243390896 \h </w:instrText>
+          <w:instrText xml:space="preserve"> PAGEREF _Toc243403521 \h </w:instrText>
         </w:r>
         <w:r>
           <w:rPr>
@@ -5583,7 +5583,7 @@
           <w14:ligatures w14:val="standardContextual"/>
         </w:rPr>
       </w:pPr>
-      <w:hyperlink w:anchor="_Toc243390897" w:history="1">
+      <w:hyperlink w:anchor="_Toc243403522" w:history="1">
         <w:r>
           <w:rPr>
             <w:rStyle w:val="Hyperlink"/>
@@ -5610,7 +5610,7 @@
             <w:noProof/>
             <w:webHidden/>
           </w:rPr>
-          <w:instrText xml:space="preserve"> PAGEREF _Toc243390897 \h </w:instrText>
+          <w:instrText xml:space="preserve"> PAGEREF _Toc243403522 \h </w:instrText>
         </w:r>
         <w:r>
           <w:rPr>
@@ -5656,7 +5656,7 @@
           <w14:ligatures w14:val="standardContextual"/>
         </w:rPr>
       </w:pPr>
-      <w:hyperlink w:anchor="_Toc243390898" w:history="1">
+      <w:hyperlink w:anchor="_Toc243403523" w:history="1">
         <w:r>
           <w:rPr>
             <w:rStyle w:val="Hyperlink"/>
@@ -5683,7 +5683,7 @@
             <w:noProof/>
             <w:webHidden/>
           </w:rPr>
-          <w:instrText xml:space="preserve"> PAGEREF _Toc243390898 \h </w:instrText>
+          <w:instrText xml:space="preserve"> PAGEREF _Toc243403523 \h </w:instrText>
         </w:r>
         <w:r>
           <w:rPr>
@@ -5729,7 +5729,7 @@
           <w14:ligatures w14:val="standardContextual"/>
         </w:rPr>
       </w:pPr>
-      <w:hyperlink w:anchor="_Toc243390899" w:history="1">
+      <w:hyperlink w:anchor="_Toc243403524" w:history="1">
         <w:r>
           <w:rPr>
             <w:rStyle w:val="Hyperlink"/>
@@ -5756,7 +5756,7 @@
             <w:noProof/>
             <w:webHidden/>
           </w:rPr>
-          <w:instrText xml:space="preserve"> PAGEREF _Toc243390899 \h </w:instrText>
+          <w:instrText xml:space="preserve"> PAGEREF _Toc243403524 \h </w:instrText>
         </w:r>
         <w:r>
           <w:rPr>
@@ -5802,7 +5802,7 @@
           <w14:ligatures w14:val="standardContextual"/>
         </w:rPr>
       </w:pPr>
-      <w:hyperlink w:anchor="_Toc243390900" w:history="1">
+      <w:hyperlink w:anchor="_Toc243403525" w:history="1">
         <w:r>
           <w:rPr>
             <w:rStyle w:val="Hyperlink"/>
@@ -5829,7 +5829,7 @@
             <w:noProof/>
             <w:webHidden/>
           </w:rPr>
-          <w:instrText xml:space="preserve"> PAGEREF _Toc243390900 \h </w:instrText>
+          <w:instrText xml:space="preserve"> PAGEREF _Toc243403525 \h </w:instrText>
         </w:r>
         <w:r>
           <w:rPr>
@@ -5875,7 +5875,7 @@
           <w14:ligatures w14:val="standardContextual"/>
         </w:rPr>
       </w:pPr>
-      <w:hyperlink w:anchor="_Toc243390901" w:history="1">
+      <w:hyperlink w:anchor="_Toc243403526" w:history="1">
         <w:r>
           <w:rPr>
             <w:rStyle w:val="Hyperlink"/>
@@ -5902,7 +5902,7 @@
             <w:noProof/>
             <w:webHidden/>
           </w:rPr>
-          <w:instrText xml:space="preserve"> PAGEREF _Toc243390901 \h </w:instrText>
+          <w:instrText xml:space="preserve"> PAGEREF _Toc243403526 \h </w:instrText>
         </w:r>
         <w:r>
           <w:rPr>
@@ -5948,7 +5948,7 @@
           <w14:ligatures w14:val="standardContextual"/>
         </w:rPr>
       </w:pPr>
-      <w:hyperlink w:anchor="_Toc243390902" w:history="1">
+      <w:hyperlink w:anchor="_Toc243403527" w:history="1">
         <w:r>
           <w:rPr>
             <w:rStyle w:val="Hyperlink"/>
@@ -5975,7 +5975,7 @@
             <w:noProof/>
             <w:webHidden/>
           </w:rPr>
-          <w:instrText xml:space="preserve"> PAGEREF _Toc243390902 \h </w:instrText>
+          <w:instrText xml:space="preserve"> PAGEREF _Toc243403527 \h </w:instrText>
         </w:r>
         <w:r>
           <w:rPr>
@@ -6021,7 +6021,7 @@
           <w14:ligatures w14:val="standardContextual"/>
         </w:rPr>
       </w:pPr>
-      <w:hyperlink w:anchor="_Toc243390903" w:history="1">
+      <w:hyperlink w:anchor="_Toc243403528" w:history="1">
         <w:r>
           <w:rPr>
             <w:rStyle w:val="Hyperlink"/>
@@ -6048,7 +6048,7 @@
             <w:noProof/>
             <w:webHidden/>
           </w:rPr>
-          <w:instrText xml:space="preserve"> PAGEREF _Toc243390903 \h </w:instrText>
+          <w:instrText xml:space="preserve"> PAGEREF _Toc243403528 \h </w:instrText>
         </w:r>
         <w:r>
           <w:rPr>
@@ -6094,7 +6094,7 @@
           <w14:ligatures w14:val="standardContextual"/>
         </w:rPr>
       </w:pPr>
-      <w:hyperlink w:anchor="_Toc243390904" w:history="1">
+      <w:hyperlink w:anchor="_Toc243403529" w:history="1">
         <w:r>
           <w:rPr>
             <w:rStyle w:val="Hyperlink"/>
@@ -6121,7 +6121,7 @@
             <w:noProof/>
             <w:webHidden/>
           </w:rPr>
-          <w:instrText xml:space="preserve"> PAGEREF _Toc243390904 \h </w:instrText>
+          <w:instrText xml:space="preserve"> PAGEREF _Toc243403529 \h </w:instrText>
         </w:r>
         <w:r>
           <w:rPr>
@@ -6167,7 +6167,7 @@
           <w14:ligatures w14:val="standardContextual"/>
         </w:rPr>
       </w:pPr>
-      <w:hyperlink w:anchor="_Toc243390905" w:history="1">
+      <w:hyperlink w:anchor="_Toc243403530" w:history="1">
         <w:r>
           <w:rPr>
             <w:rStyle w:val="Hyperlink"/>
@@ -6194,7 +6194,7 @@
             <w:noProof/>
             <w:webHidden/>
           </w:rPr>
-          <w:instrText xml:space="preserve"> PAGEREF _Toc243390905 \h </w:instrText>
+          <w:instrText xml:space="preserve"> PAGEREF _Toc243403530 \h </w:instrText>
         </w:r>
         <w:r>
           <w:rPr>
@@ -6240,7 +6240,7 @@
           <w14:ligatures w14:val="standardContextual"/>
         </w:rPr>
       </w:pPr>
-      <w:hyperlink w:anchor="_Toc243390906" w:history="1">
+      <w:hyperlink w:anchor="_Toc243403531" w:history="1">
         <w:r>
           <w:rPr>
             <w:rStyle w:val="Hyperlink"/>
@@ -6267,7 +6267,7 @@
             <w:noProof/>
             <w:webHidden/>
           </w:rPr>
-          <w:instrText xml:space="preserve"> PAGEREF _Toc243390906 \h </w:instrText>
+          <w:instrText xml:space="preserve"> PAGEREF _Toc243403531 \h </w:instrText>
         </w:r>
         <w:r>
           <w:rPr>
@@ -6313,7 +6313,7 @@
           <w14:ligatures w14:val="standardContextual"/>
         </w:rPr>
       </w:pPr>
-      <w:hyperlink w:anchor="_Toc243390907" w:history="1">
+      <w:hyperlink w:anchor="_Toc243403532" w:history="1">
         <w:r>
           <w:rPr>
             <w:rStyle w:val="Hyperlink"/>
@@ -6340,7 +6340,7 @@
             <w:noProof/>
             <w:webHidden/>
           </w:rPr>
-          <w:instrText xml:space="preserve"> PAGEREF _Toc243390907 \h </w:instrText>
+          <w:instrText xml:space="preserve"> PAGEREF _Toc243403532 \h </w:instrText>
         </w:r>
         <w:r>
           <w:rPr>
@@ -6386,7 +6386,7 @@
           <w14:ligatures w14:val="standardContextual"/>
         </w:rPr>
       </w:pPr>
-      <w:hyperlink w:anchor="_Toc243390908" w:history="1">
+      <w:hyperlink w:anchor="_Toc243403533" w:history="1">
         <w:r>
           <w:rPr>
             <w:rStyle w:val="Hyperlink"/>
@@ -6413,7 +6413,7 @@
             <w:noProof/>
             <w:webHidden/>
           </w:rPr>
-          <w:instrText xml:space="preserve"> PAGEREF _Toc243390908 \h </w:instrText>
+          <w:instrText xml:space="preserve"> PAGEREF _Toc243403533 \h </w:instrText>
         </w:r>
         <w:r>
           <w:rPr>
@@ -6471,7 +6471,7 @@
         </w:numPr>
         <w:jc w:val="center"/>
       </w:pPr>
-      <w:bookmarkStart w:id="4" w:name="_Toc243390844"/>
+      <w:bookmarkStart w:id="4" w:name="_Toc243403469"/>
       <w:r>
         <w:lastRenderedPageBreak/>
         <w:t>DANH MỤC CÁC CHỮ VIẾT TẮT</w:t>
@@ -7135,7 +7135,7 @@
         <w:pStyle w:val="Heading1"/>
         <w:keepNext/>
       </w:pPr>
-      <w:bookmarkStart w:id="5" w:name="_Toc243390845"/>
+      <w:bookmarkStart w:id="5" w:name="_Toc243403470"/>
       <w:r>
         <w:lastRenderedPageBreak/>
         <w:t>M</w:t>
@@ -7159,7 +7159,7 @@
         <w:pStyle w:val="Heading2"/>
         <w:keepNext/>
       </w:pPr>
-      <w:bookmarkStart w:id="6" w:name="_Toc243390846"/>
+      <w:bookmarkStart w:id="6" w:name="_Toc243403471"/>
       <w:r>
         <w:t>Đ</w:t>
       </w:r>
@@ -7906,7 +7906,7 @@
         </w:rPr>
         <w:lastRenderedPageBreak/>
         <w:drawing>
-          <wp:inline distT="0" distB="0" distL="0" distR="0" wp14:anchorId="64A80F6A" wp14:editId="1E644BAC">
+          <wp:inline distT="0" distB="0" distL="0" distR="0" wp14:anchorId="24927CA8" wp14:editId="22C501B7">
             <wp:extent cx="5580000" cy="3043636"/>
             <wp:effectExtent l="0" t="0" r="0" b="0"/>
             <wp:docPr id="41" name="Picture 41"/>
@@ -7946,7 +7946,7 @@
       <w:pPr>
         <w:pStyle w:val="Caption"/>
       </w:pPr>
-      <w:bookmarkStart w:id="7" w:name="_Toc243390886"/>
+      <w:bookmarkStart w:id="7" w:name="_Toc243403511"/>
       <w:r>
         <w:t xml:space="preserve">Hình </w:t>
       </w:r>
@@ -8023,7 +8023,7 @@
         <w:pStyle w:val="Heading2"/>
         <w:keepNext/>
       </w:pPr>
-      <w:bookmarkStart w:id="8" w:name="_Toc243390847"/>
+      <w:bookmarkStart w:id="8" w:name="_Toc243403472"/>
       <w:r>
         <w:t>M</w:t>
       </w:r>
@@ -8186,7 +8186,7 @@
         <w:pStyle w:val="Caption"/>
         <w:keepNext/>
       </w:pPr>
-      <w:bookmarkStart w:id="9" w:name="_Toc243390892"/>
+      <w:bookmarkStart w:id="9" w:name="_Toc243403517"/>
       <w:r>
         <w:t>B</w:t>
       </w:r>
@@ -9020,7 +9020,7 @@
         <w:pStyle w:val="Heading2"/>
         <w:keepNext/>
       </w:pPr>
-      <w:bookmarkStart w:id="10" w:name="_Toc243390848"/>
+      <w:bookmarkStart w:id="10" w:name="_Toc243403473"/>
       <w:r>
         <w:t>Ph</w:t>
       </w:r>
@@ -9453,7 +9453,7 @@
         <w:pStyle w:val="Heading2"/>
         <w:keepNext/>
       </w:pPr>
-      <w:bookmarkStart w:id="11" w:name="_Toc243390849"/>
+      <w:bookmarkStart w:id="11" w:name="_Toc243403474"/>
       <w:r>
         <w:t>B</w:t>
       </w:r>
@@ -9617,7 +9617,7 @@
         <w:keepNext/>
         <w:pageBreakBefore/>
       </w:pPr>
-      <w:bookmarkStart w:id="12" w:name="_Toc243390850"/>
+      <w:bookmarkStart w:id="12" w:name="_Toc243403475"/>
       <w:r>
         <w:lastRenderedPageBreak/>
         <w:t>CƠ S</w:t>
@@ -9647,7 +9647,7 @@
         <w:pStyle w:val="Heading2"/>
         <w:keepNext/>
       </w:pPr>
-      <w:bookmarkStart w:id="13" w:name="_Toc243390851"/>
+      <w:bookmarkStart w:id="13" w:name="_Toc243403476"/>
       <w:r>
         <w:t>HTTP request và các lo</w:t>
       </w:r>
@@ -9840,7 +9840,7 @@
         <w:pStyle w:val="Caption"/>
         <w:keepNext/>
       </w:pPr>
-      <w:bookmarkStart w:id="14" w:name="_Toc243390893"/>
+      <w:bookmarkStart w:id="14" w:name="_Toc243403518"/>
       <w:r>
         <w:t>B</w:t>
       </w:r>
@@ -10610,7 +10610,7 @@
         <w:pStyle w:val="Heading2"/>
         <w:keepNext/>
       </w:pPr>
-      <w:bookmarkStart w:id="15" w:name="_Toc243390852"/>
+      <w:bookmarkStart w:id="15" w:name="_Toc243403477"/>
       <w:r>
         <w:t>Mô hình ngôn ng</w:t>
       </w:r>
@@ -10929,7 +10929,7 @@
         <w:pStyle w:val="Heading2"/>
         <w:keepNext/>
       </w:pPr>
-      <w:bookmarkStart w:id="16" w:name="_Toc243390853"/>
+      <w:bookmarkStart w:id="16" w:name="_Toc243403478"/>
       <w:r>
         <w:t>Embedding và tìm ki</w:t>
       </w:r>
@@ -11344,7 +11344,7 @@
         <w:pStyle w:val="Heading2"/>
         <w:keepNext/>
       </w:pPr>
-      <w:bookmarkStart w:id="17" w:name="_Toc243390854"/>
+      <w:bookmarkStart w:id="17" w:name="_Toc243403479"/>
       <w:r>
         <w:t>Các nghiên c</w:t>
       </w:r>
@@ -11537,7 +11537,7 @@
         <w:pStyle w:val="Caption"/>
         <w:keepNext/>
       </w:pPr>
-      <w:bookmarkStart w:id="18" w:name="_Toc243390894"/>
+      <w:bookmarkStart w:id="18" w:name="_Toc243403519"/>
       <w:r>
         <w:t>B</w:t>
       </w:r>
@@ -12830,7 +12830,7 @@
         <w:pStyle w:val="Heading2"/>
         <w:keepNext/>
       </w:pPr>
-      <w:bookmarkStart w:id="19" w:name="_Toc243390855"/>
+      <w:bookmarkStart w:id="19" w:name="_Toc243403480"/>
       <w:r>
         <w:t>Ch</w:t>
       </w:r>
@@ -13288,7 +13288,7 @@
         <w:keepNext/>
         <w:pageBreakBefore/>
       </w:pPr>
-      <w:bookmarkStart w:id="20" w:name="_Toc243390856"/>
+      <w:bookmarkStart w:id="20" w:name="_Toc243403481"/>
       <w:r>
         <w:lastRenderedPageBreak/>
         <w:t>D</w:t>
@@ -13324,7 +13324,7 @@
         <w:pStyle w:val="Heading2"/>
         <w:keepNext/>
       </w:pPr>
-      <w:bookmarkStart w:id="21" w:name="_Toc243390857"/>
+      <w:bookmarkStart w:id="21" w:name="_Toc243403482"/>
       <w:r>
         <w:t>Ngu</w:t>
       </w:r>
@@ -13635,7 +13635,7 @@
           <w:noProof/>
         </w:rPr>
         <w:drawing>
-          <wp:inline distT="0" distB="0" distL="0" distR="0" wp14:anchorId="08B7CA1F" wp14:editId="0DD1C96D">
+          <wp:inline distT="0" distB="0" distL="0" distR="0" wp14:anchorId="7ADF844C" wp14:editId="6BE34800">
             <wp:extent cx="5220000" cy="3262500"/>
             <wp:effectExtent l="0" t="0" r="0" b="0"/>
             <wp:docPr id="42" name="Picture 42"/>
@@ -13675,7 +13675,7 @@
       <w:pPr>
         <w:pStyle w:val="Caption"/>
       </w:pPr>
-      <w:bookmarkStart w:id="22" w:name="_Toc243390887"/>
+      <w:bookmarkStart w:id="22" w:name="_Toc243403512"/>
       <w:r>
         <w:t xml:space="preserve">Hình </w:t>
       </w:r>
@@ -13752,7 +13752,7 @@
         <w:pStyle w:val="Heading2"/>
         <w:keepNext/>
       </w:pPr>
-      <w:bookmarkStart w:id="23" w:name="_Toc243390858"/>
+      <w:bookmarkStart w:id="23" w:name="_Toc243403483"/>
       <w:r>
         <w:t>Ti</w:t>
       </w:r>
@@ -13873,7 +13873,7 @@
         <w:pStyle w:val="Caption"/>
         <w:keepNext/>
       </w:pPr>
-      <w:bookmarkStart w:id="24" w:name="_Toc243390895"/>
+      <w:bookmarkStart w:id="24" w:name="_Toc243403520"/>
       <w:r>
         <w:lastRenderedPageBreak/>
         <w:t>B</w:t>
@@ -14729,7 +14729,7 @@
         <w:pStyle w:val="Heading2"/>
         <w:keepNext/>
       </w:pPr>
-      <w:bookmarkStart w:id="25" w:name="_Toc243390859"/>
+      <w:bookmarkStart w:id="25" w:name="_Toc243403484"/>
       <w:r>
         <w:t>Chia t</w:t>
       </w:r>
@@ -14994,7 +14994,7 @@
         <w:pStyle w:val="Caption"/>
         <w:keepNext/>
       </w:pPr>
-      <w:bookmarkStart w:id="26" w:name="_Toc243390896"/>
+      <w:bookmarkStart w:id="26" w:name="_Toc243403521"/>
       <w:r>
         <w:t>B</w:t>
       </w:r>
@@ -15976,7 +15976,7 @@
         <w:pStyle w:val="Heading2"/>
         <w:keepNext/>
       </w:pPr>
-      <w:bookmarkStart w:id="27" w:name="_Toc243390860"/>
+      <w:bookmarkStart w:id="27" w:name="_Toc243403485"/>
       <w:r>
         <w:t>Ch</w:t>
       </w:r>
@@ -16366,7 +16366,7 @@
         <w:keepNext/>
         <w:pageBreakBefore/>
       </w:pPr>
-      <w:bookmarkStart w:id="28" w:name="_Toc243390861"/>
+      <w:bookmarkStart w:id="28" w:name="_Toc243403486"/>
       <w:r>
         <w:lastRenderedPageBreak/>
         <w:t>PHƯƠNG PHÁP</w:t>
@@ -16378,7 +16378,7 @@
         <w:pStyle w:val="Heading2"/>
         <w:keepNext/>
       </w:pPr>
-      <w:bookmarkStart w:id="29" w:name="_Toc243390862"/>
+      <w:bookmarkStart w:id="29" w:name="_Toc243403487"/>
       <w:r>
         <w:t>T</w:t>
       </w:r>
@@ -16543,7 +16543,7 @@
           <w:noProof/>
         </w:rPr>
         <w:drawing>
-          <wp:inline distT="0" distB="0" distL="0" distR="0" wp14:anchorId="44291CFC" wp14:editId="7849C6D6">
+          <wp:inline distT="0" distB="0" distL="0" distR="0" wp14:anchorId="094E1387" wp14:editId="134FC856">
             <wp:extent cx="5580000" cy="2840727"/>
             <wp:effectExtent l="0" t="0" r="0" b="0"/>
             <wp:docPr id="43" name="Picture 43"/>
@@ -16583,7 +16583,7 @@
       <w:pPr>
         <w:pStyle w:val="Caption"/>
       </w:pPr>
-      <w:bookmarkStart w:id="30" w:name="_Toc243390888"/>
+      <w:bookmarkStart w:id="30" w:name="_Toc243403513"/>
       <w:r>
         <w:t xml:space="preserve">Hình </w:t>
       </w:r>
@@ -16666,7 +16666,7 @@
         <w:pStyle w:val="Heading2"/>
         <w:keepNext/>
       </w:pPr>
-      <w:bookmarkStart w:id="31" w:name="_Toc243390863"/>
+      <w:bookmarkStart w:id="31" w:name="_Toc243403488"/>
       <w:r>
         <w:t>Bi</w:t>
       </w:r>
@@ -16853,7 +16853,7 @@
         <w:pStyle w:val="Heading2"/>
         <w:keepNext/>
       </w:pPr>
-      <w:bookmarkStart w:id="32" w:name="_Toc243390864"/>
+      <w:bookmarkStart w:id="32" w:name="_Toc243403489"/>
       <w:r>
         <w:t>Truy h</w:t>
       </w:r>
@@ -17140,7 +17140,7 @@
         <w:pStyle w:val="Heading2"/>
         <w:keepNext/>
       </w:pPr>
-      <w:bookmarkStart w:id="33" w:name="_Toc243390865"/>
+      <w:bookmarkStart w:id="33" w:name="_Toc243403490"/>
       <w:r>
         <w:t>Các chi</w:t>
       </w:r>
@@ -17222,7 +17222,7 @@
         <w:pStyle w:val="Caption"/>
         <w:keepNext/>
       </w:pPr>
-      <w:bookmarkStart w:id="34" w:name="_Toc243390897"/>
+      <w:bookmarkStart w:id="34" w:name="_Toc243403522"/>
       <w:r>
         <w:t>B</w:t>
       </w:r>
@@ -19008,7 +19008,7 @@
         <w:pStyle w:val="Heading2"/>
         <w:keepNext/>
       </w:pPr>
-      <w:bookmarkStart w:id="35" w:name="_Toc243390866"/>
+      <w:bookmarkStart w:id="35" w:name="_Toc243403491"/>
       <w:r>
         <w:t>Prompt và cách đ</w:t>
       </w:r>
@@ -19488,7 +19488,7 @@
         <w:pStyle w:val="Heading2"/>
         <w:keepNext/>
       </w:pPr>
-      <w:bookmarkStart w:id="36" w:name="_Toc243390867"/>
+      <w:bookmarkStart w:id="36" w:name="_Toc243403492"/>
       <w:r>
         <w:t>Quy trình đánh giá</w:t>
       </w:r>
@@ -19790,7 +19790,7 @@
         <w:keepNext/>
         <w:pageBreakBefore/>
       </w:pPr>
-      <w:bookmarkStart w:id="37" w:name="_Toc243390868"/>
+      <w:bookmarkStart w:id="37" w:name="_Toc243403493"/>
       <w:r>
         <w:lastRenderedPageBreak/>
         <w:t>CÀI Đ</w:t>
@@ -19817,7 +19817,7 @@
         <w:pStyle w:val="Heading2"/>
         <w:keepNext/>
       </w:pPr>
-      <w:bookmarkStart w:id="38" w:name="_Toc243390869"/>
+      <w:bookmarkStart w:id="38" w:name="_Toc243403494"/>
       <w:r>
         <w:t>C</w:t>
       </w:r>
@@ -19890,7 +19890,7 @@
         <w:pStyle w:val="Caption"/>
         <w:keepNext/>
       </w:pPr>
-      <w:bookmarkStart w:id="39" w:name="_Toc243390898"/>
+      <w:bookmarkStart w:id="39" w:name="_Toc243403523"/>
       <w:r>
         <w:t>B</w:t>
       </w:r>
@@ -20649,7 +20649,7 @@
         <w:pStyle w:val="Heading2"/>
         <w:keepNext/>
       </w:pPr>
-      <w:bookmarkStart w:id="40" w:name="_Toc243390870"/>
+      <w:bookmarkStart w:id="40" w:name="_Toc243403495"/>
       <w:r>
         <w:t>Ki</w:t>
       </w:r>
@@ -20833,7 +20833,7 @@
         <w:pStyle w:val="Caption"/>
         <w:keepNext/>
       </w:pPr>
-      <w:bookmarkStart w:id="41" w:name="_Toc243390899"/>
+      <w:bookmarkStart w:id="41" w:name="_Toc243403524"/>
       <w:r>
         <w:lastRenderedPageBreak/>
         <w:t>B</w:t>
@@ -22029,7 +22029,7 @@
         <w:pStyle w:val="Heading2"/>
         <w:keepNext/>
       </w:pPr>
-      <w:bookmarkStart w:id="42" w:name="_Toc243390871"/>
+      <w:bookmarkStart w:id="42" w:name="_Toc243403496"/>
       <w:r>
         <w:t>Các s</w:t>
       </w:r>
@@ -22058,7 +22058,7 @@
         <w:pStyle w:val="Caption"/>
         <w:keepNext/>
       </w:pPr>
-      <w:bookmarkStart w:id="43" w:name="_Toc243390900"/>
+      <w:bookmarkStart w:id="43" w:name="_Toc243403525"/>
       <w:r>
         <w:t>B</w:t>
       </w:r>
@@ -22820,7 +22820,7 @@
               <w:rPr>
                 <w:sz w:val="21"/>
               </w:rPr>
-              <w:t>t quota ngày thì d</w:t>
+              <w:t>t quota thì d</w:t>
             </w:r>
             <w:r>
               <w:rPr>
@@ -22844,7 +22844,7 @@
               <w:rPr>
                 <w:sz w:val="21"/>
               </w:rPr>
-              <w:t>n, ch</w:t>
+              <w:t>n và ch</w:t>
             </w:r>
             <w:r>
               <w:rPr>
@@ -22868,19 +22868,79 @@
               <w:rPr>
                 <w:sz w:val="21"/>
               </w:rPr>
-              <w:t>p hôm sau; luân phiên khóa c</w:t>
-            </w:r>
-            <w:r>
-              <w:rPr>
-                <w:sz w:val="21"/>
-              </w:rPr>
-              <w:t>ủ</w:t>
-            </w:r>
-            <w:r>
-              <w:rPr>
-                <w:sz w:val="21"/>
-              </w:rPr>
-              <w:t>a hai thành viên</w:t>
+              <w:t>p sau; t</w:t>
+            </w:r>
+            <w:r>
+              <w:rPr>
+                <w:sz w:val="21"/>
+              </w:rPr>
+              <w:t>ừ</w:t>
+            </w:r>
+            <w:r>
+              <w:rPr>
+                <w:sz w:val="21"/>
+              </w:rPr>
+              <w:t xml:space="preserve"> 20/10 dùng m</w:t>
+            </w:r>
+            <w:r>
+              <w:rPr>
+                <w:sz w:val="21"/>
+              </w:rPr>
+              <w:t>ộ</w:t>
+            </w:r>
+            <w:r>
+              <w:rPr>
+                <w:sz w:val="21"/>
+              </w:rPr>
+              <w:t>t tài kho</w:t>
+            </w:r>
+            <w:r>
+              <w:rPr>
+                <w:sz w:val="21"/>
+              </w:rPr>
+              <w:t>ả</w:t>
+            </w:r>
+            <w:r>
+              <w:rPr>
+                <w:sz w:val="21"/>
+              </w:rPr>
+              <w:t>n gói tr</w:t>
+            </w:r>
+            <w:r>
+              <w:rPr>
+                <w:sz w:val="21"/>
+              </w:rPr>
+              <w:t>ả</w:t>
+            </w:r>
+            <w:r>
+              <w:rPr>
+                <w:sz w:val="21"/>
+              </w:rPr>
+              <w:t xml:space="preserve"> theo m</w:t>
+            </w:r>
+            <w:r>
+              <w:rPr>
+                <w:sz w:val="21"/>
+              </w:rPr>
+              <w:t>ứ</w:t>
+            </w:r>
+            <w:r>
+              <w:rPr>
+                <w:sz w:val="21"/>
+              </w:rPr>
+              <w:t>c dùng, có ch</w:t>
+            </w:r>
+            <w:r>
+              <w:rPr>
+                <w:sz w:val="21"/>
+              </w:rPr>
+              <w:t>ố</w:t>
+            </w:r>
+            <w:r>
+              <w:rPr>
+                <w:sz w:val="21"/>
+              </w:rPr>
+              <w:t>t ngân sách</w:t>
             </w:r>
           </w:p>
         </w:tc>
@@ -22902,7 +22962,7 @@
         <w:keepNext/>
         <w:pageBreakBefore/>
       </w:pPr>
-      <w:bookmarkStart w:id="44" w:name="_Toc243390872"/>
+      <w:bookmarkStart w:id="44" w:name="_Toc243403497"/>
       <w:r>
         <w:lastRenderedPageBreak/>
         <w:t>K</w:t>
@@ -23129,7 +23189,7 @@
         <w:pStyle w:val="Heading2"/>
         <w:keepNext/>
       </w:pPr>
-      <w:bookmarkStart w:id="45" w:name="_Toc243390873"/>
+      <w:bookmarkStart w:id="45" w:name="_Toc243403498"/>
       <w:r>
         <w:t>RQ1: ví d</w:t>
       </w:r>
@@ -23381,7 +23441,7 @@
           <w:noProof/>
         </w:rPr>
         <w:drawing>
-          <wp:inline distT="0" distB="0" distL="0" distR="0" wp14:anchorId="415DF109" wp14:editId="4BF4B252">
+          <wp:inline distT="0" distB="0" distL="0" distR="0" wp14:anchorId="76C537BF" wp14:editId="06F8968C">
             <wp:extent cx="5580000" cy="2029091"/>
             <wp:effectExtent l="0" t="0" r="0" b="0"/>
             <wp:docPr id="44" name="Picture 44"/>
@@ -23421,7 +23481,7 @@
       <w:pPr>
         <w:pStyle w:val="Caption"/>
       </w:pPr>
-      <w:bookmarkStart w:id="46" w:name="_Toc243390889"/>
+      <w:bookmarkStart w:id="46" w:name="_Toc243403514"/>
       <w:r>
         <w:t xml:space="preserve">Hình </w:t>
       </w:r>
@@ -23525,7 +23585,7 @@
         <w:pStyle w:val="Heading2"/>
         <w:keepNext/>
       </w:pPr>
-      <w:bookmarkStart w:id="47" w:name="_Toc243390874"/>
+      <w:bookmarkStart w:id="47" w:name="_Toc243403499"/>
       <w:r>
         <w:t>Đ</w:t>
       </w:r>
@@ -23830,7 +23890,7 @@
         <w:pStyle w:val="Caption"/>
         <w:keepNext/>
       </w:pPr>
-      <w:bookmarkStart w:id="48" w:name="_Toc243390901"/>
+      <w:bookmarkStart w:id="48" w:name="_Toc243403526"/>
       <w:r>
         <w:t>B</w:t>
       </w:r>
@@ -24411,7 +24471,7 @@
           <w:noProof/>
         </w:rPr>
         <w:drawing>
-          <wp:inline distT="0" distB="0" distL="0" distR="0" wp14:anchorId="0569DBA5" wp14:editId="491BF2FA">
+          <wp:inline distT="0" distB="0" distL="0" distR="0" wp14:anchorId="09B42B97" wp14:editId="5FF8F235">
             <wp:extent cx="4320000" cy="3168000"/>
             <wp:effectExtent l="0" t="0" r="0" b="0"/>
             <wp:docPr id="45" name="Picture 45"/>
@@ -24451,7 +24511,7 @@
       <w:pPr>
         <w:pStyle w:val="Caption"/>
       </w:pPr>
-      <w:bookmarkStart w:id="49" w:name="_Toc243390890"/>
+      <w:bookmarkStart w:id="49" w:name="_Toc243403515"/>
       <w:r>
         <w:t xml:space="preserve">Hình </w:t>
       </w:r>
@@ -24704,7 +24764,7 @@
         <w:pStyle w:val="Heading2"/>
         <w:keepNext/>
       </w:pPr>
-      <w:bookmarkStart w:id="50" w:name="_Toc243390875"/>
+      <w:bookmarkStart w:id="50" w:name="_Toc243403500"/>
       <w:r>
         <w:t>Ả</w:t>
       </w:r>
@@ -24798,7 +24858,7 @@
         <w:pStyle w:val="Caption"/>
         <w:keepNext/>
       </w:pPr>
-      <w:bookmarkStart w:id="51" w:name="_Toc243390902"/>
+      <w:bookmarkStart w:id="51" w:name="_Toc243403527"/>
       <w:r>
         <w:lastRenderedPageBreak/>
         <w:t>B</w:t>
@@ -25865,7 +25925,7 @@
         <w:pStyle w:val="Caption"/>
         <w:keepNext/>
       </w:pPr>
-      <w:bookmarkStart w:id="52" w:name="_Toc243390903"/>
+      <w:bookmarkStart w:id="52" w:name="_Toc243403528"/>
       <w:r>
         <w:t>B</w:t>
       </w:r>
@@ -26455,7 +26515,7 @@
         <w:pStyle w:val="Heading2"/>
         <w:keepNext/>
       </w:pPr>
-      <w:bookmarkStart w:id="53" w:name="_Toc243390876"/>
+      <w:bookmarkStart w:id="53" w:name="_Toc243403501"/>
       <w:r>
         <w:lastRenderedPageBreak/>
         <w:t>K</w:t>
@@ -26559,7 +26619,7 @@
         <w:pStyle w:val="Caption"/>
         <w:keepNext/>
       </w:pPr>
-      <w:bookmarkStart w:id="54" w:name="_Toc243390904"/>
+      <w:bookmarkStart w:id="54" w:name="_Toc243403529"/>
       <w:r>
         <w:t>B</w:t>
       </w:r>
@@ -27522,7 +27582,7 @@
         </w:rPr>
         <w:lastRenderedPageBreak/>
         <w:drawing>
-          <wp:inline distT="0" distB="0" distL="0" distR="0" wp14:anchorId="504536D6" wp14:editId="0A559DAA">
+          <wp:inline distT="0" distB="0" distL="0" distR="0" wp14:anchorId="6C70B77D" wp14:editId="3B3C2741">
             <wp:extent cx="4320000" cy="3168000"/>
             <wp:effectExtent l="0" t="0" r="0" b="0"/>
             <wp:docPr id="46" name="Picture 46"/>
@@ -27562,7 +27622,7 @@
       <w:pPr>
         <w:pStyle w:val="Caption"/>
       </w:pPr>
-      <w:bookmarkStart w:id="55" w:name="_Toc243390891"/>
+      <w:bookmarkStart w:id="55" w:name="_Toc243403516"/>
       <w:r>
         <w:t xml:space="preserve">Hình </w:t>
       </w:r>
@@ -27639,7 +27699,7 @@
         <w:pStyle w:val="Heading2"/>
         <w:keepNext/>
       </w:pPr>
-      <w:bookmarkStart w:id="56" w:name="_Toc243390877"/>
+      <w:bookmarkStart w:id="56" w:name="_Toc243403502"/>
       <w:r>
         <w:t>K</w:t>
       </w:r>
@@ -27871,7 +27931,7 @@
         <w:pStyle w:val="Caption"/>
         <w:keepNext/>
       </w:pPr>
-      <w:bookmarkStart w:id="57" w:name="_Toc243390905"/>
+      <w:bookmarkStart w:id="57" w:name="_Toc243403530"/>
       <w:r>
         <w:t>B</w:t>
       </w:r>
@@ -28811,7 +28871,7 @@
         <w:pStyle w:val="Caption"/>
         <w:keepNext/>
       </w:pPr>
-      <w:bookmarkStart w:id="58" w:name="_Toc243390906"/>
+      <w:bookmarkStart w:id="58" w:name="_Toc243403531"/>
       <w:r>
         <w:lastRenderedPageBreak/>
         <w:t>B</w:t>
@@ -29875,7 +29935,7 @@
         <w:pStyle w:val="Heading2"/>
         <w:keepNext/>
       </w:pPr>
-      <w:bookmarkStart w:id="59" w:name="_Toc243390878"/>
+      <w:bookmarkStart w:id="59" w:name="_Toc243403503"/>
       <w:r>
         <w:t>Gi</w:t>
       </w:r>
@@ -30345,22 +30405,16 @@
         <w:t>c 6.3; C-oracle và A1 ch</w:t>
       </w:r>
       <w:r>
-        <w:t>ỉ</w:t>
-      </w:r>
-      <w:r>
-        <w:t xml:space="preserve"> ch</w:t>
-      </w:r>
-      <w:r>
         <w:t>ạ</w:t>
       </w:r>
       <w:r>
-        <w:t>y n</w:t>
-      </w:r>
-      <w:r>
-        <w:t>ế</w:t>
-      </w:r>
-      <w:r>
-        <w:t>u còn quota.</w:t>
+        <w:t>y thêm sau b</w:t>
+      </w:r>
+      <w:r>
+        <w:t>ộ</w:t>
+      </w:r>
+      <w:r>
+        <w:t xml:space="preserve"> chính.</w:t>
       </w:r>
     </w:p>
     <w:p>
@@ -30370,162 +30424,339 @@
       </w:pPr>
       <w:r>
         <w:lastRenderedPageBreak/>
-        <w:t>- Dùng khóa API c</w:t>
+        <w:t>- T</w:t>
+      </w:r>
+      <w:r>
+        <w:t>ậ</w:t>
+      </w:r>
+      <w:r>
+        <w:t>p test dùng 300 request đ</w:t>
+      </w:r>
+      <w:r>
+        <w:t>ầ</w:t>
+      </w:r>
+      <w:r>
+        <w:t>u c</w:t>
       </w:r>
       <w:r>
         <w:t>ủ</w:t>
       </w:r>
       <w:r>
-        <w:t>a c</w:t>
+        <w:t>a t</w:t>
+      </w:r>
+      <w:r>
+        <w:t>ậ</w:t>
+      </w:r>
+      <w:r>
+        <w:t>p con test (50 m</w:t>
+      </w:r>
+      <w:r>
+        <w:t>ỗ</w:t>
+      </w:r>
+      <w:r>
+        <w:t>i l</w:t>
+      </w:r>
+      <w:r>
+        <w:t>ớ</w:t>
+      </w:r>
+      <w:r>
+        <w:t>p), c</w:t>
+      </w:r>
+      <w:r>
+        <w:t>ố</w:t>
+      </w:r>
+      <w:r>
+        <w:t xml:space="preserve"> đ</w:t>
+      </w:r>
+      <w:r>
+        <w:t>ị</w:t>
+      </w:r>
+      <w:r>
+        <w:t>nh trư</w:t>
+      </w:r>
+      <w:r>
+        <w:t>ớ</w:t>
+      </w:r>
+      <w:r>
+        <w:t>c khi xem k</w:t>
+      </w:r>
+      <w:r>
+        <w:t>ế</w:t>
+      </w:r>
+      <w:r>
+        <w:t>t qu</w:t>
       </w:r>
       <w:r>
         <w:t>ả</w:t>
       </w:r>
       <w:r>
-        <w:t xml:space="preserve"> hai thành viên, luân phiên t</w:t>
-      </w:r>
-      <w:r>
-        <w:t>ự</w:t>
-      </w:r>
-      <w:r>
-        <w:t xml:space="preserve"> đ</w:t>
-      </w:r>
-      <w:r>
-        <w:t>ộ</w:t>
-      </w:r>
-      <w:r>
-        <w:t>ng khi m</w:t>
-      </w:r>
-      <w:r>
-        <w:t>ộ</w:t>
-      </w:r>
-      <w:r>
-        <w:t>t khóa h</w:t>
-      </w:r>
-      <w:r>
-        <w:t>ế</w:t>
-      </w:r>
-      <w:r>
-        <w:t>t quota ngày.</w:t>
+        <w:t>.</w:t>
       </w:r>
     </w:p>
     <w:p>
       <w:pPr>
         <w:pStyle w:val="Nidungvnbn"/>
-        <w:ind w:left="720" w:hanging="283"/>
-      </w:pPr>
-      <w:r>
-        <w:t>- T</w:t>
-      </w:r>
-      <w:r>
-        <w:t>ậ</w:t>
-      </w:r>
-      <w:r>
-        <w:t>p test dùng 300 request đ</w:t>
+      </w:pPr>
+      <w:r>
+        <w:t>Đ</w:t>
+      </w:r>
+      <w:r>
+        <w:t>ể</w:t>
+      </w:r>
+      <w:r>
+        <w:t xml:space="preserve"> hoàn thành đúng h</w:t>
+      </w:r>
+      <w:r>
+        <w:t>ạ</w:t>
+      </w:r>
+      <w:r>
+        <w:t>n và tuân th</w:t>
+      </w:r>
+      <w:r>
+        <w:t>ủ</w:t>
+      </w:r>
+      <w:r>
+        <w:t xml:space="preserve"> đi</w:t>
+      </w:r>
+      <w:r>
+        <w:t>ề</w:t>
+      </w:r>
+      <w:r>
+        <w:t>u kho</w:t>
+      </w:r>
+      <w:r>
+        <w:t>ả</w:t>
+      </w:r>
+      <w:r>
+        <w:t>n s</w:t>
+      </w:r>
+      <w:r>
+        <w:t>ử</w:t>
+      </w:r>
+      <w:r>
+        <w:t xml:space="preserve"> d</w:t>
+      </w:r>
+      <w:r>
+        <w:t>ụ</w:t>
+      </w:r>
+      <w:r>
+        <w:t>ng c</w:t>
+      </w:r>
+      <w:r>
+        <w:t>ủ</w:t>
+      </w:r>
+      <w:r>
+        <w:t>a Groq (không dùng nhi</w:t>
+      </w:r>
+      <w:r>
+        <w:t>ề</w:t>
+      </w:r>
+      <w:r>
+        <w:t>u tài kho</w:t>
+      </w:r>
+      <w:r>
+        <w:t>ả</w:t>
+      </w:r>
+      <w:r>
+        <w:t>n đ</w:t>
+      </w:r>
+      <w:r>
+        <w:t>ể</w:t>
+      </w:r>
+      <w:r>
+        <w:t xml:space="preserve"> vư</w:t>
+      </w:r>
+      <w:r>
+        <w:t>ợ</w:t>
+      </w:r>
+      <w:r>
+        <w:t>t gi</w:t>
+      </w:r>
+      <w:r>
+        <w:t>ớ</w:t>
+      </w:r>
+      <w:r>
+        <w:t>i h</w:t>
+      </w:r>
+      <w:r>
+        <w:t>ạ</w:t>
+      </w:r>
+      <w:r>
+        <w:t>n), t</w:t>
+      </w:r>
+      <w:r>
+        <w:t>ừ</w:t>
+      </w:r>
+      <w:r>
+        <w:t xml:space="preserve"> 20/10 nhóm ch</w:t>
+      </w:r>
+      <w:r>
+        <w:t>ạ</w:t>
+      </w:r>
+      <w:r>
+        <w:t>y ph</w:t>
       </w:r>
       <w:r>
         <w:t>ầ</w:t>
       </w:r>
       <w:r>
-        <w:t>u c</w:t>
-      </w:r>
-      <w:r>
-        <w:t>ủ</w:t>
-      </w:r>
-      <w:r>
-        <w:t>a t</w:t>
-      </w:r>
-      <w:r>
-        <w:t>ậ</w:t>
-      </w:r>
-      <w:r>
-        <w:t>p con test (50 m</w:t>
-      </w:r>
-      <w:r>
-        <w:t>ỗ</w:t>
-      </w:r>
-      <w:r>
-        <w:t>i l</w:t>
+        <w:t>n còn l</w:t>
+      </w:r>
+      <w:r>
+        <w:t>ạ</w:t>
+      </w:r>
+      <w:r>
+        <w:t>i b</w:t>
+      </w:r>
+      <w:r>
+        <w:t>ằ</w:t>
+      </w:r>
+      <w:r>
+        <w:t>ng m</w:t>
+      </w:r>
+      <w:r>
+        <w:t>ộ</w:t>
+      </w:r>
+      <w:r>
+        <w:t>t tài kho</w:t>
+      </w:r>
+      <w:r>
+        <w:t>ả</w:t>
+      </w:r>
+      <w:r>
+        <w:t>n gói tr</w:t>
+      </w:r>
+      <w:r>
+        <w:t>ả</w:t>
+      </w:r>
+      <w:r>
+        <w:t xml:space="preserve"> theo m</w:t>
+      </w:r>
+      <w:r>
+        <w:t>ứ</w:t>
+      </w:r>
+      <w:r>
+        <w:t>c dùng, v</w:t>
       </w:r>
       <w:r>
         <w:t>ớ</w:t>
       </w:r>
       <w:r>
-        <w:t>p), c</w:t>
+        <w:t>i ch</w:t>
       </w:r>
       <w:r>
         <w:t>ố</w:t>
       </w:r>
       <w:r>
-        <w:t xml:space="preserve"> đ</w:t>
-      </w:r>
-      <w:r>
-        <w:t>ị</w:t>
-      </w:r>
-      <w:r>
-        <w:t>nh trư</w:t>
+        <w:t>t ngân sách trong code đ</w:t>
+      </w:r>
+      <w:r>
+        <w:t>ể</w:t>
+      </w:r>
+      <w:r>
+        <w:t xml:space="preserve"> t</w:t>
+      </w:r>
+      <w:r>
+        <w:t>ổ</w:t>
+      </w:r>
+      <w:r>
+        <w:t>ng chi phí không vư</w:t>
+      </w:r>
+      <w:r>
+        <w:t>ợ</w:t>
+      </w:r>
+      <w:r>
+        <w:t>t 5 USD. C</w:t>
+      </w:r>
+      <w:r>
+        <w:t>ấ</w:t>
+      </w:r>
+      <w:r>
+        <w:t>u hình thí nghi</w:t>
+      </w:r>
+      <w:r>
+        <w:t>ệ</w:t>
+      </w:r>
+      <w:r>
+        <w:t>m gi</w:t>
+      </w:r>
+      <w:r>
+        <w:t>ữ</w:t>
+      </w:r>
+      <w:r>
+        <w:t xml:space="preserve"> nguyên như trên, nên các run đã ch</w:t>
+      </w:r>
+      <w:r>
+        <w:t>ạ</w:t>
+      </w:r>
+      <w:r>
+        <w:t>y trên gói mi</w:t>
+      </w:r>
+      <w:r>
+        <w:t>ễ</w:t>
+      </w:r>
+      <w:r>
+        <w:t>n phí v</w:t>
+      </w:r>
+      <w:r>
+        <w:t>ẫ</w:t>
+      </w:r>
+      <w:r>
+        <w:t>n so sánh đư</w:t>
+      </w:r>
+      <w:r>
+        <w:t>ợ</w:t>
+      </w:r>
+      <w:r>
+        <w:t>c v</w:t>
       </w:r>
       <w:r>
         <w:t>ớ</w:t>
       </w:r>
       <w:r>
-        <w:t>c khi xem k</w:t>
-      </w:r>
-      <w:r>
-        <w:t>ế</w:t>
-      </w:r>
-      <w:r>
-        <w:t>t qu</w:t>
+        <w:t>i các run sau. Ph</w:t>
+      </w:r>
+      <w:r>
+        <w:t>ầ</w:t>
+      </w:r>
+      <w:r>
+        <w:t>n còn l</w:t>
+      </w:r>
+      <w:r>
+        <w:t>ạ</w:t>
+      </w:r>
+      <w:r>
+        <w:t>i c</w:t>
+      </w:r>
+      <w:r>
+        <w:t>ầ</w:t>
+      </w:r>
+      <w:r>
+        <w:t>n kho</w:t>
       </w:r>
       <w:r>
         <w:t>ả</w:t>
       </w:r>
       <w:r>
-        <w:t>.</w:t>
-      </w:r>
-    </w:p>
-    <w:p>
-      <w:pPr>
-        <w:pStyle w:val="Nidungvnbn"/>
-      </w:pPr>
-      <w:r>
-        <w:t>V</w:t>
+        <w:t>ng 3,3 tri</w:t>
+      </w:r>
+      <w:r>
+        <w:t>ệ</w:t>
+      </w:r>
+      <w:r>
+        <w:t>u token, chi phí ư</w:t>
       </w:r>
       <w:r>
         <w:t>ớ</w:t>
       </w:r>
       <w:r>
-        <w:t>i hai khóa, b</w:t>
-      </w:r>
-      <w:r>
-        <w:t>ộ</w:t>
-      </w:r>
-      <w:r>
-        <w:t xml:space="preserve"> chính trên validation c</w:t>
-      </w:r>
-      <w:r>
-        <w:t>ầ</w:t>
-      </w:r>
-      <w:r>
-        <w:t>n kho</w:t>
-      </w:r>
-      <w:r>
-        <w:t>ả</w:t>
-      </w:r>
-      <w:r>
-        <w:t>ng 3 ngày quota và t</w:t>
-      </w:r>
-      <w:r>
-        <w:t>ậ</w:t>
-      </w:r>
-      <w:r>
-        <w:t>p test kho</w:t>
-      </w:r>
-      <w:r>
-        <w:t>ả</w:t>
-      </w:r>
-      <w:r>
-        <w:t>ng 4,5 ngày.</w:t>
+        <w:t>c tính dư</w:t>
+      </w:r>
+      <w:r>
+        <w:t>ớ</w:t>
+      </w:r>
+      <w:r>
+        <w:t>i 1 USD.</w:t>
       </w:r>
     </w:p>
     <w:p>
@@ -30534,7 +30765,7 @@
         <w:keepNext/>
         <w:pageBreakBefore/>
       </w:pPr>
-      <w:bookmarkStart w:id="60" w:name="_Toc243390879"/>
+      <w:bookmarkStart w:id="60" w:name="_Toc243403504"/>
       <w:r>
         <w:lastRenderedPageBreak/>
         <w:t>K</w:t>
@@ -30582,7 +30813,7 @@
         <w:pStyle w:val="Heading2"/>
         <w:keepNext/>
       </w:pPr>
-      <w:bookmarkStart w:id="61" w:name="_Toc243390880"/>
+      <w:bookmarkStart w:id="61" w:name="_Toc243403505"/>
       <w:r>
         <w:t>K</w:t>
       </w:r>
@@ -30998,7 +31229,7 @@
         <w:pStyle w:val="Heading2"/>
         <w:keepNext/>
       </w:pPr>
-      <w:bookmarkStart w:id="62" w:name="_Toc243390881"/>
+      <w:bookmarkStart w:id="62" w:name="_Toc243403506"/>
       <w:r>
         <w:t>H</w:t>
       </w:r>
@@ -31340,37 +31571,25 @@
         <w:t>ệ</w:t>
       </w:r>
       <w:r>
-        <w:t>m b</w:t>
-      </w:r>
-      <w:r>
-        <w:t>ị</w:t>
-      </w:r>
-      <w:r>
-        <w:t xml:space="preserve"> gi</w:t>
-      </w:r>
-      <w:r>
-        <w:t>ớ</w:t>
-      </w:r>
-      <w:r>
-        <w:t>i h</w:t>
-      </w:r>
-      <w:r>
-        <w:t>ạ</w:t>
-      </w:r>
-      <w:r>
-        <w:t>n b</w:t>
-      </w:r>
-      <w:r>
-        <w:t>ở</w:t>
-      </w:r>
-      <w:r>
-        <w:t>i quota API mi</w:t>
+        <w:t>m (k = 4, test 300 request) đư</w:t>
+      </w:r>
+      <w:r>
+        <w:t>ợ</w:t>
+      </w:r>
+      <w:r>
+        <w:t>c ch</w:t>
+      </w:r>
+      <w:r>
+        <w:t>ố</w:t>
+      </w:r>
+      <w:r>
+        <w:t>t khi còn dùng gói API mi</w:t>
       </w:r>
       <w:r>
         <w:t>ễ</w:t>
       </w:r>
       <w:r>
-        <w:t>n phí (k = 4, test 300 request).</w:t>
+        <w:t>n phí.</w:t>
       </w:r>
     </w:p>
     <w:p>
@@ -31378,7 +31597,7 @@
         <w:pStyle w:val="Heading2"/>
         <w:keepNext/>
       </w:pPr>
-      <w:bookmarkStart w:id="63" w:name="_Toc243390882"/>
+      <w:bookmarkStart w:id="63" w:name="_Toc243403507"/>
       <w:r>
         <w:lastRenderedPageBreak/>
         <w:t>K</w:t>
@@ -31417,7 +31636,7 @@
         <w:pStyle w:val="Caption"/>
         <w:keepNext/>
       </w:pPr>
-      <w:bookmarkStart w:id="64" w:name="_Toc243390907"/>
+      <w:bookmarkStart w:id="64" w:name="_Toc243403532"/>
       <w:r>
         <w:t>B</w:t>
       </w:r>
@@ -31620,7 +31839,7 @@
               <w:rPr>
                 <w:sz w:val="22"/>
               </w:rPr>
-              <w:t>20–22/10</w:t>
+              <w:t>20–21/10</w:t>
             </w:r>
           </w:p>
         </w:tc>
@@ -31650,19 +31869,31 @@
               <w:rPr>
                 <w:sz w:val="22"/>
               </w:rPr>
-              <w:t>y B, BAL, C prior kNN, C prior LLM trên validation b</w:t>
-            </w:r>
-            <w:r>
-              <w:rPr>
-                <w:sz w:val="22"/>
-              </w:rPr>
-              <w:t>ằ</w:t>
-            </w:r>
-            <w:r>
-              <w:rPr>
-                <w:sz w:val="22"/>
-              </w:rPr>
-              <w:t>ng hai khóa API</w:t>
+              <w:t>y n</w:t>
+            </w:r>
+            <w:r>
+              <w:rPr>
+                <w:sz w:val="22"/>
+              </w:rPr>
+              <w:t>ố</w:t>
+            </w:r>
+            <w:r>
+              <w:rPr>
+                <w:sz w:val="22"/>
+              </w:rPr>
+              <w:t>t B, BAL và ch</w:t>
+            </w:r>
+            <w:r>
+              <w:rPr>
+                <w:sz w:val="22"/>
+              </w:rPr>
+              <w:t>ạ</w:t>
+            </w:r>
+            <w:r>
+              <w:rPr>
+                <w:sz w:val="22"/>
+              </w:rPr>
+              <w:t>y C prior kNN, C prior LLM, C-oracle, A1 trên validation</w:t>
             </w:r>
           </w:p>
         </w:tc>
@@ -31751,7 +31982,7 @@
               <w:rPr>
                 <w:sz w:val="22"/>
               </w:rPr>
-              <w:t>p 60 m</w:t>
+              <w:t>p các m</w:t>
             </w:r>
             <w:r>
               <w:rPr>
@@ -31763,31 +31994,19 @@
               <w:rPr>
                 <w:sz w:val="22"/>
               </w:rPr>
-              <w:t>u nhãn; ch</w:t>
-            </w:r>
-            <w:r>
-              <w:rPr>
-                <w:sz w:val="22"/>
-              </w:rPr>
-              <w:t>ạ</w:t>
-            </w:r>
-            <w:r>
-              <w:rPr>
-                <w:sz w:val="22"/>
-              </w:rPr>
-              <w:t>y C-oracle n</w:t>
-            </w:r>
-            <w:r>
-              <w:rPr>
-                <w:sz w:val="22"/>
-              </w:rPr>
-              <w:t>ế</w:t>
-            </w:r>
-            <w:r>
-              <w:rPr>
-                <w:sz w:val="22"/>
-              </w:rPr>
-              <w:t>u còn quota</w:t>
+              <w:t>u nhãn và các request Normal b</w:t>
+            </w:r>
+            <w:r>
+              <w:rPr>
+                <w:sz w:val="22"/>
+              </w:rPr>
+              <w:t>ị</w:t>
+            </w:r>
+            <w:r>
+              <w:rPr>
+                <w:sz w:val="22"/>
+              </w:rPr>
+              <w:t xml:space="preserve"> đoán sai</w:t>
             </w:r>
           </w:p>
         </w:tc>
@@ -31916,7 +32135,7 @@
               <w:rPr>
                 <w:sz w:val="22"/>
               </w:rPr>
-              <w:t>29/10–04/11</w:t>
+              <w:t>29–31/10</w:t>
             </w:r>
           </w:p>
         </w:tc>
@@ -31994,7 +32213,48 @@
               <w:rPr>
                 <w:sz w:val="22"/>
               </w:rPr>
-              <w:t xml:space="preserve"> chính; phân tích l</w:t>
+              <w:t xml:space="preserve"> chính</w:t>
+            </w:r>
+          </w:p>
+        </w:tc>
+      </w:tr>
+      <w:tr>
+        <w:trPr>
+          <w:cantSplit/>
+          <w:jc w:val="center"/>
+        </w:trPr>
+        <w:tc>
+          <w:tcPr>
+            <w:tcW w:w="1701" w:type="dxa"/>
+          </w:tcPr>
+          <w:p>
+            <w:pPr>
+              <w:keepNext/>
+              <w:spacing w:before="40" w:after="40"/>
+            </w:pPr>
+            <w:r>
+              <w:rPr>
+                <w:sz w:val="22"/>
+              </w:rPr>
+              <w:t>01–08/11</w:t>
+            </w:r>
+          </w:p>
+        </w:tc>
+        <w:tc>
+          <w:tcPr>
+            <w:tcW w:w="7087" w:type="dxa"/>
+          </w:tcPr>
+          <w:p>
+            <w:pPr>
+              <w:keepNext/>
+              <w:spacing w:before="40" w:after="40"/>
+              <w:jc w:val="center"/>
+            </w:pPr>
+            <w:r>
+              <w:rPr>
+                <w:sz w:val="22"/>
+              </w:rPr>
+              <w:t>Phân tích l</w:t>
             </w:r>
             <w:r>
               <w:rPr>
@@ -32018,7 +32278,19 @@
               <w:rPr>
                 <w:sz w:val="22"/>
               </w:rPr>
-              <w:t>p</w:t>
+              <w:t>p, prior sai, nhãn nhi</w:t>
+            </w:r>
+            <w:r>
+              <w:rPr>
+                <w:sz w:val="22"/>
+              </w:rPr>
+              <w:t>ễ</w:t>
+            </w:r>
+            <w:r>
+              <w:rPr>
+                <w:sz w:val="22"/>
+              </w:rPr>
+              <w:t>u</w:t>
             </w:r>
           </w:p>
         </w:tc>
@@ -32150,43 +32422,73 @@
         <w:pStyle w:val="Nidungvnbn"/>
       </w:pPr>
       <w:r>
-        <w:t>Ngân sách ư</w:t>
-      </w:r>
-      <w:r>
-        <w:t>ớ</w:t>
-      </w:r>
-      <w:r>
-        <w:t>c tính kho</w:t>
+        <w:t>Ph</w:t>
+      </w:r>
+      <w:r>
+        <w:t>ầ</w:t>
+      </w:r>
+      <w:r>
+        <w:t>n còn l</w:t>
+      </w:r>
+      <w:r>
+        <w:t>ạ</w:t>
+      </w:r>
+      <w:r>
+        <w:t>i c</w:t>
+      </w:r>
+      <w:r>
+        <w:t>ầ</w:t>
+      </w:r>
+      <w:r>
+        <w:t>n kho</w:t>
       </w:r>
       <w:r>
         <w:t>ả</w:t>
       </w:r>
       <w:r>
-        <w:t>ng 2,9 tri</w:t>
+        <w:t>ng 3,3 tri</w:t>
       </w:r>
       <w:r>
         <w:t>ệ</w:t>
       </w:r>
       <w:r>
-        <w:t>u token cho b</w:t>
+        <w:t>u token (validation và test), ch</w:t>
+      </w:r>
+      <w:r>
+        <w:t>ạ</w:t>
+      </w:r>
+      <w:r>
+        <w:t>y b</w:t>
+      </w:r>
+      <w:r>
+        <w:t>ằ</w:t>
+      </w:r>
+      <w:r>
+        <w:t>ng m</w:t>
       </w:r>
       <w:r>
         <w:t>ộ</w:t>
       </w:r>
       <w:r>
-        <w:t xml:space="preserve"> chính (validation và test), tương đương kho</w:t>
+        <w:t>t tài kho</w:t>
       </w:r>
       <w:r>
         <w:t>ả</w:t>
       </w:r>
       <w:r>
-        <w:t>ng 7,5 ngày quota c</w:t>
-      </w:r>
-      <w:r>
-        <w:t>ủ</w:t>
-      </w:r>
-      <w:r>
-        <w:t>a hai khóa. N</w:t>
+        <w:t>n gói tr</w:t>
+      </w:r>
+      <w:r>
+        <w:t>ả</w:t>
+      </w:r>
+      <w:r>
+        <w:t xml:space="preserve"> theo m</w:t>
+      </w:r>
+      <w:r>
+        <w:t>ứ</w:t>
+      </w:r>
+      <w:r>
+        <w:t>c dùng. N</w:t>
       </w:r>
       <w:r>
         <w:t>ế</w:t>
@@ -32272,7 +32574,7 @@
         </w:numPr>
         <w:jc w:val="center"/>
       </w:pPr>
-      <w:bookmarkStart w:id="65" w:name="_Toc243390883"/>
+      <w:bookmarkStart w:id="65" w:name="_Toc243403508"/>
       <w:r>
         <w:lastRenderedPageBreak/>
         <w:t>TÀI LI</w:t>
@@ -32494,7 +32796,7 @@
         </w:numPr>
         <w:jc w:val="center"/>
       </w:pPr>
-      <w:bookmarkStart w:id="66" w:name="_Toc243390884"/>
+      <w:bookmarkStart w:id="66" w:name="_Toc243403509"/>
       <w:r>
         <w:lastRenderedPageBreak/>
         <w:t>PH</w:t>
@@ -32611,7 +32913,7 @@
         <w:pStyle w:val="Caption"/>
         <w:keepNext/>
       </w:pPr>
-      <w:bookmarkStart w:id="67" w:name="_Toc243390908"/>
+      <w:bookmarkStart w:id="67" w:name="_Toc243403533"/>
       <w:r>
         <w:t>B</w:t>
       </w:r>
@@ -33085,7 +33387,7 @@
         </w:numPr>
         <w:jc w:val="center"/>
       </w:pPr>
-      <w:bookmarkStart w:id="68" w:name="_Toc243390885"/>
+      <w:bookmarkStart w:id="68" w:name="_Toc243403510"/>
       <w:r>
         <w:lastRenderedPageBreak/>
         <w:t>PH</w:t>
@@ -33286,7 +33588,7 @@
                 <w:rFonts w:ascii="Consolas" w:hAnsi="Consolas" w:cs="Consolas"/>
                 <w:sz w:val="16"/>
               </w:rPr>
-              <w:t>bash src/experiments/run_suite.sh validation   # A0, B, BAL, C; khóa trong .env, .env.tv2</w:t>
+              <w:t>bash src/experiments/run_suite.sh validation   # A0, B, BAL, C; khóa API trong .env</w:t>
             </w:r>
           </w:p>
           <w:p>
